--- a/All_Books/10_UNIVERSE_BEYOND_BIG_BANG/UNIVERSE_BEYOND_BIG_BANG_zh.docx
+++ b/All_Books/10_UNIVERSE_BEYOND_BIG_BANG/UNIVERSE_BEYOND_BIG_BANG_zh.docx
@@ -256,8 +256,6 @@
           <w:szCs w:val="28"/>
         </w:rPr>
       </w:pPr>
-      <w:bookmarkStart w:id="32" w:name="_GoBack"/>
-      <w:bookmarkEnd w:id="32"/>
     </w:p>
     <w:p>
       <w:pPr>
@@ -3356,7 +3354,7 @@
           <w:szCs w:val="16"/>
         </w:rPr>
         <w:pict>
-          <v:rect id="_x0000_i1036" o:spt="1" style="height:1.5pt;width:558.25pt;" fillcolor="#A0A0A0" filled="t" stroked="f" coordsize="21600,21600" o:hr="t" o:hrstd="t" o:hrpct="0" o:hralign="center">
+          <v:rect id="_x0000_i1025" o:spt="1" style="height:1.5pt;width:558.25pt;" fillcolor="#A0A0A0" filled="t" stroked="f" coordsize="21600,21600" o:hr="t" o:hrstd="t" o:hrpct="0" o:hralign="center">
             <v:path/>
             <v:fill on="t" focussize="0,0"/>
             <v:stroke on="f"/>
@@ -3444,6 +3442,7 @@
         <w:keepLines w:val="0"/>
         <w:widowControl/>
         <w:numPr>
+          <w:ilvl w:val="0"/>
           <w:numId w:val="0"/>
         </w:numPr>
         <w:suppressLineNumbers w:val="0"/>
@@ -3461,6 +3460,7 @@
         <w:keepLines w:val="0"/>
         <w:widowControl/>
         <w:numPr>
+          <w:ilvl w:val="0"/>
           <w:numId w:val="0"/>
         </w:numPr>
         <w:suppressLineNumbers w:val="0"/>
@@ -3478,6 +3478,7 @@
         <w:keepLines w:val="0"/>
         <w:widowControl/>
         <w:numPr>
+          <w:ilvl w:val="0"/>
           <w:numId w:val="0"/>
         </w:numPr>
         <w:suppressLineNumbers w:val="0"/>
@@ -3495,6 +3496,7 @@
         <w:keepLines w:val="0"/>
         <w:widowControl/>
         <w:numPr>
+          <w:ilvl w:val="0"/>
           <w:numId w:val="0"/>
         </w:numPr>
         <w:suppressLineNumbers w:val="0"/>
@@ -3837,6 +3839,7 @@
         <w:keepLines w:val="0"/>
         <w:widowControl/>
         <w:numPr>
+          <w:ilvl w:val="0"/>
           <w:numId w:val="0"/>
         </w:numPr>
         <w:suppressLineNumbers w:val="0"/>
@@ -4291,6 +4294,7 @@
         <w:keepLines w:val="0"/>
         <w:widowControl/>
         <w:numPr>
+          <w:ilvl w:val="0"/>
           <w:numId w:val="0"/>
         </w:numPr>
         <w:suppressLineNumbers w:val="0"/>
@@ -4717,6 +4721,7 @@
         <w:keepLines w:val="0"/>
         <w:widowControl/>
         <w:numPr>
+          <w:ilvl w:val="0"/>
           <w:numId w:val="0"/>
         </w:numPr>
         <w:suppressLineNumbers w:val="0"/>
@@ -5069,6 +5074,7 @@
         <w:keepLines w:val="0"/>
         <w:widowControl/>
         <w:numPr>
+          <w:ilvl w:val="0"/>
           <w:numId w:val="0"/>
         </w:numPr>
         <w:suppressLineNumbers w:val="0"/>
@@ -5576,6 +5582,7 @@
         <w:keepLines w:val="0"/>
         <w:widowControl/>
         <w:numPr>
+          <w:ilvl w:val="0"/>
           <w:numId w:val="0"/>
         </w:numPr>
         <w:suppressLineNumbers w:val="0"/>
@@ -5594,6 +5601,7 @@
         <w:keepLines w:val="0"/>
         <w:widowControl/>
         <w:numPr>
+          <w:ilvl w:val="0"/>
           <w:numId w:val="0"/>
         </w:numPr>
         <w:suppressLineNumbers w:val="0"/>
@@ -5612,6 +5620,7 @@
         <w:keepLines w:val="0"/>
         <w:widowControl/>
         <w:numPr>
+          <w:ilvl w:val="0"/>
           <w:numId w:val="0"/>
         </w:numPr>
         <w:suppressLineNumbers w:val="0"/>
@@ -6024,6 +6033,7 @@
         <w:keepLines w:val="0"/>
         <w:widowControl/>
         <w:numPr>
+          <w:ilvl w:val="0"/>
           <w:numId w:val="0"/>
         </w:numPr>
         <w:suppressLineNumbers w:val="0"/>
@@ -6316,6 +6326,7 @@
         <w:keepLines w:val="0"/>
         <w:widowControl/>
         <w:numPr>
+          <w:ilvl w:val="0"/>
           <w:numId w:val="0"/>
         </w:numPr>
         <w:suppressLineNumbers w:val="0"/>
@@ -6578,6 +6589,7 @@
         <w:keepLines w:val="0"/>
         <w:widowControl/>
         <w:numPr>
+          <w:ilvl w:val="0"/>
           <w:numId w:val="0"/>
         </w:numPr>
         <w:suppressLineNumbers w:val="0"/>
@@ -6780,6 +6792,7 @@
         <w:keepLines w:val="0"/>
         <w:widowControl/>
         <w:numPr>
+          <w:ilvl w:val="0"/>
           <w:numId w:val="0"/>
         </w:numPr>
         <w:suppressLineNumbers w:val="0"/>
@@ -7154,6 +7167,7 @@
         <w:keepLines w:val="0"/>
         <w:widowControl/>
         <w:numPr>
+          <w:ilvl w:val="0"/>
           <w:numId w:val="0"/>
         </w:numPr>
         <w:suppressLineNumbers w:val="0"/>
@@ -7172,6 +7186,7 @@
         <w:keepLines w:val="0"/>
         <w:widowControl/>
         <w:numPr>
+          <w:ilvl w:val="0"/>
           <w:numId w:val="0"/>
         </w:numPr>
         <w:suppressLineNumbers w:val="0"/>
@@ -7190,6 +7205,7 @@
         <w:keepLines w:val="0"/>
         <w:widowControl/>
         <w:numPr>
+          <w:ilvl w:val="0"/>
           <w:numId w:val="0"/>
         </w:numPr>
         <w:suppressLineNumbers w:val="0"/>
@@ -7659,6 +7675,7 @@
         <w:keepLines w:val="0"/>
         <w:widowControl/>
         <w:numPr>
+          <w:ilvl w:val="0"/>
           <w:numId w:val="0"/>
         </w:numPr>
         <w:suppressLineNumbers w:val="0"/>
@@ -8129,6 +8146,7 @@
         <w:keepLines w:val="0"/>
         <w:widowControl/>
         <w:numPr>
+          <w:ilvl w:val="0"/>
           <w:numId w:val="0"/>
         </w:numPr>
         <w:suppressLineNumbers w:val="0"/>
@@ -8576,6 +8594,7 @@
         <w:keepLines w:val="0"/>
         <w:widowControl/>
         <w:numPr>
+          <w:ilvl w:val="0"/>
           <w:numId w:val="0"/>
         </w:numPr>
         <w:suppressLineNumbers w:val="0"/>
@@ -9083,6 +9102,7 @@
         <w:keepLines w:val="0"/>
         <w:widowControl/>
         <w:numPr>
+          <w:ilvl w:val="0"/>
           <w:numId w:val="0"/>
         </w:numPr>
         <w:suppressLineNumbers w:val="0"/>
@@ -9833,6 +9853,7 @@
         <w:keepLines w:val="0"/>
         <w:widowControl/>
         <w:numPr>
+          <w:ilvl w:val="0"/>
           <w:numId w:val="0"/>
         </w:numPr>
         <w:suppressLineNumbers w:val="0"/>
@@ -9851,6 +9872,7 @@
         <w:keepLines w:val="0"/>
         <w:widowControl/>
         <w:numPr>
+          <w:ilvl w:val="0"/>
           <w:numId w:val="0"/>
         </w:numPr>
         <w:suppressLineNumbers w:val="0"/>
@@ -9869,6 +9891,7 @@
         <w:keepLines w:val="0"/>
         <w:widowControl/>
         <w:numPr>
+          <w:ilvl w:val="0"/>
           <w:numId w:val="0"/>
         </w:numPr>
         <w:suppressLineNumbers w:val="0"/>
@@ -9887,6 +9910,7 @@
         <w:keepLines w:val="0"/>
         <w:widowControl/>
         <w:numPr>
+          <w:ilvl w:val="0"/>
           <w:numId w:val="0"/>
         </w:numPr>
         <w:suppressLineNumbers w:val="0"/>
@@ -10098,6 +10122,7 @@
         <w:keepLines w:val="0"/>
         <w:widowControl/>
         <w:numPr>
+          <w:ilvl w:val="0"/>
           <w:numId w:val="0"/>
         </w:numPr>
         <w:suppressLineNumbers w:val="0"/>
@@ -10337,6 +10362,7 @@
         <w:keepLines w:val="0"/>
         <w:widowControl/>
         <w:numPr>
+          <w:ilvl w:val="0"/>
           <w:numId w:val="0"/>
         </w:numPr>
         <w:suppressLineNumbers w:val="0"/>
@@ -10832,6 +10858,7 @@
         <w:keepLines w:val="0"/>
         <w:widowControl/>
         <w:numPr>
+          <w:ilvl w:val="0"/>
           <w:numId w:val="0"/>
         </w:numPr>
         <w:suppressLineNumbers w:val="0"/>
@@ -10850,6 +10877,7 @@
         <w:keepLines w:val="0"/>
         <w:widowControl/>
         <w:numPr>
+          <w:ilvl w:val="0"/>
           <w:numId w:val="0"/>
         </w:numPr>
         <w:suppressLineNumbers w:val="0"/>
@@ -10868,6 +10896,7 @@
         <w:keepLines w:val="0"/>
         <w:widowControl/>
         <w:numPr>
+          <w:ilvl w:val="0"/>
           <w:numId w:val="0"/>
         </w:numPr>
         <w:suppressLineNumbers w:val="0"/>
@@ -10886,6 +10915,7 @@
         <w:keepLines w:val="0"/>
         <w:widowControl/>
         <w:numPr>
+          <w:ilvl w:val="0"/>
           <w:numId w:val="0"/>
         </w:numPr>
         <w:suppressLineNumbers w:val="0"/>
@@ -11884,6 +11914,7 @@
         <w:keepLines w:val="0"/>
         <w:widowControl/>
         <w:numPr>
+          <w:ilvl w:val="0"/>
           <w:numId w:val="0"/>
         </w:numPr>
         <w:suppressLineNumbers w:val="0"/>
@@ -12160,6 +12191,7 @@
         <w:keepLines w:val="0"/>
         <w:widowControl/>
         <w:numPr>
+          <w:ilvl w:val="0"/>
           <w:numId w:val="0"/>
         </w:numPr>
         <w:suppressLineNumbers w:val="0"/>
@@ -12622,6 +12654,7 @@
         <w:keepLines w:val="0"/>
         <w:widowControl/>
         <w:numPr>
+          <w:ilvl w:val="0"/>
           <w:numId w:val="0"/>
         </w:numPr>
         <w:suppressLineNumbers w:val="0"/>
@@ -12639,6 +12672,7 @@
         <w:keepLines w:val="0"/>
         <w:widowControl/>
         <w:numPr>
+          <w:ilvl w:val="0"/>
           <w:numId w:val="0"/>
         </w:numPr>
         <w:suppressLineNumbers w:val="0"/>
@@ -12656,6 +12690,7 @@
         <w:keepLines w:val="0"/>
         <w:widowControl/>
         <w:numPr>
+          <w:ilvl w:val="0"/>
           <w:numId w:val="0"/>
         </w:numPr>
         <w:suppressLineNumbers w:val="0"/>
@@ -12673,6 +12708,7 @@
         <w:keepLines w:val="0"/>
         <w:widowControl/>
         <w:numPr>
+          <w:ilvl w:val="0"/>
           <w:numId w:val="0"/>
         </w:numPr>
         <w:suppressLineNumbers w:val="0"/>
@@ -13023,6 +13059,7 @@
         <w:keepLines w:val="0"/>
         <w:widowControl/>
         <w:numPr>
+          <w:ilvl w:val="0"/>
           <w:numId w:val="0"/>
         </w:numPr>
         <w:suppressLineNumbers w:val="0"/>
@@ -13428,6 +13465,7 @@
         <w:keepLines w:val="0"/>
         <w:widowControl/>
         <w:numPr>
+          <w:ilvl w:val="0"/>
           <w:numId w:val="0"/>
         </w:numPr>
         <w:suppressLineNumbers w:val="0"/>
@@ -13941,6 +13979,7 @@
         <w:keepLines w:val="0"/>
         <w:widowControl/>
         <w:numPr>
+          <w:ilvl w:val="0"/>
           <w:numId w:val="0"/>
         </w:numPr>
         <w:suppressLineNumbers w:val="0"/>
@@ -14285,21 +14324,7 @@
           <w:szCs w:val="28"/>
           <w:shd w:val="clear" w:fill="FFFFFF"/>
         </w:rPr>
-        <w:t>看見身體精微的能量結構（</w:t>
-      </w:r>
-      <w:r>
-        <w:rPr>
-          <w:rFonts w:hint="eastAsia" w:ascii="SimSun" w:hAnsi="SimSun" w:eastAsia="SimSun" w:cs="SimSun"/>
-          <w:i w:val="0"/>
-          <w:iCs w:val="0"/>
-          <w:caps w:val="0"/>
-          <w:color w:val="1A1C1E"/>
-          <w:spacing w:val="0"/>
-          <w:sz w:val="28"/>
-          <w:szCs w:val="28"/>
-          <w:shd w:val="clear" w:fill="FFFFFF"/>
-        </w:rPr>
-        <w:t>經脈、丹田）。</w:t>
+        <w:t>看見身體精微的能量結構（經脈、丹田）。</w:t>
       </w:r>
     </w:p>
     <w:p>
@@ -14525,6 +14550,7 @@
         <w:keepLines w:val="0"/>
         <w:widowControl/>
         <w:numPr>
+          <w:ilvl w:val="0"/>
           <w:numId w:val="0"/>
         </w:numPr>
         <w:suppressLineNumbers w:val="0"/>
@@ -14543,6 +14569,7 @@
         <w:keepLines w:val="0"/>
         <w:widowControl/>
         <w:numPr>
+          <w:ilvl w:val="0"/>
           <w:numId w:val="0"/>
         </w:numPr>
         <w:suppressLineNumbers w:val="0"/>
@@ -14561,6 +14588,7 @@
         <w:keepLines w:val="0"/>
         <w:widowControl/>
         <w:numPr>
+          <w:ilvl w:val="0"/>
           <w:numId w:val="0"/>
         </w:numPr>
         <w:suppressLineNumbers w:val="0"/>
@@ -14579,6 +14607,7 @@
         <w:keepLines w:val="0"/>
         <w:widowControl/>
         <w:numPr>
+          <w:ilvl w:val="0"/>
           <w:numId w:val="0"/>
         </w:numPr>
         <w:suppressLineNumbers w:val="0"/>
@@ -14827,6 +14856,7 @@
         <w:keepLines w:val="0"/>
         <w:widowControl/>
         <w:numPr>
+          <w:ilvl w:val="0"/>
           <w:numId w:val="0"/>
         </w:numPr>
         <w:suppressLineNumbers w:val="0"/>
@@ -15038,6 +15068,7 @@
         <w:keepLines w:val="0"/>
         <w:widowControl/>
         <w:numPr>
+          <w:ilvl w:val="0"/>
           <w:numId w:val="0"/>
         </w:numPr>
         <w:suppressLineNumbers w:val="0"/>
@@ -15175,21 +15206,7 @@
           <w:szCs w:val="28"/>
           <w:shd w:val="clear" w:fill="FFFFFF"/>
         </w:rPr>
-        <w:t>「空中城市」現象或稱複雜蜃景（Fata Morgana）：這是一種複雜影像，如摩天大樓或城郭，突然出現又消失的現象。常規的科學解釋認為這是一種由光線折射所引起的海市蜃樓。這種解釋在許多情況下是正確的。但它能解釋所有情況嗎？是否在某些罕見的</w:t>
-      </w:r>
-      <w:r>
-        <w:rPr>
-          <w:rFonts w:hint="eastAsia" w:ascii="SimSun" w:hAnsi="SimSun" w:eastAsia="SimSun" w:cs="SimSun"/>
-          <w:i w:val="0"/>
-          <w:iCs w:val="0"/>
-          <w:caps w:val="0"/>
-          <w:color w:val="1A1C1E"/>
-          <w:spacing w:val="0"/>
-          <w:sz w:val="28"/>
-          <w:szCs w:val="28"/>
-          <w:shd w:val="clear" w:fill="FFFFFF"/>
-        </w:rPr>
-        <w:t>案例中，那並非反射，而是一種「影像洩漏」，是我們的實相與另一個平行空間維度中的實相暫時重疊的結果？</w:t>
+        <w:t>「空中城市」現象或稱複雜蜃景（Fata Morgana）：這是一種複雜影像，如摩天大樓或城郭，突然出現又消失的現象。常規的科學解釋認為這是一種由光線折射所引起的海市蜃樓。這種解釋在許多情況下是正確的。但它能解釋所有情況嗎？是否在某些罕見的案例中，那並非反射，而是一種「影像洩漏」，是我們的實相與另一個平行空間維度中的實相暫時重疊的結果？</w:t>
       </w:r>
     </w:p>
     <w:p>
@@ -15234,21 +15251,7 @@
           <w:szCs w:val="28"/>
           <w:shd w:val="clear" w:fill="FFFFFF"/>
         </w:rPr>
-        <w:t>百慕達三角與其他神秘的「漩渦區」：關於船隻與飛機在百慕達三角無影無蹤地消失的故事，已成為大眾文化的一部分。儘管許多案例已</w:t>
-      </w:r>
-      <w:r>
-        <w:rPr>
-          <w:rFonts w:hint="eastAsia" w:ascii="SimSun" w:hAnsi="SimSun" w:eastAsia="SimSun" w:cs="SimSun"/>
-          <w:i w:val="0"/>
-          <w:iCs w:val="0"/>
-          <w:caps w:val="0"/>
-          <w:color w:val="1A1C1E"/>
-          <w:spacing w:val="0"/>
-          <w:sz w:val="28"/>
-          <w:szCs w:val="28"/>
-          <w:shd w:val="clear" w:fill="FFFFFF"/>
-        </w:rPr>
-        <w:t>被證實是由於惡劣天氣或人為失誤，但仍有一些無法解釋的失蹤事件。</w:t>
+        <w:t>百慕達三角與其他神秘的「漩渦區」：關於船隻與飛機在百慕達三角無影無蹤地消失的故事，已成為大眾文化的一部分。儘管許多案例已被證實是由於惡劣天氣或人為失誤，但仍有一些無法解釋的失蹤事件。</w:t>
       </w:r>
     </w:p>
     <w:p>
@@ -15368,6 +15371,7 @@
         <w:keepLines w:val="0"/>
         <w:widowControl/>
         <w:numPr>
+          <w:ilvl w:val="0"/>
           <w:numId w:val="0"/>
         </w:numPr>
         <w:suppressLineNumbers w:val="0"/>
@@ -15858,21 +15862,7 @@
           <w:szCs w:val="28"/>
           <w:shd w:val="clear" w:fill="FFFFFF"/>
         </w:rPr>
-        <w:t>那不合物理的90度轉彎，實質上並非一個轉彎。該物體只是在A點脫離我們的實相，並在B點以一個全新的</w:t>
-      </w:r>
-      <w:r>
-        <w:rPr>
-          <w:rFonts w:hint="eastAsia" w:ascii="SimSun" w:hAnsi="SimSun" w:eastAsia="SimSun" w:cs="SimSun"/>
-          <w:i w:val="0"/>
-          <w:iCs w:val="0"/>
-          <w:caps w:val="0"/>
-          <w:color w:val="1A1C1E"/>
-          <w:spacing w:val="0"/>
-          <w:sz w:val="28"/>
-          <w:szCs w:val="28"/>
-          <w:shd w:val="clear" w:fill="FFFFFF"/>
-        </w:rPr>
-        <w:t>運動向量重新進入。</w:t>
+        <w:t>那不合物理的90度轉彎，實質上並非一個轉彎。該物體只是在A點脫離我們的實相，並在B點以一個全新的運動向量重新進入。</w:t>
       </w:r>
     </w:p>
     <w:p>
@@ -16066,6 +16056,7 @@
         <w:keepLines w:val="0"/>
         <w:widowControl/>
         <w:numPr>
+          <w:ilvl w:val="0"/>
           <w:numId w:val="0"/>
         </w:numPr>
         <w:suppressLineNumbers w:val="0"/>
@@ -16084,6 +16075,7 @@
         <w:keepLines w:val="0"/>
         <w:widowControl/>
         <w:numPr>
+          <w:ilvl w:val="0"/>
           <w:numId w:val="0"/>
         </w:numPr>
         <w:suppressLineNumbers w:val="0"/>
@@ -16102,6 +16094,7 @@
         <w:keepLines w:val="0"/>
         <w:widowControl/>
         <w:numPr>
+          <w:ilvl w:val="0"/>
           <w:numId w:val="0"/>
         </w:numPr>
         <w:suppressLineNumbers w:val="0"/>
@@ -16120,6 +16113,7 @@
         <w:keepLines w:val="0"/>
         <w:widowControl/>
         <w:numPr>
+          <w:ilvl w:val="0"/>
           <w:numId w:val="0"/>
         </w:numPr>
         <w:suppressLineNumbers w:val="0"/>
@@ -16138,6 +16132,7 @@
         <w:keepLines w:val="0"/>
         <w:widowControl/>
         <w:numPr>
+          <w:ilvl w:val="0"/>
           <w:numId w:val="0"/>
         </w:numPr>
         <w:suppressLineNumbers w:val="0"/>
@@ -16460,6 +16455,7 @@
         <w:keepLines w:val="0"/>
         <w:widowControl/>
         <w:numPr>
+          <w:ilvl w:val="0"/>
           <w:numId w:val="0"/>
         </w:numPr>
         <w:suppressLineNumbers w:val="0"/>
@@ -16613,21 +16609,7 @@
           <w:szCs w:val="28"/>
           <w:shd w:val="clear" w:fill="FFFFFF"/>
         </w:rPr>
-        <w:t>大多數信仰體系都不將天堂描述為一個單一的地方，而是一個多層次的結構。伊斯蘭教談論七層天。猶太教與基督教也提及不同的天層。佛教則描述了一個擁有無數天界的複雜宇宙觀。「分層」這一主題的重</w:t>
-      </w:r>
-      <w:r>
-        <w:rPr>
-          <w:rFonts w:hint="eastAsia" w:ascii="SimSun" w:hAnsi="SimSun" w:eastAsia="SimSun" w:cs="SimSun"/>
-          <w:i w:val="0"/>
-          <w:iCs w:val="0"/>
-          <w:caps w:val="0"/>
-          <w:color w:val="1A1C1E"/>
-          <w:spacing w:val="0"/>
-          <w:sz w:val="28"/>
-          <w:szCs w:val="28"/>
-          <w:shd w:val="clear" w:fill="FFFFFF"/>
-        </w:rPr>
-        <w:t>複出現，暗示這並非一個隨機的想像，而可能是一個真實結構的反映。</w:t>
+        <w:t>大多數信仰體系都不將天堂描述為一個單一的地方，而是一個多層次的結構。伊斯蘭教談論七層天。猶太教與基督教也提及不同的天層。佛教則描述了一個擁有無數天界的複雜宇宙觀。「分層」這一主題的重複出現，暗示這並非一個隨機的想像，而可能是一個真實結構的反映。</w:t>
       </w:r>
     </w:p>
     <w:p>
@@ -16741,23 +16723,7 @@
           <w:szCs w:val="28"/>
           <w:shd w:val="clear" w:fill="FFFFFF"/>
         </w:rPr>
-        <w:t>不同的時</w:t>
-      </w:r>
-      <w:r>
-        <w:rPr>
-          <w:rFonts w:hint="eastAsia" w:ascii="SimSun" w:hAnsi="SimSun" w:eastAsia="SimSun" w:cs="SimSun"/>
-          <w:b/>
-          <w:bCs/>
-          <w:i w:val="0"/>
-          <w:iCs w:val="0"/>
-          <w:caps w:val="0"/>
-          <w:color w:val="1A1C1E"/>
-          <w:spacing w:val="0"/>
-          <w:sz w:val="28"/>
-          <w:szCs w:val="28"/>
-          <w:shd w:val="clear" w:fill="FFFFFF"/>
-        </w:rPr>
-        <w:t>間：</w:t>
+        <w:t>不同的時間：</w:t>
       </w:r>
       <w:r>
         <w:rPr>
@@ -16837,6 +16803,7 @@
         <w:keepLines w:val="0"/>
         <w:widowControl/>
         <w:numPr>
+          <w:ilvl w:val="0"/>
           <w:numId w:val="0"/>
         </w:numPr>
         <w:suppressLineNumbers w:val="0"/>
@@ -17011,21 +16978,7 @@
           <w:szCs w:val="28"/>
           <w:shd w:val="clear" w:fill="FFFFFF"/>
         </w:rPr>
-        <w:t>「隨心而化」：在描述某些天界的經文中，那裡的生命有能力用意念創造出他們想要的</w:t>
-      </w:r>
-      <w:r>
-        <w:rPr>
-          <w:rFonts w:hint="eastAsia" w:ascii="SimSun" w:hAnsi="SimSun" w:eastAsia="SimSun" w:cs="SimSun"/>
-          <w:i w:val="0"/>
-          <w:iCs w:val="0"/>
-          <w:caps w:val="0"/>
-          <w:color w:val="1A1C1E"/>
-          <w:spacing w:val="0"/>
-          <w:sz w:val="28"/>
-          <w:szCs w:val="28"/>
-          <w:shd w:val="clear" w:fill="FFFFFF"/>
-        </w:rPr>
-        <w:t>東西。想要一座城堡，城堡便會顯現。然而，這些創造物被描述為像是從能量中產生的「幻影」，而非該國度的基礎物質。</w:t>
+        <w:t>「隨心而化」：在描述某些天界的經文中，那裡的生命有能力用意念創造出他們想要的東西。想要一座城堡，城堡便會顯現。然而，這些創造物被描述為像是從能量中產生的「幻影」，而非該國度的基礎物質。</w:t>
       </w:r>
     </w:p>
     <w:p>
@@ -17070,21 +17023,7 @@
           <w:szCs w:val="28"/>
           <w:shd w:val="clear" w:fill="FFFFFF"/>
         </w:rPr>
-        <w:t>「一念生世界</w:t>
-      </w:r>
-      <w:r>
-        <w:rPr>
-          <w:rFonts w:hint="eastAsia" w:ascii="SimSun" w:hAnsi="SimSun" w:eastAsia="SimSun" w:cs="SimSun"/>
-          <w:i w:val="0"/>
-          <w:iCs w:val="0"/>
-          <w:caps w:val="0"/>
-          <w:color w:val="1A1C1E"/>
-          <w:spacing w:val="0"/>
-          <w:sz w:val="28"/>
-          <w:szCs w:val="28"/>
-          <w:shd w:val="clear" w:fill="FFFFFF"/>
-        </w:rPr>
-        <w:t>」：在極高的境界層次，偉大的覺者們（如佛、主神）所存在之處，創造能力則達到一個不可思議的層級。他們的一個意念不僅能創造出「幻影」，更能創造出真實的物質，生出一個擁有山川湖泊、自身物理定律及無數生命的完整世界。對生活在那個世界中的生命而言，它是完全真實的。我們的整個宇宙，從這個視角來看，也可能僅是一位如此偉大的生命的一個意念所產生的結果。</w:t>
+        <w:t>「一念生世界」：在極高的境界層次，偉大的覺者們（如佛、主神）所存在之處，創造能力則達到一個不可思議的層級。他們的一個意念不僅能創造出「幻影」，更能創造出真實的物質，生出一個擁有山川湖泊、自身物理定律及無數生命的完整世界。對生活在那個世界中的生命而言，它是完全真實的。我們的整個宇宙，從這個視角來看，也可能僅是一位如此偉大的生命的一個意念所產生的結果。</w:t>
       </w:r>
     </w:p>
     <w:p>
@@ -17130,6 +17069,7 @@
         <w:keepLines w:val="0"/>
         <w:widowControl/>
         <w:numPr>
+          <w:ilvl w:val="0"/>
           <w:numId w:val="0"/>
         </w:numPr>
         <w:suppressLineNumbers w:val="0"/>
@@ -17872,6 +17812,7 @@
         <w:keepLines w:val="0"/>
         <w:widowControl/>
         <w:numPr>
+          <w:ilvl w:val="0"/>
           <w:numId w:val="0"/>
         </w:numPr>
         <w:suppressLineNumbers w:val="0"/>
@@ -17890,6 +17831,7 @@
         <w:keepLines w:val="0"/>
         <w:widowControl/>
         <w:numPr>
+          <w:ilvl w:val="0"/>
           <w:numId w:val="0"/>
         </w:numPr>
         <w:suppressLineNumbers w:val="0"/>
@@ -17908,6 +17850,7 @@
         <w:keepLines w:val="0"/>
         <w:widowControl/>
         <w:numPr>
+          <w:ilvl w:val="0"/>
           <w:numId w:val="0"/>
         </w:numPr>
         <w:suppressLineNumbers w:val="0"/>
@@ -17926,6 +17869,7 @@
         <w:keepLines w:val="0"/>
         <w:widowControl/>
         <w:numPr>
+          <w:ilvl w:val="0"/>
           <w:numId w:val="0"/>
         </w:numPr>
         <w:suppressLineNumbers w:val="0"/>
@@ -17944,6 +17888,7 @@
         <w:keepLines w:val="0"/>
         <w:widowControl/>
         <w:numPr>
+          <w:ilvl w:val="0"/>
           <w:numId w:val="0"/>
         </w:numPr>
         <w:suppressLineNumbers w:val="0"/>
@@ -18229,6 +18174,7 @@
         <w:keepLines w:val="0"/>
         <w:widowControl/>
         <w:numPr>
+          <w:ilvl w:val="0"/>
           <w:numId w:val="0"/>
         </w:numPr>
         <w:suppressLineNumbers w:val="0"/>
@@ -18382,21 +18328,7 @@
           <w:szCs w:val="28"/>
           <w:shd w:val="clear" w:fill="FFFFFF"/>
         </w:rPr>
-        <w:t>這是最簡單的夢境類型，</w:t>
-      </w:r>
-      <w:r>
-        <w:rPr>
-          <w:rFonts w:hint="eastAsia" w:ascii="SimSun" w:hAnsi="SimSun" w:eastAsia="SimSun" w:cs="SimSun"/>
-          <w:i w:val="0"/>
-          <w:iCs w:val="0"/>
-          <w:caps w:val="0"/>
-          <w:color w:val="1A1C1E"/>
-          <w:spacing w:val="0"/>
-          <w:sz w:val="28"/>
-          <w:szCs w:val="28"/>
-          <w:shd w:val="clear" w:fill="FFFFFF"/>
-        </w:rPr>
-        <w:t>大腦「重播」並處理我們所經歷過的事件、對話與影像。這就像重溫舊的影片片段。</w:t>
+        <w:t>這是最簡單的夢境類型，大腦「重播」並處理我們所經歷過的事件、對話與影像。這就像重溫舊的影片片段。</w:t>
       </w:r>
     </w:p>
     <w:p>
@@ -18510,23 +18442,7 @@
           <w:szCs w:val="28"/>
           <w:shd w:val="clear" w:fill="FFFFFF"/>
         </w:rPr>
-        <w:t>潛在的恐懼</w:t>
-      </w:r>
-      <w:r>
-        <w:rPr>
-          <w:rFonts w:hint="eastAsia" w:ascii="SimSun" w:hAnsi="SimSun" w:eastAsia="SimSun" w:cs="SimSun"/>
-          <w:b/>
-          <w:bCs/>
-          <w:i w:val="0"/>
-          <w:iCs w:val="0"/>
-          <w:caps w:val="0"/>
-          <w:color w:val="1A1C1E"/>
-          <w:spacing w:val="0"/>
-          <w:sz w:val="28"/>
-          <w:szCs w:val="28"/>
-          <w:shd w:val="clear" w:fill="FFFFFF"/>
-        </w:rPr>
-        <w:t>與焦慮：</w:t>
+        <w:t>潛在的恐懼與焦慮：</w:t>
       </w:r>
       <w:r>
         <w:rPr>
@@ -18586,6 +18502,7 @@
         <w:keepLines w:val="0"/>
         <w:widowControl/>
         <w:numPr>
+          <w:ilvl w:val="0"/>
           <w:numId w:val="0"/>
         </w:numPr>
         <w:suppressLineNumbers w:val="0"/>
@@ -18739,21 +18656,7 @@
           <w:szCs w:val="28"/>
           <w:shd w:val="clear" w:fill="FFFFFF"/>
         </w:rPr>
-        <w:t>世界上有許多人都曾有過</w:t>
-      </w:r>
-      <w:r>
-        <w:rPr>
-          <w:rFonts w:hint="eastAsia" w:ascii="SimSun" w:hAnsi="SimSun" w:eastAsia="SimSun" w:cs="SimSun"/>
-          <w:i w:val="0"/>
-          <w:iCs w:val="0"/>
-          <w:caps w:val="0"/>
-          <w:color w:val="1A1C1E"/>
-          <w:spacing w:val="0"/>
-          <w:sz w:val="28"/>
-          <w:szCs w:val="28"/>
-          <w:shd w:val="clear" w:fill="FFFFFF"/>
-        </w:rPr>
-        <w:t>夢見已故親人的經驗。在夢中，他們交談、得到建議，或僅僅是感受到逝者的安詳存在。元神的模型開啟了一種可能性，即這不僅是因悲傷而產生的想像，而可能是一次真實的相遇，當做夢者的元神遊歷至中間國度（常稱為陰間），他們親人的靈魂在投胎前暫時停留的地方。</w:t>
+        <w:t>世界上有許多人都曾有過夢見已故親人的經驗。在夢中，他們交談、得到建議，或僅僅是感受到逝者的安詳存在。元神的模型開啟了一種可能性，即這不僅是因悲傷而產生的想像，而可能是一次真實的相遇，當做夢者的元神遊歷至中間國度（常稱為陰間），他們親人的靈魂在投胎前暫時停留的地方。</w:t>
       </w:r>
     </w:p>
     <w:p>
@@ -18881,21 +18784,7 @@
           <w:szCs w:val="28"/>
           <w:shd w:val="clear" w:fill="FFFFFF"/>
         </w:rPr>
-        <w:t>某些夢似乎預示了即將發生的事件。這是一個複雜的現象，可以被詮釋為，在</w:t>
-      </w:r>
-      <w:r>
-        <w:rPr>
-          <w:rFonts w:hint="eastAsia" w:ascii="SimSun" w:hAnsi="SimSun" w:eastAsia="SimSun" w:cs="SimSun"/>
-          <w:i w:val="0"/>
-          <w:iCs w:val="0"/>
-          <w:caps w:val="0"/>
-          <w:color w:val="1A1C1E"/>
-          <w:spacing w:val="0"/>
-          <w:sz w:val="28"/>
-          <w:szCs w:val="28"/>
-          <w:shd w:val="clear" w:fill="FFFFFF"/>
-        </w:rPr>
-        <w:t>脫離物質國度線性時間流的狀態下，元神有能力感知到未來事件的「漣漪」。</w:t>
+        <w:t>某些夢似乎預示了即將發生的事件。這是一個複雜的現象，可以被詮釋為，在脫離物質國度線性時間流的狀態下，元神有能力感知到未來事件的「漣漪」。</w:t>
       </w:r>
     </w:p>
     <w:p>
@@ -18941,6 +18830,7 @@
         <w:keepLines w:val="0"/>
         <w:widowControl/>
         <w:numPr>
+          <w:ilvl w:val="0"/>
           <w:numId w:val="0"/>
         </w:numPr>
         <w:suppressLineNumbers w:val="0"/>
@@ -19627,6 +19517,7 @@
         <w:keepLines w:val="0"/>
         <w:widowControl/>
         <w:numPr>
+          <w:ilvl w:val="0"/>
           <w:numId w:val="0"/>
         </w:numPr>
         <w:suppressLineNumbers w:val="0"/>
@@ -19801,6 +19692,7 @@
         <w:keepLines w:val="0"/>
         <w:widowControl/>
         <w:numPr>
+          <w:ilvl w:val="0"/>
           <w:numId w:val="0"/>
         </w:numPr>
         <w:suppressLineNumbers w:val="0"/>
@@ -20160,6 +20052,7 @@
         <w:keepLines w:val="0"/>
         <w:widowControl/>
         <w:numPr>
+          <w:ilvl w:val="0"/>
           <w:numId w:val="0"/>
         </w:numPr>
         <w:suppressLineNumbers w:val="0"/>
@@ -20371,6 +20264,7 @@
         <w:keepLines w:val="0"/>
         <w:widowControl/>
         <w:numPr>
+          <w:ilvl w:val="0"/>
           <w:numId w:val="0"/>
         </w:numPr>
         <w:suppressLineNumbers w:val="0"/>
@@ -20582,6 +20476,7 @@
         <w:keepLines w:val="0"/>
         <w:widowControl/>
         <w:numPr>
+          <w:ilvl w:val="0"/>
           <w:numId w:val="0"/>
         </w:numPr>
         <w:suppressLineNumbers w:val="0"/>
@@ -20959,6 +20854,7 @@
         <w:keepLines w:val="0"/>
         <w:widowControl/>
         <w:numPr>
+          <w:ilvl w:val="0"/>
           <w:numId w:val="0"/>
         </w:numPr>
         <w:suppressLineNumbers w:val="0"/>
@@ -20977,6 +20873,7 @@
         <w:keepLines w:val="0"/>
         <w:widowControl/>
         <w:numPr>
+          <w:ilvl w:val="0"/>
           <w:numId w:val="0"/>
         </w:numPr>
         <w:suppressLineNumbers w:val="0"/>
@@ -20995,6 +20892,7 @@
         <w:keepLines w:val="0"/>
         <w:widowControl/>
         <w:numPr>
+          <w:ilvl w:val="0"/>
           <w:numId w:val="0"/>
         </w:numPr>
         <w:suppressLineNumbers w:val="0"/>
@@ -21013,6 +20911,7 @@
         <w:keepLines w:val="0"/>
         <w:widowControl/>
         <w:numPr>
+          <w:ilvl w:val="0"/>
           <w:numId w:val="0"/>
         </w:numPr>
         <w:suppressLineNumbers w:val="0"/>
@@ -21031,6 +20930,7 @@
         <w:keepLines w:val="0"/>
         <w:widowControl/>
         <w:numPr>
+          <w:ilvl w:val="0"/>
           <w:numId w:val="0"/>
         </w:numPr>
         <w:suppressLineNumbers w:val="0"/>
@@ -21279,6 +21179,7 @@
         <w:keepLines w:val="0"/>
         <w:widowControl/>
         <w:numPr>
+          <w:ilvl w:val="0"/>
           <w:numId w:val="0"/>
         </w:numPr>
         <w:suppressLineNumbers w:val="0"/>
@@ -21490,6 +21391,7 @@
         <w:keepLines w:val="0"/>
         <w:widowControl/>
         <w:numPr>
+          <w:ilvl w:val="0"/>
           <w:numId w:val="0"/>
         </w:numPr>
         <w:suppressLineNumbers w:val="0"/>
@@ -21794,23 +21696,7 @@
           <w:szCs w:val="28"/>
           <w:shd w:val="clear" w:fill="FFFFFF"/>
         </w:rPr>
-        <w:t>沉重的業力</w:t>
-      </w:r>
-      <w:r>
-        <w:rPr>
-          <w:rFonts w:hint="eastAsia" w:ascii="SimSun" w:hAnsi="SimSun" w:eastAsia="SimSun" w:cs="SimSun"/>
-          <w:b/>
-          <w:bCs/>
-          <w:i w:val="0"/>
-          <w:iCs w:val="0"/>
-          <w:caps w:val="0"/>
-          <w:color w:val="1A1C1E"/>
-          <w:spacing w:val="0"/>
-          <w:sz w:val="28"/>
-          <w:szCs w:val="28"/>
-          <w:shd w:val="clear" w:fill="FFFFFF"/>
-        </w:rPr>
-        <w:t>：</w:t>
+        <w:t>沉重的業力：</w:t>
       </w:r>
       <w:r>
         <w:rPr>
@@ -21927,6 +21813,7 @@
         <w:keepLines w:val="0"/>
         <w:widowControl/>
         <w:numPr>
+          <w:ilvl w:val="0"/>
           <w:numId w:val="0"/>
         </w:numPr>
         <w:suppressLineNumbers w:val="0"/>
@@ -22212,6 +22099,7 @@
         <w:keepLines w:val="0"/>
         <w:widowControl/>
         <w:numPr>
+          <w:ilvl w:val="0"/>
           <w:numId w:val="0"/>
         </w:numPr>
         <w:suppressLineNumbers w:val="0"/>
@@ -22963,6 +22851,7 @@
         <w:keepLines w:val="0"/>
         <w:widowControl/>
         <w:numPr>
+          <w:ilvl w:val="0"/>
           <w:numId w:val="0"/>
         </w:numPr>
         <w:suppressLineNumbers w:val="0"/>
@@ -23304,23 +23193,7 @@
           <w:szCs w:val="28"/>
           <w:shd w:val="clear" w:fill="FFFFFF"/>
         </w:rPr>
-        <w:t>促使種子</w:t>
-      </w:r>
-      <w:r>
-        <w:rPr>
-          <w:rFonts w:hint="eastAsia" w:ascii="SimSun" w:hAnsi="SimSun" w:eastAsia="SimSun" w:cs="SimSun"/>
-          <w:b/>
-          <w:bCs/>
-          <w:i w:val="0"/>
-          <w:iCs w:val="0"/>
-          <w:caps w:val="0"/>
-          <w:color w:val="1A1C1E"/>
-          <w:spacing w:val="0"/>
-          <w:sz w:val="28"/>
-          <w:szCs w:val="28"/>
-          <w:shd w:val="clear" w:fill="FFFFFF"/>
-        </w:rPr>
-        <w:t>發芽：</w:t>
+        <w:t>促使種子發芽：</w:t>
       </w:r>
       <w:r>
         <w:rPr>
@@ -23380,6 +23253,7 @@
         <w:keepLines w:val="0"/>
         <w:widowControl/>
         <w:numPr>
+          <w:ilvl w:val="0"/>
           <w:numId w:val="0"/>
         </w:numPr>
         <w:suppressLineNumbers w:val="0"/>
@@ -23661,21 +23535,7 @@
           <w:szCs w:val="28"/>
           <w:shd w:val="clear" w:fill="FFFFFF"/>
         </w:rPr>
-        <w:t>（Lev</w:t>
-      </w:r>
-      <w:r>
-        <w:rPr>
-          <w:rFonts w:hint="eastAsia" w:ascii="SimSun" w:hAnsi="SimSun" w:eastAsia="SimSun" w:cs="SimSun"/>
-          <w:i w:val="0"/>
-          <w:iCs w:val="0"/>
-          <w:caps w:val="0"/>
-          <w:color w:val="1A1C1E"/>
-          <w:spacing w:val="0"/>
-          <w:sz w:val="28"/>
-          <w:szCs w:val="28"/>
-          <w:shd w:val="clear" w:fill="FFFFFF"/>
-        </w:rPr>
-        <w:t>itation）：這是用意識戰勝引力並從地面升起的能力。此現象在多種文化中均有記載，從天主教聖人到西藏的禪師。</w:t>
+        <w:t>（Levitation）：這是用意識戰勝引力並從地面升起的能力。此現象在多種文化中均有記載，從天主教聖人到西藏的禪師。</w:t>
       </w:r>
     </w:p>
     <w:p>
@@ -23721,6 +23581,7 @@
         <w:keepLines w:val="0"/>
         <w:widowControl/>
         <w:numPr>
+          <w:ilvl w:val="0"/>
           <w:numId w:val="0"/>
         </w:numPr>
         <w:suppressLineNumbers w:val="0"/>
@@ -24006,6 +23867,7 @@
         <w:keepLines w:val="0"/>
         <w:widowControl/>
         <w:numPr>
+          <w:ilvl w:val="0"/>
           <w:numId w:val="0"/>
         </w:numPr>
         <w:suppressLineNumbers w:val="0"/>
@@ -24159,21 +24021,7 @@
           <w:szCs w:val="28"/>
           <w:shd w:val="clear" w:fill="FFFFFF"/>
         </w:rPr>
-        <w:t>（Clairvoyance / Remote Viewing）：</w:t>
-      </w:r>
-      <w:r>
-        <w:rPr>
-          <w:rFonts w:hint="eastAsia" w:ascii="SimSun" w:hAnsi="SimSun" w:eastAsia="SimSun" w:cs="SimSun"/>
-          <w:i w:val="0"/>
-          <w:iCs w:val="0"/>
-          <w:caps w:val="0"/>
-          <w:color w:val="1A1C1E"/>
-          <w:spacing w:val="0"/>
-          <w:sz w:val="28"/>
-          <w:szCs w:val="28"/>
-          <w:shd w:val="clear" w:fill="FFFFFF"/>
-        </w:rPr>
-        <w:t>無需使用物理感官便能「看見」遠距離的事件、地點或人物的能力。</w:t>
+        <w:t>（Clairvoyance / Remote Viewing）：無需使用物理感官便能「看見」遠距離的事件、地點或人物的能力。</w:t>
       </w:r>
     </w:p>
     <w:p>
@@ -24341,6 +24189,7 @@
         <w:keepLines w:val="0"/>
         <w:widowControl/>
         <w:numPr>
+          <w:ilvl w:val="0"/>
           <w:numId w:val="0"/>
         </w:numPr>
         <w:suppressLineNumbers w:val="0"/>
@@ -25109,6 +24958,7 @@
         <w:keepLines w:val="0"/>
         <w:widowControl/>
         <w:numPr>
+          <w:ilvl w:val="0"/>
           <w:numId w:val="0"/>
         </w:numPr>
         <w:suppressLineNumbers w:val="0"/>
@@ -25320,6 +25170,7 @@
         <w:keepLines w:val="0"/>
         <w:widowControl/>
         <w:numPr>
+          <w:ilvl w:val="0"/>
           <w:numId w:val="0"/>
         </w:numPr>
         <w:suppressLineNumbers w:val="0"/>
@@ -25678,21 +25529,7 @@
           <w:szCs w:val="28"/>
           <w:shd w:val="clear" w:fill="FFFFFF"/>
         </w:rPr>
-        <w:t>甚至在核反應爐內</w:t>
-      </w:r>
-      <w:r>
-        <w:rPr>
-          <w:rFonts w:hint="eastAsia" w:ascii="SimSun" w:hAnsi="SimSun" w:eastAsia="SimSun" w:cs="SimSun"/>
-          <w:i w:val="0"/>
-          <w:iCs w:val="0"/>
-          <w:caps w:val="0"/>
-          <w:color w:val="1A1C1E"/>
-          <w:spacing w:val="0"/>
-          <w:sz w:val="28"/>
-          <w:szCs w:val="28"/>
-          <w:shd w:val="clear" w:fill="FFFFFF"/>
-        </w:rPr>
-        <w:t>，承受著能立即殺死一個人的輻射水平。</w:t>
+        <w:t>甚至在核反應爐內，承受著能立即殺死一個人的輻射水平。</w:t>
       </w:r>
     </w:p>
     <w:p>
@@ -25738,6 +25575,7 @@
         <w:keepLines w:val="0"/>
         <w:widowControl/>
         <w:numPr>
+          <w:ilvl w:val="0"/>
           <w:numId w:val="0"/>
         </w:numPr>
         <w:suppressLineNumbers w:val="0"/>
@@ -25986,21 +25824,7 @@
           <w:szCs w:val="28"/>
           <w:shd w:val="clear" w:fill="FFFFFF"/>
         </w:rPr>
-        <w:t>火星，我們機器人正在探索、且只看見一片荒涼寒冷表面的行星，可能正是一個璀璨文</w:t>
-      </w:r>
-      <w:r>
-        <w:rPr>
-          <w:rFonts w:hint="eastAsia" w:ascii="SimSun" w:hAnsi="SimSun" w:eastAsia="SimSun" w:cs="SimSun"/>
-          <w:i w:val="0"/>
-          <w:iCs w:val="0"/>
-          <w:caps w:val="0"/>
-          <w:color w:val="1A1C1E"/>
-          <w:spacing w:val="0"/>
-          <w:sz w:val="28"/>
-          <w:szCs w:val="28"/>
-          <w:shd w:val="clear" w:fill="FFFFFF"/>
-        </w:rPr>
-        <w:t>明的所在地，只是存在於同一個位置的另一個空間維度中。</w:t>
+        <w:t>火星，我們機器人正在探索、且只看見一片荒涼寒冷表面的行星，可能正是一個璀璨文明的所在地，只是存在於同一個位置的另一個空間維度中。</w:t>
       </w:r>
     </w:p>
     <w:p>
@@ -26045,21 +25869,7 @@
           <w:szCs w:val="28"/>
           <w:shd w:val="clear" w:fill="FFFFFF"/>
         </w:rPr>
-        <w:t>木星，我們認為不可能有生命的氣體巨行星，可能是一個浩</w:t>
-      </w:r>
-      <w:r>
-        <w:rPr>
-          <w:rFonts w:hint="eastAsia" w:ascii="SimSun" w:hAnsi="SimSun" w:eastAsia="SimSun" w:cs="SimSun"/>
-          <w:i w:val="0"/>
-          <w:iCs w:val="0"/>
-          <w:caps w:val="0"/>
-          <w:color w:val="1A1C1E"/>
-          <w:spacing w:val="0"/>
-          <w:sz w:val="28"/>
-          <w:szCs w:val="28"/>
-          <w:shd w:val="clear" w:fill="FFFFFF"/>
-        </w:rPr>
-        <w:t>瀚的海洋世界，擁有著以另一種能量狀態存在的巨大生命。</w:t>
+        <w:t>木星，我們認為不可能有生命的氣體巨行星，可能是一個浩瀚的海洋世界，擁有著以另一種能量狀態存在的巨大生命。</w:t>
       </w:r>
     </w:p>
     <w:p>
@@ -26150,6 +25960,7 @@
         <w:keepLines w:val="0"/>
         <w:widowControl/>
         <w:numPr>
+          <w:ilvl w:val="0"/>
           <w:numId w:val="0"/>
         </w:numPr>
         <w:suppressLineNumbers w:val="0"/>
@@ -26324,6 +26135,7 @@
         <w:keepLines w:val="0"/>
         <w:widowControl/>
         <w:numPr>
+          <w:ilvl w:val="0"/>
           <w:numId w:val="0"/>
         </w:numPr>
         <w:suppressLineNumbers w:val="0"/>
@@ -26783,6 +26595,7 @@
         <w:keepLines w:val="0"/>
         <w:widowControl/>
         <w:numPr>
+          <w:ilvl w:val="0"/>
           <w:numId w:val="0"/>
         </w:numPr>
         <w:suppressLineNumbers w:val="0"/>
@@ -26997,21 +26810,7 @@
           <w:szCs w:val="28"/>
           <w:shd w:val="clear" w:fill="FFFFFF"/>
         </w:rPr>
-        <w:t>請試著想像物質的結構。即便在最堅固的物體中，原子核之間的距離，相較於它們自身的大小，也是極其浩瀚的，類似於太陽與最近恆星之間的距離。那麼，「奇點」意味著什麼？它意味著全部數千億個星系，每個星系中數十億億顆恆星，都以某種方式被壓縮到所有原子緊密相貼，甚至更甚的程度？是何種力量，能如此恐怖，足以戰勝一切斥力，將整個宇宙壓縮進一個比沙粒還小的空間？而如果這樣一</w:t>
-      </w:r>
-      <w:r>
-        <w:rPr>
-          <w:rFonts w:hint="eastAsia" w:ascii="SimSun" w:hAnsi="SimSun" w:eastAsia="SimSun" w:cs="SimSun"/>
-          <w:i w:val="0"/>
-          <w:iCs w:val="0"/>
-          <w:caps w:val="0"/>
-          <w:color w:val="1A1C1E"/>
-          <w:spacing w:val="0"/>
-          <w:sz w:val="28"/>
-          <w:szCs w:val="28"/>
-          <w:shd w:val="clear" w:fill="FFFFFF"/>
-        </w:rPr>
-        <w:t>種力量存在，為何它又突然「放手」，讓爆炸發生？</w:t>
+        <w:t>請試著想像物質的結構。即便在最堅固的物體中，原子核之間的距離，相較於它們自身的大小，也是極其浩瀚的，類似於太陽與最近恆星之間的距離。那麼，「奇點」意味著什麼？它意味著全部數千億個星系，每個星系中數十億億顆恆星，都以某種方式被壓縮到所有原子緊密相貼，甚至更甚的程度？是何種力量，能如此恐怖，足以戰勝一切斥力，將整個宇宙壓縮進一個比沙粒還小的空間？而如果這樣一種力量存在，為何它又突然「放手」，讓爆炸發生？</w:t>
       </w:r>
     </w:p>
     <w:p>
@@ -27058,23 +26857,7 @@
           <w:szCs w:val="28"/>
           <w:shd w:val="clear" w:fill="FFFFFF"/>
         </w:rPr>
-        <w:t>關於物質</w:t>
-      </w:r>
-      <w:r>
-        <w:rPr>
-          <w:rFonts w:hint="eastAsia" w:ascii="SimSun" w:hAnsi="SimSun" w:eastAsia="SimSun" w:cs="SimSun"/>
-          <w:b/>
-          <w:bCs/>
-          <w:i w:val="0"/>
-          <w:iCs w:val="0"/>
-          <w:caps w:val="0"/>
-          <w:color w:val="1A1C1E"/>
-          <w:spacing w:val="0"/>
-          <w:sz w:val="28"/>
-          <w:szCs w:val="28"/>
-          <w:shd w:val="clear" w:fill="FFFFFF"/>
-        </w:rPr>
-        <w:t>本質的問題</w:t>
+        <w:t>關於物質本質的問題</w:t>
       </w:r>
       <w:r>
         <w:rPr>
@@ -27134,6 +26917,7 @@
         <w:keepLines w:val="0"/>
         <w:widowControl/>
         <w:numPr>
+          <w:ilvl w:val="0"/>
           <w:numId w:val="0"/>
         </w:numPr>
         <w:suppressLineNumbers w:val="0"/>
@@ -27723,6 +27507,7 @@
         <w:keepLines w:val="0"/>
         <w:widowControl/>
         <w:numPr>
+          <w:ilvl w:val="0"/>
           <w:numId w:val="0"/>
         </w:numPr>
         <w:suppressLineNumbers w:val="0"/>
@@ -27934,6 +27719,7 @@
         <w:keepLines w:val="0"/>
         <w:widowControl/>
         <w:numPr>
+          <w:ilvl w:val="0"/>
           <w:numId w:val="0"/>
         </w:numPr>
         <w:suppressLineNumbers w:val="0"/>
@@ -28252,21 +28038,7 @@
           <w:szCs w:val="28"/>
           <w:shd w:val="clear" w:fill="FFFFFF"/>
         </w:rPr>
-        <w:t>衰敗階</w:t>
-      </w:r>
-      <w:r>
-        <w:rPr>
-          <w:rFonts w:hint="eastAsia" w:ascii="SimSun" w:hAnsi="SimSun" w:eastAsia="SimSun" w:cs="SimSun"/>
-          <w:i w:val="0"/>
-          <w:iCs w:val="0"/>
-          <w:caps w:val="0"/>
-          <w:color w:val="1A1C1E"/>
-          <w:spacing w:val="0"/>
-          <w:sz w:val="28"/>
-          <w:szCs w:val="28"/>
-          <w:shd w:val="clear" w:fill="FFFFFF"/>
-        </w:rPr>
-        <w:t>段，秩序開始崩潰，能量耗盡。</w:t>
+        <w:t>衰敗階段，秩序開始崩潰，能量耗盡。</w:t>
       </w:r>
     </w:p>
     <w:p>
@@ -28558,6 +28330,7 @@
         <w:keepLines w:val="0"/>
         <w:widowControl/>
         <w:numPr>
+          <w:ilvl w:val="0"/>
           <w:numId w:val="0"/>
         </w:numPr>
         <w:suppressLineNumbers w:val="0"/>
@@ -29041,6 +28814,7 @@
         <w:keepLines w:val="0"/>
         <w:widowControl/>
         <w:numPr>
+          <w:ilvl w:val="0"/>
           <w:numId w:val="0"/>
         </w:numPr>
         <w:suppressLineNumbers w:val="0"/>
@@ -29252,6 +29026,7 @@
         <w:keepLines w:val="0"/>
         <w:widowControl/>
         <w:numPr>
+          <w:ilvl w:val="0"/>
           <w:numId w:val="0"/>
         </w:numPr>
         <w:suppressLineNumbers w:val="0"/>
@@ -29500,6 +29275,7 @@
         <w:keepLines w:val="0"/>
         <w:widowControl/>
         <w:numPr>
+          <w:ilvl w:val="0"/>
           <w:numId w:val="0"/>
         </w:numPr>
         <w:suppressLineNumbers w:val="0"/>
@@ -29844,21 +29620,7 @@
           <w:szCs w:val="28"/>
           <w:shd w:val="clear" w:fill="FFFFFF"/>
         </w:rPr>
-        <w:t>而在發</w:t>
-      </w:r>
-      <w:r>
-        <w:rPr>
-          <w:rFonts w:hint="eastAsia" w:ascii="SimSun" w:hAnsi="SimSun" w:eastAsia="SimSun" w:cs="SimSun"/>
-          <w:i w:val="0"/>
-          <w:iCs w:val="0"/>
-          <w:caps w:val="0"/>
-          <w:color w:val="1A1C1E"/>
-          <w:spacing w:val="0"/>
-          <w:sz w:val="28"/>
-          <w:szCs w:val="28"/>
-          <w:shd w:val="clear" w:fill="FFFFFF"/>
-        </w:rPr>
-        <w:t>生能量流之間碰撞或複雜互動的地方，便誕生了形狀奇異的不規則星系。</w:t>
+        <w:t>而在發生能量流之間碰撞或複雜互動的地方，便誕生了形狀奇異的不規則星系。</w:t>
       </w:r>
     </w:p>
     <w:p>
@@ -30122,6 +29884,7 @@
         <w:keepLines w:val="0"/>
         <w:widowControl/>
         <w:numPr>
+          <w:ilvl w:val="0"/>
           <w:numId w:val="0"/>
         </w:numPr>
         <w:suppressLineNumbers w:val="0"/>
@@ -30714,6 +30477,7 @@
         <w:keepLines w:val="0"/>
         <w:widowControl/>
         <w:numPr>
+          <w:ilvl w:val="0"/>
           <w:numId w:val="0"/>
         </w:numPr>
         <w:suppressLineNumbers w:val="0"/>
@@ -30999,6 +30763,7 @@
         <w:keepLines w:val="0"/>
         <w:widowControl/>
         <w:numPr>
+          <w:ilvl w:val="0"/>
           <w:numId w:val="0"/>
         </w:numPr>
         <w:suppressLineNumbers w:val="0"/>
@@ -31210,6 +30975,7 @@
         <w:keepLines w:val="0"/>
         <w:widowControl/>
         <w:numPr>
+          <w:ilvl w:val="0"/>
           <w:numId w:val="0"/>
         </w:numPr>
         <w:suppressLineNumbers w:val="0"/>
@@ -31421,6 +31187,7 @@
         <w:keepLines w:val="0"/>
         <w:widowControl/>
         <w:numPr>
+          <w:ilvl w:val="0"/>
           <w:numId w:val="0"/>
         </w:numPr>
         <w:suppressLineNumbers w:val="0"/>
@@ -31632,6 +31399,7 @@
         <w:keepLines w:val="0"/>
         <w:widowControl/>
         <w:numPr>
+          <w:ilvl w:val="0"/>
           <w:numId w:val="0"/>
         </w:numPr>
         <w:suppressLineNumbers w:val="0"/>
@@ -32189,6 +31957,7 @@
         <w:keepLines w:val="0"/>
         <w:widowControl/>
         <w:numPr>
+          <w:ilvl w:val="0"/>
           <w:numId w:val="0"/>
         </w:numPr>
         <w:suppressLineNumbers w:val="0"/>
@@ -32363,6 +32132,7 @@
         <w:keepLines w:val="0"/>
         <w:widowControl/>
         <w:numPr>
+          <w:ilvl w:val="0"/>
           <w:numId w:val="0"/>
         </w:numPr>
         <w:suppressLineNumbers w:val="0"/>
@@ -32924,6 +32694,7 @@
         <w:keepLines w:val="0"/>
         <w:widowControl/>
         <w:numPr>
+          <w:ilvl w:val="0"/>
           <w:numId w:val="0"/>
         </w:numPr>
         <w:suppressLineNumbers w:val="0"/>
@@ -33067,6 +32838,7 @@
         <w:pageBreakBefore w:val="0"/>
         <w:widowControl/>
         <w:numPr>
+          <w:ilvl w:val="0"/>
           <w:numId w:val="0"/>
         </w:numPr>
         <w:suppressLineNumbers w:val="0"/>
@@ -33487,6 +33259,7 @@
         <w:keepLines w:val="0"/>
         <w:widowControl/>
         <w:numPr>
+          <w:ilvl w:val="0"/>
           <w:numId w:val="0"/>
         </w:numPr>
         <w:suppressLineNumbers w:val="0"/>
@@ -33661,6 +33434,7 @@
         <w:keepLines w:val="0"/>
         <w:widowControl/>
         <w:numPr>
+          <w:ilvl w:val="0"/>
           <w:numId w:val="0"/>
         </w:numPr>
         <w:suppressLineNumbers w:val="0"/>
@@ -34263,6 +34037,7 @@
         <w:keepLines w:val="0"/>
         <w:widowControl/>
         <w:numPr>
+          <w:ilvl w:val="0"/>
           <w:numId w:val="0"/>
         </w:numPr>
         <w:suppressLineNumbers w:val="0"/>
@@ -34530,23 +34305,7 @@
           <w:szCs w:val="28"/>
           <w:shd w:val="clear" w:fill="FFFFFF"/>
         </w:rPr>
-        <w:t>關於意識的問</w:t>
-      </w:r>
-      <w:r>
-        <w:rPr>
-          <w:rFonts w:hint="eastAsia" w:ascii="SimSun" w:hAnsi="SimSun" w:eastAsia="SimSun" w:cs="SimSun"/>
-          <w:b/>
-          <w:bCs/>
-          <w:i w:val="0"/>
-          <w:iCs w:val="0"/>
-          <w:caps w:val="0"/>
-          <w:color w:val="1A1C1E"/>
-          <w:spacing w:val="0"/>
-          <w:sz w:val="28"/>
-          <w:szCs w:val="28"/>
-          <w:shd w:val="clear" w:fill="FFFFFF"/>
-        </w:rPr>
-        <w:t>題：</w:t>
+        <w:t>關於意識的問題：</w:t>
       </w:r>
       <w:r>
         <w:rPr>
@@ -34606,6 +34365,7 @@
         <w:keepLines w:val="0"/>
         <w:widowControl/>
         <w:numPr>
+          <w:ilvl w:val="0"/>
           <w:numId w:val="0"/>
         </w:numPr>
         <w:suppressLineNumbers w:val="0"/>
@@ -34817,6 +34577,7 @@
         <w:keepLines w:val="0"/>
         <w:widowControl/>
         <w:numPr>
+          <w:ilvl w:val="0"/>
           <w:numId w:val="0"/>
         </w:numPr>
         <w:suppressLineNumbers w:val="0"/>
@@ -35017,23 +34778,7 @@
           <w:szCs w:val="28"/>
           <w:shd w:val="clear" w:fill="FFFFFF"/>
         </w:rPr>
-        <w:t>關</w:t>
-      </w:r>
-      <w:r>
-        <w:rPr>
-          <w:rFonts w:hint="eastAsia" w:ascii="SimSun" w:hAnsi="SimSun" w:eastAsia="SimSun" w:cs="SimSun"/>
-          <w:b/>
-          <w:bCs/>
-          <w:i w:val="0"/>
-          <w:iCs w:val="0"/>
-          <w:caps w:val="0"/>
-          <w:color w:val="1A1C1E"/>
-          <w:spacing w:val="0"/>
-          <w:sz w:val="28"/>
-          <w:szCs w:val="28"/>
-          <w:shd w:val="clear" w:fill="FFFFFF"/>
-        </w:rPr>
-        <w:t>於禪定：</w:t>
+        <w:t>關於禪定：</w:t>
       </w:r>
       <w:r>
         <w:rPr>
@@ -35108,21 +34853,7 @@
           <w:szCs w:val="28"/>
           <w:shd w:val="clear" w:fill="FFFFFF"/>
         </w:rPr>
-        <w:t>這些智慧體系也談及開啟人類固有潛能的可能性。其中，天目常被視為一個根本</w:t>
-      </w:r>
-      <w:r>
-        <w:rPr>
-          <w:rFonts w:hint="eastAsia" w:ascii="SimSun" w:hAnsi="SimSun" w:eastAsia="SimSun" w:cs="SimSun"/>
-          <w:i w:val="0"/>
-          <w:iCs w:val="0"/>
-          <w:caps w:val="0"/>
-          <w:color w:val="1A1C1E"/>
-          <w:spacing w:val="0"/>
-          <w:sz w:val="28"/>
-          <w:szCs w:val="28"/>
-          <w:shd w:val="clear" w:fill="FFFFFF"/>
-        </w:rPr>
-        <w:t>的認知工具。當被開啟後，這個工具能帶來多種不同的功能，如遙視、透視其他空間維度，或感知過去與未來。它們被描繪為內在世界的「顯微鏡」與「望遠鏡」。越是開啟這些能力，人就越有能力親自觀察與證實身體、物質、意識與宇宙的真實本質，而非僅僅依賴推論或信仰。</w:t>
+        <w:t>這些智慧體系也談及開啟人類固有潛能的可能性。其中，天目常被視為一個根本的認知工具。當被開啟後，這個工具能帶來多種不同的功能，如遙視、透視其他空間維度，或感知過去與未來。它們被描繪為內在世界的「顯微鏡」與「望遠鏡」。越是開啟這些能力，人就越有能力親自觀察與證實身體、物質、意識與宇宙的真實本質，而非僅僅依賴推論或信仰。</w:t>
       </w:r>
     </w:p>
     <w:p>
@@ -35168,6 +34899,7 @@
         <w:keepLines w:val="0"/>
         <w:widowControl/>
         <w:numPr>
+          <w:ilvl w:val="0"/>
           <w:numId w:val="0"/>
         </w:numPr>
         <w:suppressLineNumbers w:val="0"/>
@@ -35407,6 +35139,7 @@
         <w:keepLines w:val="0"/>
         <w:widowControl/>
         <w:numPr>
+          <w:ilvl w:val="0"/>
           <w:numId w:val="0"/>
         </w:numPr>
         <w:suppressLineNumbers w:val="0"/>
@@ -35941,6 +35674,7 @@
         <w:keepLines w:val="0"/>
         <w:widowControl/>
         <w:numPr>
+          <w:ilvl w:val="0"/>
           <w:numId w:val="0"/>
         </w:numPr>
         <w:suppressLineNumbers w:val="0"/>
@@ -36152,6 +35886,7 @@
         <w:keepLines w:val="0"/>
         <w:widowControl/>
         <w:numPr>
+          <w:ilvl w:val="0"/>
           <w:numId w:val="0"/>
         </w:numPr>
         <w:suppressLineNumbers w:val="0"/>
@@ -36326,6 +36061,7 @@
         <w:keepLines w:val="0"/>
         <w:widowControl/>
         <w:numPr>
+          <w:ilvl w:val="0"/>
           <w:numId w:val="0"/>
         </w:numPr>
         <w:suppressLineNumbers w:val="0"/>
@@ -36500,6 +36236,7 @@
         <w:keepLines w:val="0"/>
         <w:widowControl/>
         <w:numPr>
+          <w:ilvl w:val="0"/>
           <w:numId w:val="0"/>
         </w:numPr>
         <w:suppressLineNumbers w:val="0"/>
@@ -36785,6 +36522,7 @@
         <w:keepLines w:val="0"/>
         <w:widowControl/>
         <w:numPr>
+          <w:ilvl w:val="0"/>
           <w:numId w:val="0"/>
         </w:numPr>
         <w:suppressLineNumbers w:val="0"/>
@@ -37578,11 +37316,143 @@
     </w:p>
     <w:p>
       <w:pPr>
-        <w:pStyle w:val="2"/>
-        <w:keepNext/>
-        <w:keepLines/>
+        <w:pStyle w:val="9"/>
+        <w:keepNext w:val="0"/>
+        <w:keepLines w:val="0"/>
+        <w:widowControl/>
+        <w:suppressLineNumbers w:val="0"/>
+        <w:shd w:val="clear" w:fill="FFFFFF"/>
+        <w:spacing w:before="0" w:beforeAutospacing="1" w:after="216" w:afterAutospacing="0" w:line="240" w:lineRule="atLeast"/>
+        <w:ind w:left="0" w:right="0" w:firstLine="0"/>
+        <w:jc w:val="both"/>
+        <w:rPr>
+          <w:rFonts w:hint="eastAsia" w:ascii="SimSun" w:hAnsi="SimSun" w:eastAsia="SimSun" w:cs="SimSun"/>
+          <w:b/>
+          <w:bCs/>
+          <w:i w:val="0"/>
+          <w:iCs w:val="0"/>
+          <w:caps w:val="0"/>
+          <w:color w:val="1A1C1E"/>
+          <w:spacing w:val="0"/>
+          <w:sz w:val="40"/>
+          <w:szCs w:val="40"/>
+          <w:shd w:val="clear" w:fill="FFFFFF"/>
+        </w:rPr>
+      </w:pPr>
+      <w:r>
+        <w:rPr>
+          <w:rFonts w:hint="eastAsia" w:ascii="SimSun" w:hAnsi="SimSun" w:eastAsia="SimSun" w:cs="SimSun"/>
+          <w:b/>
+          <w:bCs/>
+          <w:i w:val="0"/>
+          <w:iCs w:val="0"/>
+          <w:caps w:val="0"/>
+          <w:color w:val="1A1C1E"/>
+          <w:spacing w:val="0"/>
+          <w:sz w:val="40"/>
+          <w:szCs w:val="40"/>
+          <w:shd w:val="clear" w:fill="FFFFFF"/>
+        </w:rPr>
+        <w:t>附錄</w:t>
+      </w:r>
+    </w:p>
+    <w:p>
+      <w:pPr>
+        <w:pStyle w:val="9"/>
+        <w:keepNext w:val="0"/>
+        <w:keepLines w:val="0"/>
+        <w:widowControl/>
+        <w:suppressLineNumbers w:val="0"/>
+        <w:shd w:val="clear" w:fill="FFFFFF"/>
+        <w:spacing w:before="0" w:beforeAutospacing="1" w:after="216" w:afterAutospacing="0" w:line="240" w:lineRule="atLeast"/>
+        <w:ind w:left="0" w:right="0" w:firstLine="0"/>
+        <w:jc w:val="both"/>
+        <w:rPr>
+          <w:rFonts w:hint="eastAsia" w:ascii="SimSun" w:hAnsi="SimSun" w:eastAsia="SimSun" w:cs="SimSun"/>
+          <w:i w:val="0"/>
+          <w:iCs w:val="0"/>
+          <w:caps w:val="0"/>
+          <w:color w:val="1A1C1E"/>
+          <w:spacing w:val="0"/>
+          <w:sz w:val="24"/>
+          <w:szCs w:val="24"/>
+          <w:shd w:val="clear" w:fill="FFFFFF"/>
+        </w:rPr>
+      </w:pPr>
+    </w:p>
+    <w:p>
+      <w:pPr>
+        <w:pStyle w:val="9"/>
+        <w:keepNext w:val="0"/>
+        <w:keepLines w:val="0"/>
+        <w:widowControl/>
+        <w:suppressLineNumbers w:val="0"/>
+        <w:shd w:val="clear" w:fill="FFFFFF"/>
+        <w:spacing w:before="0" w:beforeAutospacing="1" w:after="216" w:afterAutospacing="0" w:line="240" w:lineRule="atLeast"/>
+        <w:ind w:left="0" w:right="0" w:firstLine="0"/>
+        <w:jc w:val="both"/>
+        <w:rPr>
+          <w:rFonts w:hint="eastAsia" w:ascii="SimSun" w:hAnsi="SimSun" w:eastAsia="SimSun" w:cs="SimSun"/>
+          <w:b/>
+          <w:bCs/>
+          <w:i w:val="0"/>
+          <w:iCs w:val="0"/>
+          <w:caps w:val="0"/>
+          <w:color w:val="1A1C1E"/>
+          <w:spacing w:val="0"/>
+          <w:sz w:val="32"/>
+          <w:szCs w:val="32"/>
+        </w:rPr>
+      </w:pPr>
+      <w:r>
+        <w:rPr>
+          <w:rFonts w:hint="eastAsia" w:ascii="SimSun" w:hAnsi="SimSun" w:eastAsia="SimSun" w:cs="SimSun"/>
+          <w:b/>
+          <w:bCs/>
+          <w:i w:val="0"/>
+          <w:iCs w:val="0"/>
+          <w:caps w:val="0"/>
+          <w:color w:val="1A1C1E"/>
+          <w:spacing w:val="0"/>
+          <w:sz w:val="32"/>
+          <w:szCs w:val="32"/>
+          <w:shd w:val="clear" w:fill="FFFFFF"/>
+        </w:rPr>
+        <w:t>A. 術語解釋</w:t>
+      </w:r>
+    </w:p>
+    <w:p>
+      <w:pPr>
+        <w:keepNext w:val="0"/>
+        <w:keepLines w:val="0"/>
+        <w:widowControl/>
+        <w:numPr>
+          <w:ilvl w:val="0"/>
+          <w:numId w:val="14"/>
+        </w:numPr>
+        <w:suppressLineNumbers w:val="0"/>
+        <w:spacing w:before="0" w:beforeAutospacing="1" w:after="0" w:afterAutospacing="1" w:line="240" w:lineRule="atLeast"/>
+        <w:ind w:left="1440" w:hanging="360"/>
+        <w:jc w:val="both"/>
+        <w:rPr>
+          <w:rFonts w:hint="eastAsia" w:ascii="SimSun" w:hAnsi="SimSun" w:eastAsia="SimSun" w:cs="SimSun"/>
+          <w:sz w:val="24"/>
+          <w:szCs w:val="24"/>
+        </w:rPr>
+      </w:pPr>
+    </w:p>
+    <w:p>
+      <w:pPr>
+        <w:pStyle w:val="9"/>
+        <w:keepNext w:val="0"/>
+        <w:keepLines w:val="0"/>
         <w:pageBreakBefore w:val="0"/>
         <w:widowControl/>
+        <w:numPr>
+          <w:ilvl w:val="0"/>
+          <w:numId w:val="15"/>
+        </w:numPr>
+        <w:suppressLineNumbers w:val="0"/>
         <w:kinsoku/>
         <w:wordWrap/>
         <w:overflowPunct/>
@@ -37592,38 +37462,1192 @@
         <w:bidi w:val="0"/>
         <w:adjustRightInd/>
         <w:snapToGrid/>
-        <w:spacing w:line="240" w:lineRule="auto"/>
+        <w:spacing w:before="220" w:beforeAutospacing="0" w:after="220" w:afterAutospacing="0" w:line="240" w:lineRule="atLeast"/>
+        <w:ind w:left="418" w:leftChars="0" w:right="0" w:hanging="418" w:firstLineChars="0"/>
+        <w:jc w:val="both"/>
         <w:textAlignment w:val="auto"/>
         <w:rPr>
-          <w:rFonts w:hint="eastAsia" w:ascii="Yu Gothic" w:hAnsi="Yu Gothic" w:eastAsia="Yu Gothic" w:cs="Yu Gothic"/>
+          <w:rFonts w:hint="eastAsia" w:ascii="SimSun" w:hAnsi="SimSun" w:eastAsia="SimSun" w:cs="SimSun"/>
+          <w:sz w:val="24"/>
+          <w:szCs w:val="24"/>
+        </w:rPr>
+      </w:pPr>
+      <w:r>
+        <w:rPr>
+          <w:rFonts w:hint="eastAsia" w:ascii="SimSun" w:hAnsi="SimSun" w:eastAsia="SimSun" w:cs="SimSun"/>
           <w:b/>
           <w:bCs/>
+          <w:i w:val="0"/>
+          <w:iCs w:val="0"/>
+          <w:caps w:val="0"/>
+          <w:color w:val="1A1C1E"/>
+          <w:spacing w:val="0"/>
+          <w:sz w:val="24"/>
+          <w:szCs w:val="24"/>
+          <w:shd w:val="clear" w:fill="FFFFFF"/>
+        </w:rPr>
+        <w:t>一元論</w:t>
+      </w:r>
+      <w:r>
+        <w:rPr>
+          <w:rFonts w:hint="eastAsia" w:ascii="SimSun" w:hAnsi="SimSun" w:eastAsia="SimSun" w:cs="SimSun"/>
+          <w:i w:val="0"/>
+          <w:iCs w:val="0"/>
+          <w:caps w:val="0"/>
+          <w:color w:val="1A1C1E"/>
+          <w:spacing w:val="0"/>
+          <w:sz w:val="24"/>
+          <w:szCs w:val="24"/>
+          <w:shd w:val="clear" w:fill="FFFFFF"/>
+        </w:rPr>
+        <w:t xml:space="preserve"> (Monism): 一種哲學觀點，認為宇宙萬物，無論以物質或意識形態展現，皆源於一個獨一的本體。</w:t>
+      </w:r>
+    </w:p>
+    <w:p>
+      <w:pPr>
+        <w:pStyle w:val="9"/>
+        <w:keepNext w:val="0"/>
+        <w:keepLines w:val="0"/>
+        <w:pageBreakBefore w:val="0"/>
+        <w:widowControl/>
+        <w:numPr>
+          <w:ilvl w:val="0"/>
+          <w:numId w:val="15"/>
+        </w:numPr>
+        <w:suppressLineNumbers w:val="0"/>
+        <w:kinsoku/>
+        <w:wordWrap/>
+        <w:overflowPunct/>
+        <w:topLinePunct w:val="0"/>
+        <w:autoSpaceDE/>
+        <w:autoSpaceDN/>
+        <w:bidi w:val="0"/>
+        <w:adjustRightInd/>
+        <w:snapToGrid/>
+        <w:spacing w:before="220" w:beforeAutospacing="0" w:after="220" w:afterAutospacing="0" w:line="240" w:lineRule="atLeast"/>
+        <w:ind w:left="418" w:leftChars="0" w:right="0" w:hanging="418" w:firstLineChars="0"/>
+        <w:jc w:val="both"/>
+        <w:textAlignment w:val="auto"/>
+        <w:rPr>
+          <w:rFonts w:hint="eastAsia" w:ascii="SimSun" w:hAnsi="SimSun" w:eastAsia="SimSun" w:cs="SimSun"/>
+          <w:sz w:val="24"/>
+          <w:szCs w:val="24"/>
+        </w:rPr>
+      </w:pPr>
+      <w:r>
+        <w:rPr>
+          <w:rFonts w:hint="eastAsia" w:ascii="SimSun" w:hAnsi="SimSun" w:eastAsia="SimSun" w:cs="SimSun"/>
+          <w:b/>
+          <w:bCs/>
+          <w:i w:val="0"/>
+          <w:iCs w:val="0"/>
+          <w:caps w:val="0"/>
+          <w:color w:val="1A1C1E"/>
+          <w:spacing w:val="0"/>
+          <w:sz w:val="24"/>
+          <w:szCs w:val="24"/>
+          <w:shd w:val="clear" w:fill="FFFFFF"/>
+        </w:rPr>
+        <w:t>隱序／顯序</w:t>
+      </w:r>
+      <w:r>
+        <w:rPr>
+          <w:rFonts w:hint="eastAsia" w:ascii="SimSun" w:hAnsi="SimSun" w:eastAsia="SimSun" w:cs="SimSun"/>
+          <w:i w:val="0"/>
+          <w:iCs w:val="0"/>
+          <w:caps w:val="0"/>
+          <w:color w:val="1A1C1E"/>
+          <w:spacing w:val="0"/>
+          <w:sz w:val="24"/>
+          <w:szCs w:val="24"/>
+          <w:shd w:val="clear" w:fill="FFFFFF"/>
+        </w:rPr>
+        <w:t xml:space="preserve"> (Implicate / Explicate Order): 物理學家大衛．博姆（David Bohm）的概念。「顯序」是表象的物質世界，其中事物看似分離。「隱序」是根本的實相層次，一個不可分割的整體，萬物在其中相互關聯並被「捲入」。</w:t>
+      </w:r>
+    </w:p>
+    <w:p>
+      <w:pPr>
+        <w:pStyle w:val="9"/>
+        <w:keepNext w:val="0"/>
+        <w:keepLines w:val="0"/>
+        <w:pageBreakBefore w:val="0"/>
+        <w:widowControl/>
+        <w:numPr>
+          <w:ilvl w:val="0"/>
+          <w:numId w:val="15"/>
+        </w:numPr>
+        <w:suppressLineNumbers w:val="0"/>
+        <w:kinsoku/>
+        <w:wordWrap/>
+        <w:overflowPunct/>
+        <w:topLinePunct w:val="0"/>
+        <w:autoSpaceDE/>
+        <w:autoSpaceDN/>
+        <w:bidi w:val="0"/>
+        <w:adjustRightInd/>
+        <w:snapToGrid/>
+        <w:spacing w:before="220" w:beforeAutospacing="0" w:after="220" w:afterAutospacing="0" w:line="240" w:lineRule="atLeast"/>
+        <w:ind w:left="418" w:leftChars="0" w:right="0" w:hanging="418" w:firstLineChars="0"/>
+        <w:jc w:val="both"/>
+        <w:textAlignment w:val="auto"/>
+        <w:rPr>
+          <w:rFonts w:hint="eastAsia" w:ascii="SimSun" w:hAnsi="SimSun" w:eastAsia="SimSun" w:cs="SimSun"/>
+          <w:i w:val="0"/>
+          <w:iCs w:val="0"/>
+          <w:caps w:val="0"/>
+          <w:color w:val="1A1C1E"/>
+          <w:spacing w:val="0"/>
+          <w:sz w:val="24"/>
+          <w:szCs w:val="24"/>
+          <w:shd w:val="clear" w:fill="FFFFFF"/>
+        </w:rPr>
+      </w:pPr>
+      <w:r>
+        <w:rPr>
+          <w:rFonts w:hint="eastAsia" w:ascii="SimSun" w:hAnsi="SimSun" w:eastAsia="SimSun" w:cs="SimSun"/>
+          <w:b/>
+          <w:bCs/>
+          <w:i w:val="0"/>
+          <w:iCs w:val="0"/>
+          <w:caps w:val="0"/>
+          <w:color w:val="1A1C1E"/>
+          <w:spacing w:val="0"/>
+          <w:sz w:val="24"/>
+          <w:szCs w:val="24"/>
+          <w:shd w:val="clear" w:fill="FFFFFF"/>
+        </w:rPr>
+        <w:t>五行:</w:t>
+      </w:r>
+      <w:r>
+        <w:rPr>
+          <w:rFonts w:hint="eastAsia" w:ascii="SimSun" w:hAnsi="SimSun" w:eastAsia="SimSun" w:cs="SimSun"/>
+          <w:i w:val="0"/>
+          <w:iCs w:val="0"/>
+          <w:caps w:val="0"/>
+          <w:color w:val="1A1C1E"/>
+          <w:spacing w:val="0"/>
+          <w:sz w:val="24"/>
+          <w:szCs w:val="24"/>
+          <w:shd w:val="clear" w:fill="FFFFFF"/>
+        </w:rPr>
+        <w:t xml:space="preserve"> 東方智慧中描述能量五種基本運動狀態的體系：金（凝聚）、木（生長）、水（流動）、火（放射）、土（穩定）。它描述的是功能與動態平衡，而非五種物質。</w:t>
+      </w:r>
+    </w:p>
+    <w:p>
+      <w:pPr>
+        <w:pStyle w:val="9"/>
+        <w:keepNext w:val="0"/>
+        <w:keepLines w:val="0"/>
+        <w:pageBreakBefore w:val="0"/>
+        <w:widowControl/>
+        <w:numPr>
+          <w:ilvl w:val="0"/>
+          <w:numId w:val="15"/>
+        </w:numPr>
+        <w:suppressLineNumbers w:val="0"/>
+        <w:kinsoku/>
+        <w:wordWrap/>
+        <w:overflowPunct/>
+        <w:topLinePunct w:val="0"/>
+        <w:autoSpaceDE/>
+        <w:autoSpaceDN/>
+        <w:bidi w:val="0"/>
+        <w:adjustRightInd/>
+        <w:snapToGrid/>
+        <w:spacing w:before="220" w:beforeAutospacing="0" w:after="220" w:afterAutospacing="0" w:line="240" w:lineRule="atLeast"/>
+        <w:ind w:left="418" w:leftChars="0" w:right="0" w:hanging="418" w:firstLineChars="0"/>
+        <w:jc w:val="both"/>
+        <w:textAlignment w:val="auto"/>
+        <w:rPr>
+          <w:rFonts w:hint="eastAsia" w:ascii="SimSun" w:hAnsi="SimSun" w:eastAsia="SimSun" w:cs="SimSun"/>
+          <w:i w:val="0"/>
+          <w:iCs w:val="0"/>
+          <w:caps w:val="0"/>
+          <w:color w:val="1A1C1E"/>
+          <w:spacing w:val="0"/>
+          <w:sz w:val="24"/>
+          <w:szCs w:val="24"/>
+          <w:shd w:val="clear" w:fill="FFFFFF"/>
+        </w:rPr>
+      </w:pPr>
+      <w:r>
+        <w:rPr>
+          <w:rFonts w:hint="eastAsia" w:ascii="SimSun" w:hAnsi="SimSun" w:eastAsia="SimSun" w:cs="SimSun"/>
+          <w:b/>
+          <w:bCs/>
+          <w:i w:val="0"/>
+          <w:iCs w:val="0"/>
+          <w:caps w:val="0"/>
+          <w:color w:val="1A1C1E"/>
+          <w:spacing w:val="0"/>
+          <w:sz w:val="24"/>
+          <w:szCs w:val="24"/>
+          <w:shd w:val="clear" w:fill="FFFFFF"/>
+        </w:rPr>
+        <w:t>三界:</w:t>
+      </w:r>
+      <w:r>
+        <w:rPr>
+          <w:rFonts w:hint="eastAsia" w:ascii="SimSun" w:hAnsi="SimSun" w:eastAsia="SimSun" w:cs="SimSun"/>
+          <w:i w:val="0"/>
+          <w:iCs w:val="0"/>
+          <w:caps w:val="0"/>
+          <w:color w:val="1A1C1E"/>
+          <w:spacing w:val="0"/>
+          <w:sz w:val="24"/>
+          <w:szCs w:val="24"/>
+          <w:shd w:val="clear" w:fill="FFFFFF"/>
+        </w:rPr>
+        <w:t xml:space="preserve"> 在本書的語境中，此術語指稱整個可見的物質時空範疇，此處的生命受已知物理定律與生死輪迴所主宰。</w:t>
+      </w:r>
+    </w:p>
+    <w:p>
+      <w:pPr>
+        <w:pStyle w:val="9"/>
+        <w:keepNext w:val="0"/>
+        <w:keepLines w:val="0"/>
+        <w:pageBreakBefore w:val="0"/>
+        <w:widowControl/>
+        <w:numPr>
+          <w:ilvl w:val="0"/>
+          <w:numId w:val="15"/>
+        </w:numPr>
+        <w:suppressLineNumbers w:val="0"/>
+        <w:kinsoku/>
+        <w:wordWrap/>
+        <w:overflowPunct/>
+        <w:topLinePunct w:val="0"/>
+        <w:autoSpaceDE/>
+        <w:autoSpaceDN/>
+        <w:bidi w:val="0"/>
+        <w:adjustRightInd/>
+        <w:snapToGrid/>
+        <w:spacing w:before="220" w:beforeAutospacing="0" w:after="220" w:afterAutospacing="0" w:line="240" w:lineRule="atLeast"/>
+        <w:ind w:left="418" w:leftChars="0" w:right="0" w:hanging="418" w:firstLineChars="0"/>
+        <w:jc w:val="both"/>
+        <w:textAlignment w:val="auto"/>
+        <w:rPr>
+          <w:rFonts w:hint="eastAsia" w:ascii="SimSun" w:hAnsi="SimSun" w:eastAsia="SimSun" w:cs="SimSun"/>
+          <w:i w:val="0"/>
+          <w:iCs w:val="0"/>
+          <w:caps w:val="0"/>
+          <w:color w:val="1A1C1E"/>
+          <w:spacing w:val="0"/>
+          <w:sz w:val="24"/>
+          <w:szCs w:val="24"/>
+          <w:shd w:val="clear" w:fill="FFFFFF"/>
+        </w:rPr>
+      </w:pPr>
+      <w:r>
+        <w:rPr>
+          <w:rFonts w:hint="eastAsia" w:ascii="SimSun" w:hAnsi="SimSun" w:eastAsia="SimSun" w:cs="SimSun"/>
+          <w:b/>
+          <w:bCs/>
+          <w:i w:val="0"/>
+          <w:iCs w:val="0"/>
+          <w:caps w:val="0"/>
+          <w:color w:val="1A1C1E"/>
+          <w:spacing w:val="0"/>
+          <w:sz w:val="24"/>
+          <w:szCs w:val="24"/>
+          <w:shd w:val="clear" w:fill="FFFFFF"/>
+        </w:rPr>
+        <w:t xml:space="preserve">元神 </w:t>
+      </w:r>
+      <w:r>
+        <w:rPr>
+          <w:rFonts w:hint="eastAsia" w:ascii="SimSun" w:hAnsi="SimSun" w:eastAsia="SimSun" w:cs="SimSun"/>
+          <w:i w:val="0"/>
+          <w:iCs w:val="0"/>
+          <w:caps w:val="0"/>
+          <w:color w:val="1A1C1E"/>
+          <w:spacing w:val="0"/>
+          <w:sz w:val="24"/>
+          <w:szCs w:val="24"/>
+          <w:shd w:val="clear" w:fill="FFFFFF"/>
+        </w:rPr>
+        <w:t>(主元神／副元神): 一個生命核心、不滅的意識本體，常被稱為靈魂。「主元神」是我們認知為「我」的主要意識。「副元神」是在同一身體內，靜默運作的平行意識。</w:t>
+      </w:r>
+    </w:p>
+    <w:p>
+      <w:pPr>
+        <w:pStyle w:val="9"/>
+        <w:keepNext w:val="0"/>
+        <w:keepLines w:val="0"/>
+        <w:pageBreakBefore w:val="0"/>
+        <w:widowControl/>
+        <w:numPr>
+          <w:ilvl w:val="0"/>
+          <w:numId w:val="15"/>
+        </w:numPr>
+        <w:suppressLineNumbers w:val="0"/>
+        <w:kinsoku/>
+        <w:wordWrap/>
+        <w:overflowPunct/>
+        <w:topLinePunct w:val="0"/>
+        <w:autoSpaceDE/>
+        <w:autoSpaceDN/>
+        <w:bidi w:val="0"/>
+        <w:adjustRightInd/>
+        <w:snapToGrid/>
+        <w:spacing w:before="220" w:beforeAutospacing="0" w:after="220" w:afterAutospacing="0" w:line="240" w:lineRule="atLeast"/>
+        <w:ind w:left="418" w:leftChars="0" w:right="0" w:hanging="418" w:firstLineChars="0"/>
+        <w:jc w:val="both"/>
+        <w:textAlignment w:val="auto"/>
+        <w:rPr>
+          <w:rFonts w:hint="eastAsia" w:ascii="SimSun" w:hAnsi="SimSun" w:eastAsia="SimSun" w:cs="SimSun"/>
+          <w:i w:val="0"/>
+          <w:iCs w:val="0"/>
+          <w:caps w:val="0"/>
+          <w:color w:val="1A1C1E"/>
+          <w:spacing w:val="0"/>
+          <w:sz w:val="24"/>
+          <w:szCs w:val="24"/>
+          <w:shd w:val="clear" w:fill="FFFFFF"/>
+        </w:rPr>
+      </w:pPr>
+      <w:r>
+        <w:rPr>
+          <w:rFonts w:hint="eastAsia" w:ascii="SimSun" w:hAnsi="SimSun" w:eastAsia="SimSun" w:cs="SimSun"/>
+          <w:b/>
+          <w:bCs/>
+          <w:i w:val="0"/>
+          <w:iCs w:val="0"/>
+          <w:caps w:val="0"/>
+          <w:color w:val="1A1C1E"/>
+          <w:spacing w:val="0"/>
+          <w:sz w:val="24"/>
+          <w:szCs w:val="24"/>
+          <w:shd w:val="clear" w:fill="FFFFFF"/>
+        </w:rPr>
+        <w:t>德與業:</w:t>
+      </w:r>
+      <w:r>
+        <w:rPr>
+          <w:rFonts w:hint="eastAsia" w:ascii="SimSun" w:hAnsi="SimSun" w:eastAsia="SimSun" w:cs="SimSun"/>
+          <w:i w:val="0"/>
+          <w:iCs w:val="0"/>
+          <w:caps w:val="0"/>
+          <w:color w:val="1A1C1E"/>
+          <w:spacing w:val="0"/>
+          <w:sz w:val="24"/>
+          <w:szCs w:val="24"/>
+          <w:shd w:val="clear" w:fill="FFFFFF"/>
+        </w:rPr>
+        <w:t xml:space="preserve"> 在修煉的世界觀中，這並非抽象的道德概念，而是兩種真實的物質。「德」是白色的物質，從行善與吃苦中積累而來。「業」是黑色的物質，從做惡中產生。</w:t>
+      </w:r>
+    </w:p>
+    <w:p>
+      <w:pPr>
+        <w:pStyle w:val="9"/>
+        <w:keepNext w:val="0"/>
+        <w:keepLines w:val="0"/>
+        <w:pageBreakBefore w:val="0"/>
+        <w:widowControl/>
+        <w:numPr>
+          <w:ilvl w:val="0"/>
+          <w:numId w:val="15"/>
+        </w:numPr>
+        <w:suppressLineNumbers w:val="0"/>
+        <w:kinsoku/>
+        <w:wordWrap/>
+        <w:overflowPunct/>
+        <w:topLinePunct w:val="0"/>
+        <w:autoSpaceDE/>
+        <w:autoSpaceDN/>
+        <w:bidi w:val="0"/>
+        <w:adjustRightInd/>
+        <w:snapToGrid/>
+        <w:spacing w:before="220" w:beforeAutospacing="0" w:after="220" w:afterAutospacing="0" w:line="240" w:lineRule="atLeast"/>
+        <w:ind w:left="418" w:leftChars="0" w:right="0" w:hanging="418" w:firstLineChars="0"/>
+        <w:jc w:val="both"/>
+        <w:textAlignment w:val="auto"/>
+        <w:rPr>
+          <w:rFonts w:hint="eastAsia" w:ascii="SimSun" w:hAnsi="SimSun" w:eastAsia="SimSun" w:cs="SimSun"/>
+          <w:i w:val="0"/>
+          <w:iCs w:val="0"/>
+          <w:caps w:val="0"/>
+          <w:color w:val="1A1C1E"/>
+          <w:spacing w:val="0"/>
+          <w:sz w:val="24"/>
+          <w:szCs w:val="24"/>
+          <w:shd w:val="clear" w:fill="FFFFFF"/>
+        </w:rPr>
+      </w:pPr>
+      <w:r>
+        <w:rPr>
+          <w:rFonts w:hint="eastAsia" w:ascii="SimSun" w:hAnsi="SimSun" w:eastAsia="SimSun" w:cs="SimSun"/>
+          <w:b/>
+          <w:bCs/>
+          <w:i w:val="0"/>
+          <w:iCs w:val="0"/>
+          <w:caps w:val="0"/>
+          <w:color w:val="1A1C1E"/>
+          <w:spacing w:val="0"/>
+          <w:sz w:val="24"/>
+          <w:szCs w:val="24"/>
+          <w:shd w:val="clear" w:fill="FFFFFF"/>
+        </w:rPr>
+        <w:t>天目</w:t>
+      </w:r>
+      <w:r>
+        <w:rPr>
+          <w:rFonts w:hint="eastAsia" w:ascii="SimSun" w:hAnsi="SimSun" w:eastAsia="SimSun" w:cs="SimSun"/>
+          <w:i w:val="0"/>
+          <w:iCs w:val="0"/>
+          <w:caps w:val="0"/>
+          <w:color w:val="1A1C1E"/>
+          <w:spacing w:val="0"/>
+          <w:sz w:val="24"/>
+          <w:szCs w:val="24"/>
+          <w:shd w:val="clear" w:fill="FFFFFF"/>
+        </w:rPr>
+        <w:t xml:space="preserve"> (第三隻眼): 一種內在的認知工具，一個可透過修煉開啟的高級「感官」，能讓人直接感知其他空間層次與實相。</w:t>
+      </w:r>
+    </w:p>
+    <w:p>
+      <w:pPr>
+        <w:keepNext w:val="0"/>
+        <w:keepLines w:val="0"/>
+        <w:widowControl/>
+        <w:numPr>
+          <w:ilvl w:val="0"/>
+          <w:numId w:val="14"/>
+        </w:numPr>
+        <w:suppressLineNumbers w:val="0"/>
+        <w:spacing w:before="0" w:beforeAutospacing="1" w:after="0" w:afterAutospacing="1" w:line="240" w:lineRule="atLeast"/>
+        <w:ind w:left="1440" w:hanging="360"/>
+        <w:jc w:val="both"/>
+        <w:rPr>
+          <w:rFonts w:hint="eastAsia" w:ascii="SimSun" w:hAnsi="SimSun" w:eastAsia="SimSun" w:cs="SimSun"/>
+          <w:sz w:val="24"/>
+          <w:szCs w:val="24"/>
+        </w:rPr>
+      </w:pPr>
+    </w:p>
+    <w:p>
+      <w:pPr>
+        <w:pStyle w:val="9"/>
+        <w:keepNext w:val="0"/>
+        <w:keepLines w:val="0"/>
+        <w:widowControl/>
+        <w:suppressLineNumbers w:val="0"/>
+        <w:shd w:val="clear" w:fill="FFFFFF"/>
+        <w:spacing w:before="0" w:beforeAutospacing="1" w:after="216" w:afterAutospacing="0" w:line="240" w:lineRule="atLeast"/>
+        <w:ind w:left="0" w:right="0" w:firstLine="0"/>
+        <w:jc w:val="both"/>
+        <w:rPr>
+          <w:rFonts w:hint="eastAsia" w:ascii="SimSun" w:hAnsi="SimSun" w:eastAsia="SimSun" w:cs="SimSun"/>
+          <w:b/>
+          <w:bCs/>
+          <w:i w:val="0"/>
+          <w:iCs w:val="0"/>
+          <w:caps w:val="0"/>
+          <w:color w:val="1A1C1E"/>
+          <w:spacing w:val="0"/>
+          <w:sz w:val="32"/>
+          <w:szCs w:val="32"/>
+        </w:rPr>
+      </w:pPr>
+      <w:r>
+        <w:rPr>
+          <w:rFonts w:hint="eastAsia" w:ascii="SimSun" w:hAnsi="SimSun" w:eastAsia="SimSun" w:cs="SimSun"/>
+          <w:b/>
+          <w:bCs/>
+          <w:i w:val="0"/>
+          <w:iCs w:val="0"/>
+          <w:caps w:val="0"/>
+          <w:color w:val="1A1C1E"/>
+          <w:spacing w:val="0"/>
+          <w:sz w:val="32"/>
+          <w:szCs w:val="32"/>
+          <w:shd w:val="clear" w:fill="FFFFFF"/>
+        </w:rPr>
+        <w:t>B. 延伸閱讀清單</w:t>
+      </w:r>
+    </w:p>
+    <w:p>
+      <w:pPr>
+        <w:keepNext w:val="0"/>
+        <w:keepLines w:val="0"/>
+        <w:widowControl/>
+        <w:numPr>
+          <w:ilvl w:val="0"/>
+          <w:numId w:val="0"/>
+        </w:numPr>
+        <w:suppressLineNumbers w:val="0"/>
+        <w:spacing w:before="0" w:beforeAutospacing="1" w:after="0" w:afterAutospacing="1" w:line="240" w:lineRule="atLeast"/>
+        <w:jc w:val="both"/>
+        <w:rPr>
+          <w:rFonts w:hint="eastAsia" w:ascii="SimSun" w:hAnsi="SimSun" w:eastAsia="SimSun" w:cs="SimSun"/>
+          <w:sz w:val="24"/>
+          <w:szCs w:val="24"/>
+        </w:rPr>
+      </w:pPr>
+    </w:p>
+    <w:p>
+      <w:pPr>
+        <w:pStyle w:val="9"/>
+        <w:keepNext w:val="0"/>
+        <w:keepLines w:val="0"/>
+        <w:widowControl/>
+        <w:suppressLineNumbers w:val="0"/>
+        <w:spacing w:before="0" w:beforeAutospacing="0" w:after="36" w:afterAutospacing="0" w:line="240" w:lineRule="atLeast"/>
+        <w:ind w:right="0"/>
+        <w:jc w:val="both"/>
+        <w:rPr>
+          <w:rFonts w:hint="eastAsia" w:ascii="SimSun" w:hAnsi="SimSun" w:eastAsia="SimSun" w:cs="SimSun"/>
+          <w:b/>
+          <w:bCs/>
+          <w:sz w:val="24"/>
+          <w:szCs w:val="24"/>
+        </w:rPr>
+      </w:pPr>
+      <w:r>
+        <w:rPr>
+          <w:rFonts w:hint="eastAsia" w:ascii="SimSun" w:hAnsi="SimSun" w:eastAsia="SimSun" w:cs="SimSun"/>
+          <w:b/>
+          <w:bCs/>
+          <w:i w:val="0"/>
+          <w:iCs w:val="0"/>
+          <w:caps w:val="0"/>
+          <w:color w:val="1A1C1E"/>
+          <w:spacing w:val="0"/>
+          <w:sz w:val="24"/>
+          <w:szCs w:val="24"/>
+          <w:shd w:val="clear" w:fill="FFFFFF"/>
+        </w:rPr>
+        <w:t>關於尖端物理學與科學哲學：</w:t>
+      </w:r>
+    </w:p>
+    <w:p>
+      <w:pPr>
+        <w:keepNext w:val="0"/>
+        <w:keepLines w:val="0"/>
+        <w:pageBreakBefore w:val="0"/>
+        <w:widowControl/>
+        <w:numPr>
+          <w:ilvl w:val="1"/>
+          <w:numId w:val="16"/>
+        </w:numPr>
+        <w:suppressLineNumbers w:val="0"/>
+        <w:kinsoku/>
+        <w:wordWrap/>
+        <w:overflowPunct/>
+        <w:topLinePunct w:val="0"/>
+        <w:autoSpaceDE/>
+        <w:autoSpaceDN/>
+        <w:bidi w:val="0"/>
+        <w:adjustRightInd/>
+        <w:snapToGrid/>
+        <w:spacing w:before="220" w:beforeAutospacing="0" w:after="220" w:afterAutospacing="0" w:line="240" w:lineRule="atLeast"/>
+        <w:ind w:left="806" w:leftChars="0" w:hanging="360" w:firstLineChars="0"/>
+        <w:jc w:val="both"/>
+        <w:textAlignment w:val="auto"/>
+        <w:rPr>
+          <w:rFonts w:hint="eastAsia" w:ascii="SimSun" w:hAnsi="SimSun" w:eastAsia="SimSun" w:cs="SimSun"/>
+          <w:sz w:val="24"/>
+          <w:szCs w:val="24"/>
+        </w:rPr>
+      </w:pPr>
+      <w:r>
+        <w:rPr>
+          <w:rFonts w:hint="eastAsia" w:ascii="SimSun" w:hAnsi="SimSun" w:eastAsia="SimSun" w:cs="SimSun"/>
+          <w:i w:val="0"/>
+          <w:iCs w:val="0"/>
+          <w:caps w:val="0"/>
+          <w:color w:val="1A1C1E"/>
+          <w:spacing w:val="0"/>
+          <w:sz w:val="24"/>
+          <w:szCs w:val="24"/>
+          <w:shd w:val="clear" w:fill="FFFFFF"/>
+        </w:rPr>
+        <w:t>《Wholeness and the Implicate Order》（整體與隱序） - 大衛．博姆（David Bohm）</w:t>
+      </w:r>
+    </w:p>
+    <w:p>
+      <w:pPr>
+        <w:keepNext w:val="0"/>
+        <w:keepLines w:val="0"/>
+        <w:pageBreakBefore w:val="0"/>
+        <w:widowControl/>
+        <w:numPr>
+          <w:ilvl w:val="1"/>
+          <w:numId w:val="16"/>
+        </w:numPr>
+        <w:suppressLineNumbers w:val="0"/>
+        <w:kinsoku/>
+        <w:wordWrap/>
+        <w:overflowPunct/>
+        <w:topLinePunct w:val="0"/>
+        <w:autoSpaceDE/>
+        <w:autoSpaceDN/>
+        <w:bidi w:val="0"/>
+        <w:adjustRightInd/>
+        <w:snapToGrid/>
+        <w:spacing w:before="220" w:beforeAutospacing="0" w:after="220" w:afterAutospacing="0" w:line="240" w:lineRule="atLeast"/>
+        <w:ind w:left="806" w:leftChars="0" w:hanging="360" w:firstLineChars="0"/>
+        <w:jc w:val="both"/>
+        <w:textAlignment w:val="auto"/>
+        <w:rPr>
+          <w:rFonts w:hint="eastAsia" w:ascii="SimSun" w:hAnsi="SimSun" w:eastAsia="SimSun" w:cs="SimSun"/>
+          <w:sz w:val="24"/>
+          <w:szCs w:val="24"/>
+        </w:rPr>
+      </w:pPr>
+      <w:r>
+        <w:rPr>
+          <w:rFonts w:hint="eastAsia" w:ascii="SimSun" w:hAnsi="SimSun" w:eastAsia="SimSun" w:cs="SimSun"/>
+          <w:i w:val="0"/>
+          <w:iCs w:val="0"/>
+          <w:caps w:val="0"/>
+          <w:color w:val="1A1C1E"/>
+          <w:spacing w:val="0"/>
+          <w:sz w:val="24"/>
+          <w:szCs w:val="24"/>
+          <w:shd w:val="clear" w:fill="FFFFFF"/>
+        </w:rPr>
+        <w:t>《The Tao of Physics》（物理學之道） - 弗里喬夫．卡普拉（Fritjof Capra）</w:t>
+      </w:r>
+    </w:p>
+    <w:p>
+      <w:pPr>
+        <w:keepNext w:val="0"/>
+        <w:keepLines w:val="0"/>
+        <w:pageBreakBefore w:val="0"/>
+        <w:widowControl/>
+        <w:numPr>
+          <w:ilvl w:val="1"/>
+          <w:numId w:val="16"/>
+        </w:numPr>
+        <w:suppressLineNumbers w:val="0"/>
+        <w:kinsoku/>
+        <w:wordWrap/>
+        <w:overflowPunct/>
+        <w:topLinePunct w:val="0"/>
+        <w:autoSpaceDE/>
+        <w:autoSpaceDN/>
+        <w:bidi w:val="0"/>
+        <w:adjustRightInd/>
+        <w:snapToGrid/>
+        <w:spacing w:before="220" w:beforeAutospacing="0" w:after="220" w:afterAutospacing="0" w:line="240" w:lineRule="atLeast"/>
+        <w:ind w:left="806" w:leftChars="0" w:hanging="360" w:firstLineChars="0"/>
+        <w:jc w:val="both"/>
+        <w:textAlignment w:val="auto"/>
+        <w:rPr>
+          <w:rFonts w:hint="eastAsia" w:ascii="SimSun" w:hAnsi="SimSun" w:eastAsia="SimSun" w:cs="SimSun"/>
+          <w:sz w:val="24"/>
+          <w:szCs w:val="24"/>
+        </w:rPr>
+      </w:pPr>
+      <w:r>
+        <w:rPr>
+          <w:rFonts w:hint="eastAsia" w:ascii="SimSun" w:hAnsi="SimSun" w:eastAsia="SimSun" w:cs="SimSun"/>
+          <w:i w:val="0"/>
+          <w:iCs w:val="0"/>
+          <w:caps w:val="0"/>
+          <w:color w:val="1A1C1E"/>
+          <w:spacing w:val="0"/>
+          <w:sz w:val="24"/>
+          <w:szCs w:val="24"/>
+          <w:shd w:val="clear" w:fill="FFFFFF"/>
+        </w:rPr>
+        <w:t>漢尼斯．阿爾文（Hannes Alfvén）關於電漿宇宙的著作。</w:t>
+      </w:r>
+    </w:p>
+    <w:p>
+      <w:pPr>
+        <w:keepNext w:val="0"/>
+        <w:keepLines w:val="0"/>
+        <w:widowControl/>
+        <w:numPr>
+          <w:ilvl w:val="1"/>
+          <w:numId w:val="16"/>
+        </w:numPr>
+        <w:suppressLineNumbers w:val="0"/>
+        <w:spacing w:before="0" w:beforeAutospacing="1" w:after="0" w:afterAutospacing="1" w:line="240" w:lineRule="atLeast"/>
+        <w:ind w:left="2882" w:hanging="360"/>
+        <w:jc w:val="both"/>
+        <w:rPr>
+          <w:rFonts w:hint="eastAsia" w:ascii="SimSun" w:hAnsi="SimSun" w:eastAsia="SimSun" w:cs="SimSun"/>
+          <w:sz w:val="24"/>
+          <w:szCs w:val="24"/>
+        </w:rPr>
+      </w:pPr>
+    </w:p>
+    <w:p>
+      <w:pPr>
+        <w:keepNext w:val="0"/>
+        <w:keepLines w:val="0"/>
+        <w:widowControl/>
+        <w:numPr>
+          <w:ilvl w:val="0"/>
+          <w:numId w:val="0"/>
+        </w:numPr>
+        <w:suppressLineNumbers w:val="0"/>
+        <w:spacing w:before="0" w:beforeAutospacing="1" w:after="0" w:afterAutospacing="1" w:line="240" w:lineRule="atLeast"/>
+        <w:jc w:val="both"/>
+        <w:rPr>
+          <w:rFonts w:hint="eastAsia" w:ascii="SimSun" w:hAnsi="SimSun" w:eastAsia="SimSun" w:cs="SimSun"/>
+          <w:sz w:val="24"/>
+          <w:szCs w:val="24"/>
+        </w:rPr>
+      </w:pPr>
+    </w:p>
+    <w:p>
+      <w:pPr>
+        <w:pStyle w:val="9"/>
+        <w:keepNext w:val="0"/>
+        <w:keepLines w:val="0"/>
+        <w:widowControl/>
+        <w:suppressLineNumbers w:val="0"/>
+        <w:spacing w:before="0" w:beforeAutospacing="0" w:after="36" w:afterAutospacing="0" w:line="240" w:lineRule="atLeast"/>
+        <w:ind w:right="0"/>
+        <w:jc w:val="both"/>
+        <w:rPr>
+          <w:rFonts w:hint="eastAsia" w:ascii="SimSun" w:hAnsi="SimSun" w:eastAsia="SimSun" w:cs="SimSun"/>
+          <w:b/>
+          <w:bCs/>
+          <w:i w:val="0"/>
+          <w:iCs w:val="0"/>
+          <w:caps w:val="0"/>
+          <w:color w:val="1A1C1E"/>
+          <w:spacing w:val="0"/>
+          <w:sz w:val="24"/>
+          <w:szCs w:val="24"/>
+          <w:shd w:val="clear" w:fill="FFFFFF"/>
+        </w:rPr>
+      </w:pPr>
+      <w:r>
+        <w:rPr>
+          <w:rFonts w:hint="eastAsia" w:ascii="SimSun" w:hAnsi="SimSun" w:eastAsia="SimSun" w:cs="SimSun"/>
+          <w:b/>
+          <w:bCs/>
+          <w:i w:val="0"/>
+          <w:iCs w:val="0"/>
+          <w:caps w:val="0"/>
+          <w:color w:val="1A1C1E"/>
+          <w:spacing w:val="0"/>
+          <w:sz w:val="24"/>
+          <w:szCs w:val="24"/>
+          <w:shd w:val="clear" w:fill="FFFFFF"/>
+        </w:rPr>
+        <w:t>關於東西方哲學：</w:t>
+      </w:r>
+    </w:p>
+    <w:p>
+      <w:pPr>
+        <w:keepNext w:val="0"/>
+        <w:keepLines w:val="0"/>
+        <w:pageBreakBefore w:val="0"/>
+        <w:widowControl/>
+        <w:numPr>
+          <w:ilvl w:val="1"/>
+          <w:numId w:val="16"/>
+        </w:numPr>
+        <w:suppressLineNumbers w:val="0"/>
+        <w:kinsoku/>
+        <w:wordWrap/>
+        <w:overflowPunct/>
+        <w:topLinePunct w:val="0"/>
+        <w:autoSpaceDE/>
+        <w:autoSpaceDN/>
+        <w:bidi w:val="0"/>
+        <w:adjustRightInd/>
+        <w:snapToGrid/>
+        <w:spacing w:before="220" w:beforeAutospacing="0" w:after="220" w:afterAutospacing="0" w:line="240" w:lineRule="atLeast"/>
+        <w:ind w:left="806" w:leftChars="0" w:hanging="360" w:firstLineChars="0"/>
+        <w:jc w:val="both"/>
+        <w:textAlignment w:val="auto"/>
+        <w:rPr>
+          <w:rFonts w:hint="eastAsia" w:ascii="SimSun" w:hAnsi="SimSun" w:eastAsia="SimSun" w:cs="SimSun"/>
+          <w:i w:val="0"/>
+          <w:iCs w:val="0"/>
+          <w:caps w:val="0"/>
+          <w:color w:val="1A1C1E"/>
+          <w:spacing w:val="0"/>
+          <w:sz w:val="24"/>
+          <w:szCs w:val="24"/>
+          <w:shd w:val="clear" w:fill="FFFFFF"/>
+        </w:rPr>
+      </w:pPr>
+      <w:r>
+        <w:rPr>
+          <w:rFonts w:hint="eastAsia" w:ascii="SimSun" w:hAnsi="SimSun" w:eastAsia="SimSun" w:cs="SimSun"/>
+          <w:i w:val="0"/>
+          <w:iCs w:val="0"/>
+          <w:caps w:val="0"/>
+          <w:color w:val="1A1C1E"/>
+          <w:spacing w:val="0"/>
+          <w:sz w:val="24"/>
+          <w:szCs w:val="24"/>
+          <w:shd w:val="clear" w:fill="FFFFFF"/>
+        </w:rPr>
+        <w:t>《道德經》 - 老子</w:t>
+      </w:r>
+    </w:p>
+    <w:p>
+      <w:pPr>
+        <w:keepNext w:val="0"/>
+        <w:keepLines w:val="0"/>
+        <w:pageBreakBefore w:val="0"/>
+        <w:widowControl/>
+        <w:numPr>
+          <w:ilvl w:val="1"/>
+          <w:numId w:val="16"/>
+        </w:numPr>
+        <w:suppressLineNumbers w:val="0"/>
+        <w:kinsoku/>
+        <w:wordWrap/>
+        <w:overflowPunct/>
+        <w:topLinePunct w:val="0"/>
+        <w:autoSpaceDE/>
+        <w:autoSpaceDN/>
+        <w:bidi w:val="0"/>
+        <w:adjustRightInd/>
+        <w:snapToGrid/>
+        <w:spacing w:before="220" w:beforeAutospacing="0" w:after="220" w:afterAutospacing="0" w:line="240" w:lineRule="atLeast"/>
+        <w:ind w:left="806" w:leftChars="0" w:hanging="360" w:firstLineChars="0"/>
+        <w:jc w:val="both"/>
+        <w:textAlignment w:val="auto"/>
+        <w:rPr>
+          <w:rFonts w:hint="eastAsia" w:ascii="SimSun" w:hAnsi="SimSun" w:eastAsia="SimSun" w:cs="SimSun"/>
+          <w:i w:val="0"/>
+          <w:iCs w:val="0"/>
+          <w:caps w:val="0"/>
+          <w:color w:val="1A1C1E"/>
+          <w:spacing w:val="0"/>
+          <w:sz w:val="24"/>
+          <w:szCs w:val="24"/>
+          <w:shd w:val="clear" w:fill="FFFFFF"/>
+        </w:rPr>
+      </w:pPr>
+      <w:r>
+        <w:rPr>
+          <w:rFonts w:hint="eastAsia" w:ascii="SimSun" w:hAnsi="SimSun" w:eastAsia="SimSun" w:cs="SimSun"/>
+          <w:i w:val="0"/>
+          <w:iCs w:val="0"/>
+          <w:caps w:val="0"/>
+          <w:color w:val="1A1C1E"/>
+          <w:spacing w:val="0"/>
+          <w:sz w:val="24"/>
+          <w:szCs w:val="24"/>
+          <w:shd w:val="clear" w:fill="FFFFFF"/>
+        </w:rPr>
+        <w:t>《Ethics》（倫理學） - 巴魯赫．斯賓諾莎（Baruch Spinoza）</w:t>
+      </w:r>
+    </w:p>
+    <w:p>
+      <w:pPr>
+        <w:keepNext w:val="0"/>
+        <w:keepLines w:val="0"/>
+        <w:pageBreakBefore w:val="0"/>
+        <w:widowControl/>
+        <w:numPr>
+          <w:ilvl w:val="1"/>
+          <w:numId w:val="16"/>
+        </w:numPr>
+        <w:suppressLineNumbers w:val="0"/>
+        <w:kinsoku/>
+        <w:wordWrap/>
+        <w:overflowPunct/>
+        <w:topLinePunct w:val="0"/>
+        <w:autoSpaceDE/>
+        <w:autoSpaceDN/>
+        <w:bidi w:val="0"/>
+        <w:adjustRightInd/>
+        <w:snapToGrid/>
+        <w:spacing w:before="220" w:beforeAutospacing="0" w:after="220" w:afterAutospacing="0" w:line="240" w:lineRule="atLeast"/>
+        <w:ind w:left="806" w:leftChars="0" w:hanging="360" w:firstLineChars="0"/>
+        <w:jc w:val="both"/>
+        <w:textAlignment w:val="auto"/>
+        <w:rPr>
+          <w:rFonts w:hint="eastAsia" w:ascii="SimSun" w:hAnsi="SimSun" w:eastAsia="SimSun" w:cs="SimSun"/>
+          <w:sz w:val="24"/>
+          <w:szCs w:val="24"/>
+        </w:rPr>
+      </w:pPr>
+      <w:r>
+        <w:rPr>
+          <w:rFonts w:hint="eastAsia" w:ascii="SimSun" w:hAnsi="SimSun" w:eastAsia="SimSun" w:cs="SimSun"/>
+          <w:i w:val="0"/>
+          <w:iCs w:val="0"/>
+          <w:caps w:val="0"/>
+          <w:color w:val="1A1C1E"/>
+          <w:spacing w:val="0"/>
+          <w:sz w:val="24"/>
+          <w:szCs w:val="24"/>
+          <w:shd w:val="clear" w:fill="FFFFFF"/>
+        </w:rPr>
+        <w:t>佛教關於宇宙觀與各個境界的經文。</w:t>
+      </w:r>
+    </w:p>
+    <w:p>
+      <w:pPr>
+        <w:keepNext w:val="0"/>
+        <w:keepLines w:val="0"/>
+        <w:widowControl/>
+        <w:numPr>
+          <w:ilvl w:val="0"/>
+          <w:numId w:val="0"/>
+        </w:numPr>
+        <w:suppressLineNumbers w:val="0"/>
+        <w:spacing w:before="0" w:beforeAutospacing="1" w:after="0" w:afterAutospacing="1" w:line="240" w:lineRule="atLeast"/>
+        <w:jc w:val="both"/>
+        <w:rPr>
+          <w:rFonts w:hint="eastAsia" w:ascii="SimSun" w:hAnsi="SimSun" w:eastAsia="SimSun" w:cs="SimSun"/>
+          <w:sz w:val="24"/>
+          <w:szCs w:val="24"/>
+        </w:rPr>
+      </w:pPr>
+    </w:p>
+    <w:p>
+      <w:pPr>
+        <w:pStyle w:val="9"/>
+        <w:keepNext w:val="0"/>
+        <w:keepLines w:val="0"/>
+        <w:pageBreakBefore w:val="0"/>
+        <w:widowControl/>
+        <w:suppressLineNumbers w:val="0"/>
+        <w:kinsoku/>
+        <w:wordWrap/>
+        <w:overflowPunct/>
+        <w:topLinePunct w:val="0"/>
+        <w:autoSpaceDE/>
+        <w:autoSpaceDN/>
+        <w:bidi w:val="0"/>
+        <w:adjustRightInd/>
+        <w:snapToGrid/>
+        <w:spacing w:before="220" w:beforeAutospacing="0" w:after="220" w:afterAutospacing="0" w:line="240" w:lineRule="atLeast"/>
+        <w:ind w:right="0"/>
+        <w:jc w:val="both"/>
+        <w:textAlignment w:val="auto"/>
+        <w:rPr>
+          <w:rFonts w:hint="eastAsia" w:ascii="SimSun" w:hAnsi="SimSun" w:eastAsia="SimSun" w:cs="SimSun"/>
+          <w:b/>
+          <w:bCs/>
+          <w:i w:val="0"/>
+          <w:iCs w:val="0"/>
+          <w:caps w:val="0"/>
+          <w:color w:val="1A1C1E"/>
+          <w:spacing w:val="0"/>
+          <w:sz w:val="24"/>
+          <w:szCs w:val="24"/>
+          <w:shd w:val="clear" w:fill="FFFFFF"/>
+        </w:rPr>
+      </w:pPr>
+      <w:r>
+        <w:rPr>
+          <w:rFonts w:hint="eastAsia" w:ascii="SimSun" w:hAnsi="SimSun" w:eastAsia="SimSun" w:cs="SimSun"/>
+          <w:b/>
+          <w:bCs/>
+          <w:i w:val="0"/>
+          <w:iCs w:val="0"/>
+          <w:caps w:val="0"/>
+          <w:color w:val="1A1C1E"/>
+          <w:spacing w:val="0"/>
+          <w:sz w:val="24"/>
+          <w:szCs w:val="24"/>
+          <w:shd w:val="clear" w:fill="FFFFFF"/>
+        </w:rPr>
+        <w:t>關於現代修煉智慧：</w:t>
+      </w:r>
+    </w:p>
+    <w:p>
+      <w:pPr>
+        <w:pStyle w:val="9"/>
+        <w:keepNext w:val="0"/>
+        <w:keepLines w:val="0"/>
+        <w:pageBreakBefore w:val="0"/>
+        <w:widowControl/>
+        <w:suppressLineNumbers w:val="0"/>
+        <w:kinsoku/>
+        <w:wordWrap/>
+        <w:overflowPunct/>
+        <w:topLinePunct w:val="0"/>
+        <w:autoSpaceDE/>
+        <w:autoSpaceDN/>
+        <w:bidi w:val="0"/>
+        <w:adjustRightInd/>
+        <w:snapToGrid/>
+        <w:spacing w:before="220" w:beforeAutospacing="0" w:after="220" w:afterAutospacing="0" w:line="240" w:lineRule="atLeast"/>
+        <w:ind w:left="400" w:leftChars="200" w:right="0" w:firstLine="0" w:firstLineChars="0"/>
+        <w:jc w:val="both"/>
+        <w:textAlignment w:val="auto"/>
+        <w:rPr>
+          <w:rFonts w:hint="eastAsia" w:ascii="SimSun" w:hAnsi="SimSun" w:eastAsia="SimSun" w:cs="SimSun"/>
+          <w:sz w:val="24"/>
+          <w:szCs w:val="24"/>
+        </w:rPr>
+      </w:pPr>
+      <w:r>
+        <w:rPr>
+          <w:rFonts w:hint="eastAsia" w:ascii="SimSun" w:hAnsi="SimSun" w:eastAsia="SimSun" w:cs="SimSun"/>
+          <w:i w:val="0"/>
+          <w:iCs w:val="0"/>
+          <w:caps w:val="0"/>
+          <w:color w:val="1A1C1E"/>
+          <w:spacing w:val="0"/>
+          <w:sz w:val="24"/>
+          <w:szCs w:val="24"/>
+          <w:shd w:val="clear" w:fill="FFFFFF"/>
+        </w:rPr>
+        <w:t>若想更深入地了解如三界、元神、德、業等概念，以及它們在一個完整修煉體系中的關係，讀者可閱讀李洪志先生的著作《轉法輪》。此書從一個更高的認知層次上，對宇宙、人體以及修煉之路，提供了一套深刻而系統的闡述。</w:t>
+      </w:r>
+    </w:p>
+    <w:p>
+      <w:pPr>
+        <w:jc w:val="both"/>
+        <w:rPr>
+          <w:rFonts w:hint="eastAsia" w:ascii="SimSun" w:hAnsi="SimSun" w:eastAsia="SimSun" w:cs="SimSun"/>
+          <w:sz w:val="24"/>
+          <w:szCs w:val="24"/>
+        </w:rPr>
+      </w:pPr>
+    </w:p>
+    <w:p>
+      <w:pPr>
+        <w:keepNext w:val="0"/>
+        <w:keepLines w:val="0"/>
+        <w:pageBreakBefore w:val="0"/>
+        <w:widowControl/>
+        <w:kinsoku/>
+        <w:wordWrap/>
+        <w:overflowPunct/>
+        <w:topLinePunct w:val="0"/>
+        <w:autoSpaceDE/>
+        <w:autoSpaceDN/>
+        <w:bidi w:val="0"/>
+        <w:adjustRightInd/>
+        <w:snapToGrid/>
+        <w:spacing w:before="200" w:after="200"/>
+        <w:jc w:val="both"/>
+        <w:textAlignment w:val="auto"/>
+        <w:rPr>
+          <w:rFonts w:hint="eastAsia" w:ascii="SimSun" w:hAnsi="SimSun" w:eastAsia="SimSun" w:cs="SimSun"/>
+          <w:sz w:val="22"/>
+          <w:szCs w:val="22"/>
+        </w:rPr>
+      </w:pPr>
+    </w:p>
+    <w:p>
+      <w:pPr>
+        <w:keepNext w:val="0"/>
+        <w:keepLines w:val="0"/>
+        <w:pageBreakBefore w:val="0"/>
+        <w:widowControl/>
+        <w:kinsoku/>
+        <w:wordWrap/>
+        <w:overflowPunct/>
+        <w:topLinePunct w:val="0"/>
+        <w:autoSpaceDE/>
+        <w:autoSpaceDN/>
+        <w:bidi w:val="0"/>
+        <w:adjustRightInd/>
+        <w:snapToGrid/>
+        <w:spacing w:before="200" w:after="200"/>
+        <w:jc w:val="center"/>
+        <w:textAlignment w:val="auto"/>
+        <w:rPr>
+          <w:rFonts w:hint="eastAsia" w:ascii="SimSun" w:hAnsi="SimSun" w:eastAsia="SimSun" w:cs="SimSun"/>
+          <w:sz w:val="24"/>
+          <w:szCs w:val="24"/>
+          <w:lang w:val="en-US"/>
+        </w:rPr>
+      </w:pPr>
+      <w:r>
+        <w:rPr>
+          <w:rFonts w:hint="eastAsia" w:ascii="SimSun" w:hAnsi="SimSun" w:eastAsia="SimSun" w:cs="SimSun"/>
+          <w:sz w:val="24"/>
+          <w:szCs w:val="24"/>
+          <w:lang w:val="en-US"/>
+        </w:rPr>
+        <w:t>*  *  *  *  *</w:t>
+      </w:r>
+    </w:p>
+    <w:p>
+      <w:pPr>
+        <w:keepNext w:val="0"/>
+        <w:keepLines w:val="0"/>
+        <w:pageBreakBefore w:val="0"/>
+        <w:widowControl/>
+        <w:kinsoku/>
+        <w:wordWrap/>
+        <w:overflowPunct/>
+        <w:topLinePunct w:val="0"/>
+        <w:autoSpaceDE/>
+        <w:autoSpaceDN/>
+        <w:bidi w:val="0"/>
+        <w:adjustRightInd/>
+        <w:snapToGrid/>
+        <w:spacing w:before="200" w:after="200"/>
+        <w:jc w:val="center"/>
+        <w:textAlignment w:val="auto"/>
+        <w:rPr>
+          <w:rFonts w:hint="eastAsia" w:ascii="SimSun" w:hAnsi="SimSun" w:eastAsia="SimSun" w:cs="SimSun"/>
+          <w:sz w:val="24"/>
+          <w:szCs w:val="24"/>
+          <w:lang w:val="en-US"/>
+        </w:rPr>
+      </w:pPr>
+    </w:p>
+    <w:p>
+      <w:pPr>
+        <w:rPr>
+          <w:rFonts w:hint="eastAsia" w:ascii="SimSun" w:hAnsi="SimSun" w:eastAsia="SimSun" w:cs="SimSun"/>
+          <w:sz w:val="24"/>
+          <w:szCs w:val="24"/>
+          <w:lang w:val="en-US"/>
+        </w:rPr>
+      </w:pPr>
+      <w:r>
+        <w:rPr>
+          <w:rFonts w:hint="eastAsia" w:ascii="SimSun" w:hAnsi="SimSun" w:eastAsia="SimSun" w:cs="SimSun"/>
+          <w:sz w:val="24"/>
+          <w:szCs w:val="24"/>
+          <w:lang w:val="en-US"/>
+        </w:rPr>
+        <w:br w:type="page"/>
+      </w:r>
+    </w:p>
+    <w:p>
+      <w:pPr>
+        <w:pStyle w:val="3"/>
+        <w:bidi w:val="0"/>
+        <w:spacing w:line="240" w:lineRule="auto"/>
+        <w:rPr>
+          <w:rFonts w:hint="eastAsia" w:ascii="SimSun" w:hAnsi="SimSun" w:eastAsia="SimSun" w:cs="SimSun"/>
+          <w:sz w:val="44"/>
+          <w:szCs w:val="44"/>
+          <w:lang w:val="en-US" w:eastAsia="zh-CN"/>
         </w:rPr>
       </w:pPr>
       <w:bookmarkStart w:id="26" w:name="_Toc3374"/>
       <w:bookmarkStart w:id="27" w:name="_Toc15799"/>
       <w:r>
         <w:rPr>
-          <w:rFonts w:hint="eastAsia" w:ascii="Yu Gothic" w:hAnsi="Yu Gothic" w:eastAsia="Yu Gothic" w:cs="Yu Gothic"/>
-          <w:b/>
-          <w:bCs/>
+          <w:rFonts w:hint="eastAsia" w:ascii="SimSun" w:hAnsi="SimSun" w:eastAsia="SimSun" w:cs="SimSun"/>
+          <w:sz w:val="44"/>
+          <w:szCs w:val="44"/>
+          <w:lang w:val="en-US" w:eastAsia="zh-CN"/>
         </w:rPr>
         <w:t xml:space="preserve">關於作者與 THE </w:t>
       </w:r>
       <w:r>
         <w:rPr>
-          <w:rFonts w:hint="default" w:ascii="Yu Gothic" w:hAnsi="Yu Gothic" w:eastAsia="Yu Gothic" w:cs="Yu Gothic"/>
-          <w:b/>
-          <w:bCs/>
-          <w:lang w:val="en-US"/>
+          <w:rFonts w:hint="default" w:ascii="SimSun" w:hAnsi="SimSun" w:eastAsia="SimSun" w:cs="SimSun"/>
+          <w:sz w:val="44"/>
+          <w:szCs w:val="44"/>
+          <w:lang w:val="en-US" w:eastAsia="zh-CN"/>
         </w:rPr>
         <w:t>LIVES</w:t>
       </w:r>
       <w:r>
         <w:rPr>
-          <w:rFonts w:hint="eastAsia" w:ascii="Yu Gothic" w:hAnsi="Yu Gothic" w:eastAsia="Yu Gothic" w:cs="Yu Gothic"/>
-          <w:b/>
-          <w:bCs/>
+          <w:rFonts w:hint="eastAsia" w:ascii="SimSun" w:hAnsi="SimSun" w:eastAsia="SimSun" w:cs="SimSun"/>
+          <w:sz w:val="44"/>
+          <w:szCs w:val="44"/>
+          <w:lang w:val="en-US" w:eastAsia="zh-CN"/>
         </w:rPr>
         <w:t xml:space="preserve"> MEDIA 計畫</w:t>
       </w:r>
@@ -37886,7 +38910,7 @@
         <w:widowControl/>
         <w:numPr>
           <w:ilvl w:val="0"/>
-          <w:numId w:val="14"/>
+          <w:numId w:val="17"/>
         </w:numPr>
         <w:suppressLineNumbers w:val="0"/>
         <w:ind w:left="420" w:leftChars="0" w:hanging="420" w:firstLineChars="0"/>
@@ -37962,7 +38986,7 @@
         <w:widowControl/>
         <w:numPr>
           <w:ilvl w:val="0"/>
-          <w:numId w:val="14"/>
+          <w:numId w:val="17"/>
         </w:numPr>
         <w:suppressLineNumbers w:val="0"/>
         <w:ind w:left="420" w:leftChars="0" w:hanging="420" w:firstLineChars="0"/>
@@ -38023,7 +39047,7 @@
         <w:widowControl/>
         <w:numPr>
           <w:ilvl w:val="0"/>
-          <w:numId w:val="14"/>
+          <w:numId w:val="17"/>
         </w:numPr>
         <w:suppressLineNumbers w:val="0"/>
         <w:ind w:left="420" w:leftChars="0" w:hanging="420" w:firstLineChars="0"/>
@@ -38139,7 +39163,7 @@
         <w:widowControl/>
         <w:numPr>
           <w:ilvl w:val="0"/>
-          <w:numId w:val="15"/>
+          <w:numId w:val="18"/>
         </w:numPr>
         <w:suppressLineNumbers w:val="0"/>
         <w:spacing w:before="0" w:beforeAutospacing="1" w:after="0" w:afterAutospacing="1"/>
@@ -38187,8 +39211,20 @@
         <w:pStyle w:val="9"/>
         <w:keepNext w:val="0"/>
         <w:keepLines w:val="0"/>
-        <w:widowControl/>
-        <w:suppressLineNumbers w:val="0"/>
+        <w:pageBreakBefore w:val="0"/>
+        <w:widowControl/>
+        <w:suppressLineNumbers w:val="0"/>
+        <w:kinsoku/>
+        <w:wordWrap/>
+        <w:overflowPunct/>
+        <w:topLinePunct w:val="0"/>
+        <w:autoSpaceDE/>
+        <w:autoSpaceDN/>
+        <w:bidi w:val="0"/>
+        <w:adjustRightInd/>
+        <w:snapToGrid/>
+        <w:spacing w:before="120" w:after="120"/>
+        <w:textAlignment w:val="auto"/>
         <w:rPr>
           <w:rFonts w:hint="eastAsia" w:ascii="Yu Gothic" w:hAnsi="Yu Gothic" w:eastAsia="Yu Gothic" w:cs="Yu Gothic"/>
           <w:sz w:val="24"/>
@@ -38226,8 +39262,20 @@
         <w:pStyle w:val="9"/>
         <w:keepNext w:val="0"/>
         <w:keepLines w:val="0"/>
-        <w:widowControl/>
-        <w:suppressLineNumbers w:val="0"/>
+        <w:pageBreakBefore w:val="0"/>
+        <w:widowControl/>
+        <w:suppressLineNumbers w:val="0"/>
+        <w:kinsoku/>
+        <w:wordWrap/>
+        <w:overflowPunct/>
+        <w:topLinePunct w:val="0"/>
+        <w:autoSpaceDE/>
+        <w:autoSpaceDN/>
+        <w:bidi w:val="0"/>
+        <w:adjustRightInd/>
+        <w:snapToGrid/>
+        <w:spacing w:before="60" w:after="60"/>
+        <w:textAlignment w:val="auto"/>
         <w:rPr>
           <w:rFonts w:hint="default" w:ascii="Yu Gothic" w:hAnsi="Yu Gothic" w:eastAsia="Yu Gothic" w:cs="Yu Gothic"/>
           <w:sz w:val="24"/>
@@ -38235,6 +39283,7 @@
           <w:lang w:val="en-US"/>
         </w:rPr>
       </w:pPr>
+      <w:bookmarkStart w:id="32" w:name="_GoBack"/>
       <w:r>
         <w:rPr>
           <w:rFonts w:hint="eastAsia" w:ascii="Yu Gothic" w:hAnsi="Yu Gothic" w:eastAsia="Yu Gothic" w:cs="Yu Gothic"/>
@@ -38258,8 +39307,20 @@
         <w:pStyle w:val="9"/>
         <w:keepNext w:val="0"/>
         <w:keepLines w:val="0"/>
-        <w:widowControl/>
-        <w:suppressLineNumbers w:val="0"/>
+        <w:pageBreakBefore w:val="0"/>
+        <w:widowControl/>
+        <w:suppressLineNumbers w:val="0"/>
+        <w:kinsoku/>
+        <w:wordWrap/>
+        <w:overflowPunct/>
+        <w:topLinePunct w:val="0"/>
+        <w:autoSpaceDE/>
+        <w:autoSpaceDN/>
+        <w:bidi w:val="0"/>
+        <w:adjustRightInd/>
+        <w:snapToGrid/>
+        <w:spacing w:before="60" w:after="60"/>
+        <w:textAlignment w:val="auto"/>
         <w:rPr>
           <w:rFonts w:hint="eastAsia" w:ascii="Yu Gothic" w:hAnsi="Yu Gothic" w:eastAsia="Yu Gothic" w:cs="Yu Gothic"/>
           <w:sz w:val="24"/>
@@ -38289,8 +39350,20 @@
         <w:pStyle w:val="9"/>
         <w:keepNext w:val="0"/>
         <w:keepLines w:val="0"/>
-        <w:widowControl/>
-        <w:suppressLineNumbers w:val="0"/>
+        <w:pageBreakBefore w:val="0"/>
+        <w:widowControl/>
+        <w:suppressLineNumbers w:val="0"/>
+        <w:kinsoku/>
+        <w:wordWrap/>
+        <w:overflowPunct/>
+        <w:topLinePunct w:val="0"/>
+        <w:autoSpaceDE/>
+        <w:autoSpaceDN/>
+        <w:bidi w:val="0"/>
+        <w:adjustRightInd/>
+        <w:snapToGrid/>
+        <w:spacing w:before="60" w:after="60"/>
+        <w:textAlignment w:val="auto"/>
         <w:rPr>
           <w:rFonts w:hint="eastAsia" w:ascii="Yu Gothic" w:hAnsi="Yu Gothic" w:eastAsia="Yu Gothic" w:cs="Yu Gothic"/>
           <w:sz w:val="24"/>
@@ -38311,8 +39384,20 @@
         <w:pStyle w:val="9"/>
         <w:keepNext w:val="0"/>
         <w:keepLines w:val="0"/>
-        <w:widowControl/>
-        <w:suppressLineNumbers w:val="0"/>
+        <w:pageBreakBefore w:val="0"/>
+        <w:widowControl/>
+        <w:suppressLineNumbers w:val="0"/>
+        <w:kinsoku/>
+        <w:wordWrap/>
+        <w:overflowPunct/>
+        <w:topLinePunct w:val="0"/>
+        <w:autoSpaceDE/>
+        <w:autoSpaceDN/>
+        <w:bidi w:val="0"/>
+        <w:adjustRightInd/>
+        <w:snapToGrid/>
+        <w:spacing w:before="60" w:after="60"/>
+        <w:textAlignment w:val="auto"/>
         <w:rPr>
           <w:rFonts w:hint="eastAsia" w:ascii="Yu Gothic" w:hAnsi="Yu Gothic" w:eastAsia="Yu Gothic" w:cs="Yu Gothic"/>
           <w:sz w:val="24"/>
@@ -38355,8 +39440,20 @@
         <w:pStyle w:val="9"/>
         <w:keepNext w:val="0"/>
         <w:keepLines w:val="0"/>
-        <w:widowControl/>
-        <w:suppressLineNumbers w:val="0"/>
+        <w:pageBreakBefore w:val="0"/>
+        <w:widowControl/>
+        <w:suppressLineNumbers w:val="0"/>
+        <w:kinsoku/>
+        <w:wordWrap/>
+        <w:overflowPunct/>
+        <w:topLinePunct w:val="0"/>
+        <w:autoSpaceDE/>
+        <w:autoSpaceDN/>
+        <w:bidi w:val="0"/>
+        <w:adjustRightInd/>
+        <w:snapToGrid/>
+        <w:spacing w:before="60" w:after="60"/>
+        <w:textAlignment w:val="auto"/>
         <w:rPr>
           <w:rFonts w:hint="eastAsia" w:ascii="Yu Gothic" w:hAnsi="Yu Gothic" w:eastAsia="Yu Gothic" w:cs="Yu Gothic"/>
           <w:sz w:val="24"/>
@@ -38399,8 +39496,20 @@
         <w:pStyle w:val="9"/>
         <w:keepNext w:val="0"/>
         <w:keepLines w:val="0"/>
-        <w:widowControl/>
-        <w:suppressLineNumbers w:val="0"/>
+        <w:pageBreakBefore w:val="0"/>
+        <w:widowControl/>
+        <w:suppressLineNumbers w:val="0"/>
+        <w:kinsoku/>
+        <w:wordWrap/>
+        <w:overflowPunct/>
+        <w:topLinePunct w:val="0"/>
+        <w:autoSpaceDE/>
+        <w:autoSpaceDN/>
+        <w:bidi w:val="0"/>
+        <w:adjustRightInd/>
+        <w:snapToGrid/>
+        <w:spacing w:before="60" w:after="60"/>
+        <w:textAlignment w:val="auto"/>
         <w:rPr>
           <w:rFonts w:hint="eastAsia" w:ascii="Yu Gothic" w:hAnsi="Yu Gothic" w:eastAsia="Yu Gothic" w:cs="Yu Gothic"/>
           <w:sz w:val="24"/>
@@ -38421,8 +39530,20 @@
         <w:pStyle w:val="9"/>
         <w:keepNext w:val="0"/>
         <w:keepLines w:val="0"/>
-        <w:widowControl/>
-        <w:suppressLineNumbers w:val="0"/>
+        <w:pageBreakBefore w:val="0"/>
+        <w:widowControl/>
+        <w:suppressLineNumbers w:val="0"/>
+        <w:kinsoku/>
+        <w:wordWrap/>
+        <w:overflowPunct/>
+        <w:topLinePunct w:val="0"/>
+        <w:autoSpaceDE/>
+        <w:autoSpaceDN/>
+        <w:bidi w:val="0"/>
+        <w:adjustRightInd/>
+        <w:snapToGrid/>
+        <w:spacing w:before="60" w:after="60"/>
+        <w:textAlignment w:val="auto"/>
         <w:rPr>
           <w:rFonts w:hint="default" w:ascii="Yu Gothic" w:hAnsi="Yu Gothic" w:eastAsia="Yu Gothic" w:cs="Yu Gothic"/>
           <w:sz w:val="24"/>
@@ -38444,8 +39565,20 @@
         <w:pStyle w:val="9"/>
         <w:keepNext w:val="0"/>
         <w:keepLines w:val="0"/>
-        <w:widowControl/>
-        <w:suppressLineNumbers w:val="0"/>
+        <w:pageBreakBefore w:val="0"/>
+        <w:widowControl/>
+        <w:suppressLineNumbers w:val="0"/>
+        <w:kinsoku/>
+        <w:wordWrap/>
+        <w:overflowPunct/>
+        <w:topLinePunct w:val="0"/>
+        <w:autoSpaceDE/>
+        <w:autoSpaceDN/>
+        <w:bidi w:val="0"/>
+        <w:adjustRightInd/>
+        <w:snapToGrid/>
+        <w:spacing w:before="60" w:after="60"/>
+        <w:textAlignment w:val="auto"/>
         <w:rPr>
           <w:rFonts w:hint="default" w:ascii="Yu Gothic" w:hAnsi="Yu Gothic" w:eastAsia="Yu Gothic" w:cs="Yu Gothic"/>
           <w:sz w:val="24"/>
@@ -38467,8 +39600,20 @@
         <w:pStyle w:val="9"/>
         <w:keepNext w:val="0"/>
         <w:keepLines w:val="0"/>
-        <w:widowControl/>
-        <w:suppressLineNumbers w:val="0"/>
+        <w:pageBreakBefore w:val="0"/>
+        <w:widowControl/>
+        <w:suppressLineNumbers w:val="0"/>
+        <w:kinsoku/>
+        <w:wordWrap/>
+        <w:overflowPunct/>
+        <w:topLinePunct w:val="0"/>
+        <w:autoSpaceDE/>
+        <w:autoSpaceDN/>
+        <w:bidi w:val="0"/>
+        <w:adjustRightInd/>
+        <w:snapToGrid/>
+        <w:spacing w:before="60" w:after="60"/>
+        <w:textAlignment w:val="auto"/>
         <w:rPr>
           <w:rFonts w:hint="eastAsia" w:ascii="Yu Gothic" w:hAnsi="Yu Gothic" w:eastAsia="Yu Gothic" w:cs="Yu Gothic"/>
           <w:sz w:val="24"/>
@@ -38489,8 +39634,20 @@
         <w:pStyle w:val="9"/>
         <w:keepNext w:val="0"/>
         <w:keepLines w:val="0"/>
-        <w:widowControl/>
-        <w:suppressLineNumbers w:val="0"/>
+        <w:pageBreakBefore w:val="0"/>
+        <w:widowControl/>
+        <w:suppressLineNumbers w:val="0"/>
+        <w:kinsoku/>
+        <w:wordWrap/>
+        <w:overflowPunct/>
+        <w:topLinePunct w:val="0"/>
+        <w:autoSpaceDE/>
+        <w:autoSpaceDN/>
+        <w:bidi w:val="0"/>
+        <w:adjustRightInd/>
+        <w:snapToGrid/>
+        <w:spacing w:before="60" w:after="60"/>
+        <w:textAlignment w:val="auto"/>
         <w:rPr>
           <w:rFonts w:hint="eastAsia" w:ascii="Yu Gothic" w:hAnsi="Yu Gothic" w:eastAsia="Yu Gothic" w:cs="Yu Gothic"/>
           <w:sz w:val="24"/>
@@ -38567,6 +39724,7 @@
         <w:t>→ 即本書</w:t>
       </w:r>
     </w:p>
+    <w:bookmarkEnd w:id="32"/>
     <w:p>
       <w:pPr>
         <w:pStyle w:val="9"/>
@@ -38714,1320 +39872,6 @@
     </w:p>
     <w:p>
       <w:pPr>
-        <w:pStyle w:val="9"/>
-        <w:keepNext w:val="0"/>
-        <w:keepLines w:val="0"/>
-        <w:widowControl/>
-        <w:suppressLineNumbers w:val="0"/>
-        <w:rPr>
-          <w:rFonts w:hint="eastAsia" w:ascii="SimSun" w:hAnsi="SimSun" w:eastAsia="SimSun" w:cs="SimSun"/>
-          <w:b/>
-          <w:bCs/>
-          <w:sz w:val="24"/>
-          <w:szCs w:val="24"/>
-        </w:rPr>
-      </w:pPr>
-    </w:p>
-    <w:p>
-      <w:pPr>
-        <w:jc w:val="both"/>
-        <w:rPr>
-          <w:rFonts w:hint="eastAsia" w:ascii="SimSun" w:hAnsi="SimSun" w:eastAsia="SimSun" w:cs="SimSun"/>
-          <w:sz w:val="22"/>
-          <w:szCs w:val="22"/>
-          <w:lang w:val="en-US"/>
-        </w:rPr>
-      </w:pPr>
-    </w:p>
-    <w:p>
-      <w:pPr>
-        <w:jc w:val="both"/>
-        <w:rPr>
-          <w:rFonts w:hint="eastAsia" w:ascii="SimSun" w:hAnsi="SimSun" w:eastAsia="SimSun" w:cs="SimSun"/>
-          <w:sz w:val="22"/>
-          <w:szCs w:val="22"/>
-          <w:lang w:val="en-US"/>
-        </w:rPr>
-      </w:pPr>
-    </w:p>
-    <w:p>
-      <w:pPr>
-        <w:rPr>
-          <w:rFonts w:hint="eastAsia" w:ascii="SimSun" w:hAnsi="SimSun" w:eastAsia="SimSun" w:cs="SimSun"/>
-          <w:sz w:val="22"/>
-          <w:szCs w:val="22"/>
-          <w:lang w:val="en-US"/>
-        </w:rPr>
-      </w:pPr>
-      <w:r>
-        <w:rPr>
-          <w:rFonts w:hint="eastAsia" w:ascii="SimSun" w:hAnsi="SimSun" w:eastAsia="SimSun" w:cs="SimSun"/>
-          <w:sz w:val="22"/>
-          <w:szCs w:val="22"/>
-          <w:lang w:val="en-US"/>
-        </w:rPr>
-        <w:br w:type="page"/>
-      </w:r>
-    </w:p>
-    <w:p>
-      <w:pPr>
-        <w:jc w:val="both"/>
-        <w:rPr>
-          <w:rFonts w:hint="eastAsia" w:ascii="SimSun" w:hAnsi="SimSun" w:eastAsia="SimSun" w:cs="SimSun"/>
-          <w:sz w:val="22"/>
-          <w:szCs w:val="22"/>
-          <w:lang w:val="en-US"/>
-        </w:rPr>
-      </w:pPr>
-    </w:p>
-    <w:p>
-      <w:pPr>
-        <w:keepNext w:val="0"/>
-        <w:keepLines w:val="0"/>
-        <w:widowControl/>
-        <w:suppressLineNumbers w:val="0"/>
-        <w:shd w:val="clear" w:fill="FFFFFF"/>
-        <w:ind w:left="0" w:firstLine="0"/>
-        <w:jc w:val="both"/>
-        <w:rPr>
-          <w:rFonts w:hint="eastAsia" w:ascii="SimSun" w:hAnsi="SimSun" w:eastAsia="SimSun" w:cs="SimSun"/>
-          <w:i w:val="0"/>
-          <w:iCs w:val="0"/>
-          <w:caps w:val="0"/>
-          <w:spacing w:val="0"/>
-          <w:sz w:val="28"/>
-          <w:szCs w:val="28"/>
-        </w:rPr>
-      </w:pPr>
-    </w:p>
-    <w:p>
-      <w:pPr>
-        <w:pStyle w:val="9"/>
-        <w:keepNext w:val="0"/>
-        <w:keepLines w:val="0"/>
-        <w:widowControl/>
-        <w:suppressLineNumbers w:val="0"/>
-        <w:shd w:val="clear" w:fill="FFFFFF"/>
-        <w:spacing w:before="0" w:beforeAutospacing="1" w:after="216" w:afterAutospacing="0" w:line="240" w:lineRule="atLeast"/>
-        <w:ind w:left="0" w:right="0" w:firstLine="0"/>
-        <w:jc w:val="both"/>
-        <w:rPr>
-          <w:rFonts w:hint="eastAsia" w:ascii="SimSun" w:hAnsi="SimSun" w:eastAsia="SimSun" w:cs="SimSun"/>
-          <w:i w:val="0"/>
-          <w:iCs w:val="0"/>
-          <w:caps w:val="0"/>
-          <w:color w:val="1A1C1E"/>
-          <w:spacing w:val="0"/>
-          <w:sz w:val="28"/>
-          <w:szCs w:val="28"/>
-          <w:shd w:val="clear" w:fill="FFFFFF"/>
-        </w:rPr>
-      </w:pPr>
-    </w:p>
-    <w:p>
-      <w:pPr>
-        <w:pStyle w:val="9"/>
-        <w:keepNext w:val="0"/>
-        <w:keepLines w:val="0"/>
-        <w:widowControl/>
-        <w:suppressLineNumbers w:val="0"/>
-        <w:shd w:val="clear" w:fill="FFFFFF"/>
-        <w:spacing w:before="0" w:beforeAutospacing="1" w:after="216" w:afterAutospacing="0" w:line="240" w:lineRule="atLeast"/>
-        <w:ind w:left="0" w:right="0" w:firstLine="0"/>
-        <w:jc w:val="both"/>
-        <w:rPr>
-          <w:rFonts w:hint="eastAsia" w:ascii="SimSun" w:hAnsi="SimSun" w:eastAsia="SimSun" w:cs="SimSun"/>
-          <w:b/>
-          <w:bCs/>
-          <w:i w:val="0"/>
-          <w:iCs w:val="0"/>
-          <w:caps w:val="0"/>
-          <w:color w:val="1A1C1E"/>
-          <w:spacing w:val="0"/>
-          <w:sz w:val="40"/>
-          <w:szCs w:val="40"/>
-          <w:shd w:val="clear" w:fill="FFFFFF"/>
-        </w:rPr>
-      </w:pPr>
-      <w:r>
-        <w:rPr>
-          <w:rFonts w:hint="eastAsia" w:ascii="SimSun" w:hAnsi="SimSun" w:eastAsia="SimSun" w:cs="SimSun"/>
-          <w:b/>
-          <w:bCs/>
-          <w:i w:val="0"/>
-          <w:iCs w:val="0"/>
-          <w:caps w:val="0"/>
-          <w:color w:val="1A1C1E"/>
-          <w:spacing w:val="0"/>
-          <w:sz w:val="40"/>
-          <w:szCs w:val="40"/>
-          <w:shd w:val="clear" w:fill="FFFFFF"/>
-        </w:rPr>
-        <w:t>附錄</w:t>
-      </w:r>
-    </w:p>
-    <w:p>
-      <w:pPr>
-        <w:pStyle w:val="9"/>
-        <w:keepNext w:val="0"/>
-        <w:keepLines w:val="0"/>
-        <w:widowControl/>
-        <w:suppressLineNumbers w:val="0"/>
-        <w:shd w:val="clear" w:fill="FFFFFF"/>
-        <w:spacing w:before="0" w:beforeAutospacing="1" w:after="216" w:afterAutospacing="0" w:line="240" w:lineRule="atLeast"/>
-        <w:ind w:left="0" w:right="0" w:firstLine="0"/>
-        <w:jc w:val="both"/>
-        <w:rPr>
-          <w:rFonts w:hint="eastAsia" w:ascii="SimSun" w:hAnsi="SimSun" w:eastAsia="SimSun" w:cs="SimSun"/>
-          <w:i w:val="0"/>
-          <w:iCs w:val="0"/>
-          <w:caps w:val="0"/>
-          <w:color w:val="1A1C1E"/>
-          <w:spacing w:val="0"/>
-          <w:sz w:val="24"/>
-          <w:szCs w:val="24"/>
-          <w:shd w:val="clear" w:fill="FFFFFF"/>
-        </w:rPr>
-      </w:pPr>
-    </w:p>
-    <w:p>
-      <w:pPr>
-        <w:pStyle w:val="9"/>
-        <w:keepNext w:val="0"/>
-        <w:keepLines w:val="0"/>
-        <w:widowControl/>
-        <w:suppressLineNumbers w:val="0"/>
-        <w:shd w:val="clear" w:fill="FFFFFF"/>
-        <w:spacing w:before="0" w:beforeAutospacing="1" w:after="216" w:afterAutospacing="0" w:line="240" w:lineRule="atLeast"/>
-        <w:ind w:left="0" w:right="0" w:firstLine="0"/>
-        <w:jc w:val="both"/>
-        <w:rPr>
-          <w:rFonts w:hint="eastAsia" w:ascii="SimSun" w:hAnsi="SimSun" w:eastAsia="SimSun" w:cs="SimSun"/>
-          <w:b/>
-          <w:bCs/>
-          <w:i w:val="0"/>
-          <w:iCs w:val="0"/>
-          <w:caps w:val="0"/>
-          <w:color w:val="1A1C1E"/>
-          <w:spacing w:val="0"/>
-          <w:sz w:val="32"/>
-          <w:szCs w:val="32"/>
-        </w:rPr>
-      </w:pPr>
-      <w:r>
-        <w:rPr>
-          <w:rFonts w:hint="eastAsia" w:ascii="SimSun" w:hAnsi="SimSun" w:eastAsia="SimSun" w:cs="SimSun"/>
-          <w:b/>
-          <w:bCs/>
-          <w:i w:val="0"/>
-          <w:iCs w:val="0"/>
-          <w:caps w:val="0"/>
-          <w:color w:val="1A1C1E"/>
-          <w:spacing w:val="0"/>
-          <w:sz w:val="32"/>
-          <w:szCs w:val="32"/>
-          <w:shd w:val="clear" w:fill="FFFFFF"/>
-        </w:rPr>
-        <w:t>A. 術語解釋</w:t>
-      </w:r>
-    </w:p>
-    <w:p>
-      <w:pPr>
-        <w:keepNext w:val="0"/>
-        <w:keepLines w:val="0"/>
-        <w:widowControl/>
-        <w:numPr>
-          <w:ilvl w:val="0"/>
-          <w:numId w:val="16"/>
-        </w:numPr>
-        <w:suppressLineNumbers w:val="0"/>
-        <w:spacing w:before="0" w:beforeAutospacing="1" w:after="0" w:afterAutospacing="1" w:line="240" w:lineRule="atLeast"/>
-        <w:ind w:left="1440" w:hanging="360"/>
-        <w:jc w:val="both"/>
-        <w:rPr>
-          <w:rFonts w:hint="eastAsia" w:ascii="SimSun" w:hAnsi="SimSun" w:eastAsia="SimSun" w:cs="SimSun"/>
-          <w:sz w:val="24"/>
-          <w:szCs w:val="24"/>
-        </w:rPr>
-      </w:pPr>
-    </w:p>
-    <w:p>
-      <w:pPr>
-        <w:pStyle w:val="9"/>
-        <w:keepNext w:val="0"/>
-        <w:keepLines w:val="0"/>
-        <w:pageBreakBefore w:val="0"/>
-        <w:widowControl/>
-        <w:numPr>
-          <w:ilvl w:val="0"/>
-          <w:numId w:val="17"/>
-        </w:numPr>
-        <w:suppressLineNumbers w:val="0"/>
-        <w:kinsoku/>
-        <w:wordWrap/>
-        <w:overflowPunct/>
-        <w:topLinePunct w:val="0"/>
-        <w:autoSpaceDE/>
-        <w:autoSpaceDN/>
-        <w:bidi w:val="0"/>
-        <w:adjustRightInd/>
-        <w:snapToGrid/>
-        <w:spacing w:before="220" w:beforeAutospacing="0" w:after="220" w:afterAutospacing="0" w:line="240" w:lineRule="atLeast"/>
-        <w:ind w:left="418" w:leftChars="0" w:right="0" w:hanging="418" w:firstLineChars="0"/>
-        <w:jc w:val="both"/>
-        <w:textAlignment w:val="auto"/>
-        <w:rPr>
-          <w:rFonts w:hint="eastAsia" w:ascii="SimSun" w:hAnsi="SimSun" w:eastAsia="SimSun" w:cs="SimSun"/>
-          <w:sz w:val="24"/>
-          <w:szCs w:val="24"/>
-        </w:rPr>
-      </w:pPr>
-      <w:r>
-        <w:rPr>
-          <w:rFonts w:hint="eastAsia" w:ascii="SimSun" w:hAnsi="SimSun" w:eastAsia="SimSun" w:cs="SimSun"/>
-          <w:b/>
-          <w:bCs/>
-          <w:i w:val="0"/>
-          <w:iCs w:val="0"/>
-          <w:caps w:val="0"/>
-          <w:color w:val="1A1C1E"/>
-          <w:spacing w:val="0"/>
-          <w:sz w:val="24"/>
-          <w:szCs w:val="24"/>
-          <w:shd w:val="clear" w:fill="FFFFFF"/>
-        </w:rPr>
-        <w:t>一元論</w:t>
-      </w:r>
-      <w:r>
-        <w:rPr>
-          <w:rFonts w:hint="eastAsia" w:ascii="SimSun" w:hAnsi="SimSun" w:eastAsia="SimSun" w:cs="SimSun"/>
-          <w:i w:val="0"/>
-          <w:iCs w:val="0"/>
-          <w:caps w:val="0"/>
-          <w:color w:val="1A1C1E"/>
-          <w:spacing w:val="0"/>
-          <w:sz w:val="24"/>
-          <w:szCs w:val="24"/>
-          <w:shd w:val="clear" w:fill="FFFFFF"/>
-        </w:rPr>
-        <w:t xml:space="preserve"> (Monism): 一種哲學觀點，認為宇宙萬物，無論以物質或意識形態展現，皆源於一個獨一的本體。</w:t>
-      </w:r>
-    </w:p>
-    <w:p>
-      <w:pPr>
-        <w:pStyle w:val="9"/>
-        <w:keepNext w:val="0"/>
-        <w:keepLines w:val="0"/>
-        <w:pageBreakBefore w:val="0"/>
-        <w:widowControl/>
-        <w:numPr>
-          <w:ilvl w:val="0"/>
-          <w:numId w:val="17"/>
-        </w:numPr>
-        <w:suppressLineNumbers w:val="0"/>
-        <w:kinsoku/>
-        <w:wordWrap/>
-        <w:overflowPunct/>
-        <w:topLinePunct w:val="0"/>
-        <w:autoSpaceDE/>
-        <w:autoSpaceDN/>
-        <w:bidi w:val="0"/>
-        <w:adjustRightInd/>
-        <w:snapToGrid/>
-        <w:spacing w:before="220" w:beforeAutospacing="0" w:after="220" w:afterAutospacing="0" w:line="240" w:lineRule="atLeast"/>
-        <w:ind w:left="418" w:leftChars="0" w:right="0" w:hanging="418" w:firstLineChars="0"/>
-        <w:jc w:val="both"/>
-        <w:textAlignment w:val="auto"/>
-        <w:rPr>
-          <w:rFonts w:hint="eastAsia" w:ascii="SimSun" w:hAnsi="SimSun" w:eastAsia="SimSun" w:cs="SimSun"/>
-          <w:sz w:val="24"/>
-          <w:szCs w:val="24"/>
-        </w:rPr>
-      </w:pPr>
-      <w:r>
-        <w:rPr>
-          <w:rFonts w:hint="eastAsia" w:ascii="SimSun" w:hAnsi="SimSun" w:eastAsia="SimSun" w:cs="SimSun"/>
-          <w:b/>
-          <w:bCs/>
-          <w:i w:val="0"/>
-          <w:iCs w:val="0"/>
-          <w:caps w:val="0"/>
-          <w:color w:val="1A1C1E"/>
-          <w:spacing w:val="0"/>
-          <w:sz w:val="24"/>
-          <w:szCs w:val="24"/>
-          <w:shd w:val="clear" w:fill="FFFFFF"/>
-        </w:rPr>
-        <w:t>隱序／顯序</w:t>
-      </w:r>
-      <w:r>
-        <w:rPr>
-          <w:rFonts w:hint="eastAsia" w:ascii="SimSun" w:hAnsi="SimSun" w:eastAsia="SimSun" w:cs="SimSun"/>
-          <w:i w:val="0"/>
-          <w:iCs w:val="0"/>
-          <w:caps w:val="0"/>
-          <w:color w:val="1A1C1E"/>
-          <w:spacing w:val="0"/>
-          <w:sz w:val="24"/>
-          <w:szCs w:val="24"/>
-          <w:shd w:val="clear" w:fill="FFFFFF"/>
-        </w:rPr>
-        <w:t xml:space="preserve"> (Implicate / Explicate Order): 物理學家大衛．博姆（David Bohm）的概念。「顯序」是表象的物質世界，其中事物看似分離。「隱序」是根本的實相層次，一個不可分割的整體，萬物在其中相互關聯並被「捲入」。</w:t>
-      </w:r>
-    </w:p>
-    <w:p>
-      <w:pPr>
-        <w:pStyle w:val="9"/>
-        <w:keepNext w:val="0"/>
-        <w:keepLines w:val="0"/>
-        <w:pageBreakBefore w:val="0"/>
-        <w:widowControl/>
-        <w:numPr>
-          <w:ilvl w:val="0"/>
-          <w:numId w:val="17"/>
-        </w:numPr>
-        <w:suppressLineNumbers w:val="0"/>
-        <w:kinsoku/>
-        <w:wordWrap/>
-        <w:overflowPunct/>
-        <w:topLinePunct w:val="0"/>
-        <w:autoSpaceDE/>
-        <w:autoSpaceDN/>
-        <w:bidi w:val="0"/>
-        <w:adjustRightInd/>
-        <w:snapToGrid/>
-        <w:spacing w:before="220" w:beforeAutospacing="0" w:after="220" w:afterAutospacing="0" w:line="240" w:lineRule="atLeast"/>
-        <w:ind w:left="418" w:leftChars="0" w:right="0" w:hanging="418" w:firstLineChars="0"/>
-        <w:jc w:val="both"/>
-        <w:textAlignment w:val="auto"/>
-        <w:rPr>
-          <w:rFonts w:hint="eastAsia" w:ascii="SimSun" w:hAnsi="SimSun" w:eastAsia="SimSun" w:cs="SimSun"/>
-          <w:i w:val="0"/>
-          <w:iCs w:val="0"/>
-          <w:caps w:val="0"/>
-          <w:color w:val="1A1C1E"/>
-          <w:spacing w:val="0"/>
-          <w:sz w:val="24"/>
-          <w:szCs w:val="24"/>
-          <w:shd w:val="clear" w:fill="FFFFFF"/>
-        </w:rPr>
-      </w:pPr>
-      <w:r>
-        <w:rPr>
-          <w:rFonts w:hint="eastAsia" w:ascii="SimSun" w:hAnsi="SimSun" w:eastAsia="SimSun" w:cs="SimSun"/>
-          <w:b/>
-          <w:bCs/>
-          <w:i w:val="0"/>
-          <w:iCs w:val="0"/>
-          <w:caps w:val="0"/>
-          <w:color w:val="1A1C1E"/>
-          <w:spacing w:val="0"/>
-          <w:sz w:val="24"/>
-          <w:szCs w:val="24"/>
-          <w:shd w:val="clear" w:fill="FFFFFF"/>
-        </w:rPr>
-        <w:t>五行:</w:t>
-      </w:r>
-      <w:r>
-        <w:rPr>
-          <w:rFonts w:hint="eastAsia" w:ascii="SimSun" w:hAnsi="SimSun" w:eastAsia="SimSun" w:cs="SimSun"/>
-          <w:i w:val="0"/>
-          <w:iCs w:val="0"/>
-          <w:caps w:val="0"/>
-          <w:color w:val="1A1C1E"/>
-          <w:spacing w:val="0"/>
-          <w:sz w:val="24"/>
-          <w:szCs w:val="24"/>
-          <w:shd w:val="clear" w:fill="FFFFFF"/>
-        </w:rPr>
-        <w:t xml:space="preserve"> 東方智慧中描述能量五種基本運動狀態的體系：金（凝聚）、木（生長）、水（流動）、火（放射）、土（穩定）。它描述的是功能與動態平衡，而非五種物質。</w:t>
-      </w:r>
-    </w:p>
-    <w:p>
-      <w:pPr>
-        <w:pStyle w:val="9"/>
-        <w:keepNext w:val="0"/>
-        <w:keepLines w:val="0"/>
-        <w:pageBreakBefore w:val="0"/>
-        <w:widowControl/>
-        <w:numPr>
-          <w:ilvl w:val="0"/>
-          <w:numId w:val="17"/>
-        </w:numPr>
-        <w:suppressLineNumbers w:val="0"/>
-        <w:kinsoku/>
-        <w:wordWrap/>
-        <w:overflowPunct/>
-        <w:topLinePunct w:val="0"/>
-        <w:autoSpaceDE/>
-        <w:autoSpaceDN/>
-        <w:bidi w:val="0"/>
-        <w:adjustRightInd/>
-        <w:snapToGrid/>
-        <w:spacing w:before="220" w:beforeAutospacing="0" w:after="220" w:afterAutospacing="0" w:line="240" w:lineRule="atLeast"/>
-        <w:ind w:left="418" w:leftChars="0" w:right="0" w:hanging="418" w:firstLineChars="0"/>
-        <w:jc w:val="both"/>
-        <w:textAlignment w:val="auto"/>
-        <w:rPr>
-          <w:rFonts w:hint="eastAsia" w:ascii="SimSun" w:hAnsi="SimSun" w:eastAsia="SimSun" w:cs="SimSun"/>
-          <w:i w:val="0"/>
-          <w:iCs w:val="0"/>
-          <w:caps w:val="0"/>
-          <w:color w:val="1A1C1E"/>
-          <w:spacing w:val="0"/>
-          <w:sz w:val="24"/>
-          <w:szCs w:val="24"/>
-          <w:shd w:val="clear" w:fill="FFFFFF"/>
-        </w:rPr>
-      </w:pPr>
-      <w:r>
-        <w:rPr>
-          <w:rFonts w:hint="eastAsia" w:ascii="SimSun" w:hAnsi="SimSun" w:eastAsia="SimSun" w:cs="SimSun"/>
-          <w:b/>
-          <w:bCs/>
-          <w:i w:val="0"/>
-          <w:iCs w:val="0"/>
-          <w:caps w:val="0"/>
-          <w:color w:val="1A1C1E"/>
-          <w:spacing w:val="0"/>
-          <w:sz w:val="24"/>
-          <w:szCs w:val="24"/>
-          <w:shd w:val="clear" w:fill="FFFFFF"/>
-        </w:rPr>
-        <w:t>三界:</w:t>
-      </w:r>
-      <w:r>
-        <w:rPr>
-          <w:rFonts w:hint="eastAsia" w:ascii="SimSun" w:hAnsi="SimSun" w:eastAsia="SimSun" w:cs="SimSun"/>
-          <w:i w:val="0"/>
-          <w:iCs w:val="0"/>
-          <w:caps w:val="0"/>
-          <w:color w:val="1A1C1E"/>
-          <w:spacing w:val="0"/>
-          <w:sz w:val="24"/>
-          <w:szCs w:val="24"/>
-          <w:shd w:val="clear" w:fill="FFFFFF"/>
-        </w:rPr>
-        <w:t xml:space="preserve"> 在本書的語境中，此術語指稱整個可見的物質時空範疇，此處的生命受已知物理定律與生死輪迴所主宰。</w:t>
-      </w:r>
-    </w:p>
-    <w:p>
-      <w:pPr>
-        <w:pStyle w:val="9"/>
-        <w:keepNext w:val="0"/>
-        <w:keepLines w:val="0"/>
-        <w:pageBreakBefore w:val="0"/>
-        <w:widowControl/>
-        <w:numPr>
-          <w:ilvl w:val="0"/>
-          <w:numId w:val="17"/>
-        </w:numPr>
-        <w:suppressLineNumbers w:val="0"/>
-        <w:kinsoku/>
-        <w:wordWrap/>
-        <w:overflowPunct/>
-        <w:topLinePunct w:val="0"/>
-        <w:autoSpaceDE/>
-        <w:autoSpaceDN/>
-        <w:bidi w:val="0"/>
-        <w:adjustRightInd/>
-        <w:snapToGrid/>
-        <w:spacing w:before="220" w:beforeAutospacing="0" w:after="220" w:afterAutospacing="0" w:line="240" w:lineRule="atLeast"/>
-        <w:ind w:left="418" w:leftChars="0" w:right="0" w:hanging="418" w:firstLineChars="0"/>
-        <w:jc w:val="both"/>
-        <w:textAlignment w:val="auto"/>
-        <w:rPr>
-          <w:rFonts w:hint="eastAsia" w:ascii="SimSun" w:hAnsi="SimSun" w:eastAsia="SimSun" w:cs="SimSun"/>
-          <w:i w:val="0"/>
-          <w:iCs w:val="0"/>
-          <w:caps w:val="0"/>
-          <w:color w:val="1A1C1E"/>
-          <w:spacing w:val="0"/>
-          <w:sz w:val="24"/>
-          <w:szCs w:val="24"/>
-          <w:shd w:val="clear" w:fill="FFFFFF"/>
-        </w:rPr>
-      </w:pPr>
-      <w:r>
-        <w:rPr>
-          <w:rFonts w:hint="eastAsia" w:ascii="SimSun" w:hAnsi="SimSun" w:eastAsia="SimSun" w:cs="SimSun"/>
-          <w:b/>
-          <w:bCs/>
-          <w:i w:val="0"/>
-          <w:iCs w:val="0"/>
-          <w:caps w:val="0"/>
-          <w:color w:val="1A1C1E"/>
-          <w:spacing w:val="0"/>
-          <w:sz w:val="24"/>
-          <w:szCs w:val="24"/>
-          <w:shd w:val="clear" w:fill="FFFFFF"/>
-        </w:rPr>
-        <w:t xml:space="preserve">元神 </w:t>
-      </w:r>
-      <w:r>
-        <w:rPr>
-          <w:rFonts w:hint="eastAsia" w:ascii="SimSun" w:hAnsi="SimSun" w:eastAsia="SimSun" w:cs="SimSun"/>
-          <w:i w:val="0"/>
-          <w:iCs w:val="0"/>
-          <w:caps w:val="0"/>
-          <w:color w:val="1A1C1E"/>
-          <w:spacing w:val="0"/>
-          <w:sz w:val="24"/>
-          <w:szCs w:val="24"/>
-          <w:shd w:val="clear" w:fill="FFFFFF"/>
-        </w:rPr>
-        <w:t>(主元神／副元神): 一個生命核心、不滅的意識本體，常被稱為靈魂。「主元神」是我們認知為「我」的主要意識。「副元神」是在同一身體內，靜默運作的平行意識。</w:t>
-      </w:r>
-    </w:p>
-    <w:p>
-      <w:pPr>
-        <w:pStyle w:val="9"/>
-        <w:keepNext w:val="0"/>
-        <w:keepLines w:val="0"/>
-        <w:pageBreakBefore w:val="0"/>
-        <w:widowControl/>
-        <w:numPr>
-          <w:ilvl w:val="0"/>
-          <w:numId w:val="17"/>
-        </w:numPr>
-        <w:suppressLineNumbers w:val="0"/>
-        <w:kinsoku/>
-        <w:wordWrap/>
-        <w:overflowPunct/>
-        <w:topLinePunct w:val="0"/>
-        <w:autoSpaceDE/>
-        <w:autoSpaceDN/>
-        <w:bidi w:val="0"/>
-        <w:adjustRightInd/>
-        <w:snapToGrid/>
-        <w:spacing w:before="220" w:beforeAutospacing="0" w:after="220" w:afterAutospacing="0" w:line="240" w:lineRule="atLeast"/>
-        <w:ind w:left="418" w:leftChars="0" w:right="0" w:hanging="418" w:firstLineChars="0"/>
-        <w:jc w:val="both"/>
-        <w:textAlignment w:val="auto"/>
-        <w:rPr>
-          <w:rFonts w:hint="eastAsia" w:ascii="SimSun" w:hAnsi="SimSun" w:eastAsia="SimSun" w:cs="SimSun"/>
-          <w:i w:val="0"/>
-          <w:iCs w:val="0"/>
-          <w:caps w:val="0"/>
-          <w:color w:val="1A1C1E"/>
-          <w:spacing w:val="0"/>
-          <w:sz w:val="24"/>
-          <w:szCs w:val="24"/>
-          <w:shd w:val="clear" w:fill="FFFFFF"/>
-        </w:rPr>
-      </w:pPr>
-      <w:r>
-        <w:rPr>
-          <w:rFonts w:hint="eastAsia" w:ascii="SimSun" w:hAnsi="SimSun" w:eastAsia="SimSun" w:cs="SimSun"/>
-          <w:b/>
-          <w:bCs/>
-          <w:i w:val="0"/>
-          <w:iCs w:val="0"/>
-          <w:caps w:val="0"/>
-          <w:color w:val="1A1C1E"/>
-          <w:spacing w:val="0"/>
-          <w:sz w:val="24"/>
-          <w:szCs w:val="24"/>
-          <w:shd w:val="clear" w:fill="FFFFFF"/>
-        </w:rPr>
-        <w:t>德與業:</w:t>
-      </w:r>
-      <w:r>
-        <w:rPr>
-          <w:rFonts w:hint="eastAsia" w:ascii="SimSun" w:hAnsi="SimSun" w:eastAsia="SimSun" w:cs="SimSun"/>
-          <w:i w:val="0"/>
-          <w:iCs w:val="0"/>
-          <w:caps w:val="0"/>
-          <w:color w:val="1A1C1E"/>
-          <w:spacing w:val="0"/>
-          <w:sz w:val="24"/>
-          <w:szCs w:val="24"/>
-          <w:shd w:val="clear" w:fill="FFFFFF"/>
-        </w:rPr>
-        <w:t xml:space="preserve"> 在修煉的世界觀中，這並非抽象的道德概念，而是兩種真實的物質。「德」是白色的物質，從行善與吃苦中積累而來。「業」是黑色的物質，從做惡中產生。</w:t>
-      </w:r>
-    </w:p>
-    <w:p>
-      <w:pPr>
-        <w:pStyle w:val="9"/>
-        <w:keepNext w:val="0"/>
-        <w:keepLines w:val="0"/>
-        <w:pageBreakBefore w:val="0"/>
-        <w:widowControl/>
-        <w:numPr>
-          <w:ilvl w:val="0"/>
-          <w:numId w:val="17"/>
-        </w:numPr>
-        <w:suppressLineNumbers w:val="0"/>
-        <w:kinsoku/>
-        <w:wordWrap/>
-        <w:overflowPunct/>
-        <w:topLinePunct w:val="0"/>
-        <w:autoSpaceDE/>
-        <w:autoSpaceDN/>
-        <w:bidi w:val="0"/>
-        <w:adjustRightInd/>
-        <w:snapToGrid/>
-        <w:spacing w:before="220" w:beforeAutospacing="0" w:after="220" w:afterAutospacing="0" w:line="240" w:lineRule="atLeast"/>
-        <w:ind w:left="418" w:leftChars="0" w:right="0" w:hanging="418" w:firstLineChars="0"/>
-        <w:jc w:val="both"/>
-        <w:textAlignment w:val="auto"/>
-        <w:rPr>
-          <w:rFonts w:hint="eastAsia" w:ascii="SimSun" w:hAnsi="SimSun" w:eastAsia="SimSun" w:cs="SimSun"/>
-          <w:i w:val="0"/>
-          <w:iCs w:val="0"/>
-          <w:caps w:val="0"/>
-          <w:color w:val="1A1C1E"/>
-          <w:spacing w:val="0"/>
-          <w:sz w:val="24"/>
-          <w:szCs w:val="24"/>
-          <w:shd w:val="clear" w:fill="FFFFFF"/>
-        </w:rPr>
-      </w:pPr>
-      <w:r>
-        <w:rPr>
-          <w:rFonts w:hint="eastAsia" w:ascii="SimSun" w:hAnsi="SimSun" w:eastAsia="SimSun" w:cs="SimSun"/>
-          <w:b/>
-          <w:bCs/>
-          <w:i w:val="0"/>
-          <w:iCs w:val="0"/>
-          <w:caps w:val="0"/>
-          <w:color w:val="1A1C1E"/>
-          <w:spacing w:val="0"/>
-          <w:sz w:val="24"/>
-          <w:szCs w:val="24"/>
-          <w:shd w:val="clear" w:fill="FFFFFF"/>
-        </w:rPr>
-        <w:t>天目</w:t>
-      </w:r>
-      <w:r>
-        <w:rPr>
-          <w:rFonts w:hint="eastAsia" w:ascii="SimSun" w:hAnsi="SimSun" w:eastAsia="SimSun" w:cs="SimSun"/>
-          <w:i w:val="0"/>
-          <w:iCs w:val="0"/>
-          <w:caps w:val="0"/>
-          <w:color w:val="1A1C1E"/>
-          <w:spacing w:val="0"/>
-          <w:sz w:val="24"/>
-          <w:szCs w:val="24"/>
-          <w:shd w:val="clear" w:fill="FFFFFF"/>
-        </w:rPr>
-        <w:t xml:space="preserve"> (第三隻眼): 一種內在的認知工具，一個可透過修煉開啟的高級「感官」，能讓人直接感知其他空間層次與實相。</w:t>
-      </w:r>
-    </w:p>
-    <w:p>
-      <w:pPr>
-        <w:keepNext w:val="0"/>
-        <w:keepLines w:val="0"/>
-        <w:widowControl/>
-        <w:numPr>
-          <w:ilvl w:val="0"/>
-          <w:numId w:val="16"/>
-        </w:numPr>
-        <w:suppressLineNumbers w:val="0"/>
-        <w:spacing w:before="0" w:beforeAutospacing="1" w:after="0" w:afterAutospacing="1" w:line="240" w:lineRule="atLeast"/>
-        <w:ind w:left="1440" w:hanging="360"/>
-        <w:jc w:val="both"/>
-        <w:rPr>
-          <w:rFonts w:hint="eastAsia" w:ascii="SimSun" w:hAnsi="SimSun" w:eastAsia="SimSun" w:cs="SimSun"/>
-          <w:sz w:val="24"/>
-          <w:szCs w:val="24"/>
-        </w:rPr>
-      </w:pPr>
-    </w:p>
-    <w:p>
-      <w:pPr>
-        <w:pStyle w:val="9"/>
-        <w:keepNext w:val="0"/>
-        <w:keepLines w:val="0"/>
-        <w:widowControl/>
-        <w:suppressLineNumbers w:val="0"/>
-        <w:shd w:val="clear" w:fill="FFFFFF"/>
-        <w:spacing w:before="0" w:beforeAutospacing="1" w:after="216" w:afterAutospacing="0" w:line="240" w:lineRule="atLeast"/>
-        <w:ind w:left="0" w:right="0" w:firstLine="0"/>
-        <w:jc w:val="both"/>
-        <w:rPr>
-          <w:rFonts w:hint="eastAsia" w:ascii="SimSun" w:hAnsi="SimSun" w:eastAsia="SimSun" w:cs="SimSun"/>
-          <w:b/>
-          <w:bCs/>
-          <w:i w:val="0"/>
-          <w:iCs w:val="0"/>
-          <w:caps w:val="0"/>
-          <w:color w:val="1A1C1E"/>
-          <w:spacing w:val="0"/>
-          <w:sz w:val="32"/>
-          <w:szCs w:val="32"/>
-        </w:rPr>
-      </w:pPr>
-      <w:r>
-        <w:rPr>
-          <w:rFonts w:hint="eastAsia" w:ascii="SimSun" w:hAnsi="SimSun" w:eastAsia="SimSun" w:cs="SimSun"/>
-          <w:b/>
-          <w:bCs/>
-          <w:i w:val="0"/>
-          <w:iCs w:val="0"/>
-          <w:caps w:val="0"/>
-          <w:color w:val="1A1C1E"/>
-          <w:spacing w:val="0"/>
-          <w:sz w:val="32"/>
-          <w:szCs w:val="32"/>
-          <w:shd w:val="clear" w:fill="FFFFFF"/>
-        </w:rPr>
-        <w:t>B. 延伸閱讀清單</w:t>
-      </w:r>
-    </w:p>
-    <w:p>
-      <w:pPr>
-        <w:keepNext w:val="0"/>
-        <w:keepLines w:val="0"/>
-        <w:widowControl/>
-        <w:numPr>
-          <w:numId w:val="0"/>
-        </w:numPr>
-        <w:suppressLineNumbers w:val="0"/>
-        <w:spacing w:before="0" w:beforeAutospacing="1" w:after="0" w:afterAutospacing="1" w:line="240" w:lineRule="atLeast"/>
-        <w:jc w:val="both"/>
-        <w:rPr>
-          <w:rFonts w:hint="eastAsia" w:ascii="SimSun" w:hAnsi="SimSun" w:eastAsia="SimSun" w:cs="SimSun"/>
-          <w:sz w:val="24"/>
-          <w:szCs w:val="24"/>
-        </w:rPr>
-      </w:pPr>
-    </w:p>
-    <w:p>
-      <w:pPr>
-        <w:pStyle w:val="9"/>
-        <w:keepNext w:val="0"/>
-        <w:keepLines w:val="0"/>
-        <w:widowControl/>
-        <w:suppressLineNumbers w:val="0"/>
-        <w:spacing w:before="0" w:beforeAutospacing="0" w:after="36" w:afterAutospacing="0" w:line="240" w:lineRule="atLeast"/>
-        <w:ind w:right="0"/>
-        <w:jc w:val="both"/>
-        <w:rPr>
-          <w:rFonts w:hint="eastAsia" w:ascii="SimSun" w:hAnsi="SimSun" w:eastAsia="SimSun" w:cs="SimSun"/>
-          <w:b/>
-          <w:bCs/>
-          <w:sz w:val="24"/>
-          <w:szCs w:val="24"/>
-        </w:rPr>
-      </w:pPr>
-      <w:r>
-        <w:rPr>
-          <w:rFonts w:hint="eastAsia" w:ascii="SimSun" w:hAnsi="SimSun" w:eastAsia="SimSun" w:cs="SimSun"/>
-          <w:b/>
-          <w:bCs/>
-          <w:i w:val="0"/>
-          <w:iCs w:val="0"/>
-          <w:caps w:val="0"/>
-          <w:color w:val="1A1C1E"/>
-          <w:spacing w:val="0"/>
-          <w:sz w:val="24"/>
-          <w:szCs w:val="24"/>
-          <w:shd w:val="clear" w:fill="FFFFFF"/>
-        </w:rPr>
-        <w:t>關於尖端物理學與科學哲學：</w:t>
-      </w:r>
-    </w:p>
-    <w:p>
-      <w:pPr>
-        <w:keepNext w:val="0"/>
-        <w:keepLines w:val="0"/>
-        <w:pageBreakBefore w:val="0"/>
-        <w:widowControl/>
-        <w:numPr>
-          <w:ilvl w:val="1"/>
-          <w:numId w:val="18"/>
-        </w:numPr>
-        <w:suppressLineNumbers w:val="0"/>
-        <w:kinsoku/>
-        <w:wordWrap/>
-        <w:overflowPunct/>
-        <w:topLinePunct w:val="0"/>
-        <w:autoSpaceDE/>
-        <w:autoSpaceDN/>
-        <w:bidi w:val="0"/>
-        <w:adjustRightInd/>
-        <w:snapToGrid/>
-        <w:spacing w:before="220" w:beforeAutospacing="0" w:after="220" w:afterAutospacing="0" w:line="240" w:lineRule="atLeast"/>
-        <w:ind w:left="806" w:leftChars="0" w:hanging="360" w:firstLineChars="0"/>
-        <w:jc w:val="both"/>
-        <w:textAlignment w:val="auto"/>
-        <w:rPr>
-          <w:rFonts w:hint="eastAsia" w:ascii="SimSun" w:hAnsi="SimSun" w:eastAsia="SimSun" w:cs="SimSun"/>
-          <w:sz w:val="24"/>
-          <w:szCs w:val="24"/>
-        </w:rPr>
-      </w:pPr>
-      <w:r>
-        <w:rPr>
-          <w:rFonts w:hint="eastAsia" w:ascii="SimSun" w:hAnsi="SimSun" w:eastAsia="SimSun" w:cs="SimSun"/>
-          <w:i w:val="0"/>
-          <w:iCs w:val="0"/>
-          <w:caps w:val="0"/>
-          <w:color w:val="1A1C1E"/>
-          <w:spacing w:val="0"/>
-          <w:sz w:val="24"/>
-          <w:szCs w:val="24"/>
-          <w:shd w:val="clear" w:fill="FFFFFF"/>
-        </w:rPr>
-        <w:t>《Wholeness and the Implicate Order》（整體與隱序） - 大衛．博姆（David Bohm）</w:t>
-      </w:r>
-    </w:p>
-    <w:p>
-      <w:pPr>
-        <w:keepNext w:val="0"/>
-        <w:keepLines w:val="0"/>
-        <w:pageBreakBefore w:val="0"/>
-        <w:widowControl/>
-        <w:numPr>
-          <w:ilvl w:val="1"/>
-          <w:numId w:val="18"/>
-        </w:numPr>
-        <w:suppressLineNumbers w:val="0"/>
-        <w:kinsoku/>
-        <w:wordWrap/>
-        <w:overflowPunct/>
-        <w:topLinePunct w:val="0"/>
-        <w:autoSpaceDE/>
-        <w:autoSpaceDN/>
-        <w:bidi w:val="0"/>
-        <w:adjustRightInd/>
-        <w:snapToGrid/>
-        <w:spacing w:before="220" w:beforeAutospacing="0" w:after="220" w:afterAutospacing="0" w:line="240" w:lineRule="atLeast"/>
-        <w:ind w:left="806" w:leftChars="0" w:hanging="360" w:firstLineChars="0"/>
-        <w:jc w:val="both"/>
-        <w:textAlignment w:val="auto"/>
-        <w:rPr>
-          <w:rFonts w:hint="eastAsia" w:ascii="SimSun" w:hAnsi="SimSun" w:eastAsia="SimSun" w:cs="SimSun"/>
-          <w:sz w:val="24"/>
-          <w:szCs w:val="24"/>
-        </w:rPr>
-      </w:pPr>
-      <w:r>
-        <w:rPr>
-          <w:rFonts w:hint="eastAsia" w:ascii="SimSun" w:hAnsi="SimSun" w:eastAsia="SimSun" w:cs="SimSun"/>
-          <w:i w:val="0"/>
-          <w:iCs w:val="0"/>
-          <w:caps w:val="0"/>
-          <w:color w:val="1A1C1E"/>
-          <w:spacing w:val="0"/>
-          <w:sz w:val="24"/>
-          <w:szCs w:val="24"/>
-          <w:shd w:val="clear" w:fill="FFFFFF"/>
-        </w:rPr>
-        <w:t>《The Tao of Physics》（物理學之道） - 弗里喬夫．卡普拉（Fritjof Capra）</w:t>
-      </w:r>
-    </w:p>
-    <w:p>
-      <w:pPr>
-        <w:keepNext w:val="0"/>
-        <w:keepLines w:val="0"/>
-        <w:pageBreakBefore w:val="0"/>
-        <w:widowControl/>
-        <w:numPr>
-          <w:ilvl w:val="1"/>
-          <w:numId w:val="18"/>
-        </w:numPr>
-        <w:suppressLineNumbers w:val="0"/>
-        <w:kinsoku/>
-        <w:wordWrap/>
-        <w:overflowPunct/>
-        <w:topLinePunct w:val="0"/>
-        <w:autoSpaceDE/>
-        <w:autoSpaceDN/>
-        <w:bidi w:val="0"/>
-        <w:adjustRightInd/>
-        <w:snapToGrid/>
-        <w:spacing w:before="220" w:beforeAutospacing="0" w:after="220" w:afterAutospacing="0" w:line="240" w:lineRule="atLeast"/>
-        <w:ind w:left="806" w:leftChars="0" w:hanging="360" w:firstLineChars="0"/>
-        <w:jc w:val="both"/>
-        <w:textAlignment w:val="auto"/>
-        <w:rPr>
-          <w:rFonts w:hint="eastAsia" w:ascii="SimSun" w:hAnsi="SimSun" w:eastAsia="SimSun" w:cs="SimSun"/>
-          <w:sz w:val="24"/>
-          <w:szCs w:val="24"/>
-        </w:rPr>
-      </w:pPr>
-      <w:r>
-        <w:rPr>
-          <w:rFonts w:hint="eastAsia" w:ascii="SimSun" w:hAnsi="SimSun" w:eastAsia="SimSun" w:cs="SimSun"/>
-          <w:i w:val="0"/>
-          <w:iCs w:val="0"/>
-          <w:caps w:val="0"/>
-          <w:color w:val="1A1C1E"/>
-          <w:spacing w:val="0"/>
-          <w:sz w:val="24"/>
-          <w:szCs w:val="24"/>
-          <w:shd w:val="clear" w:fill="FFFFFF"/>
-        </w:rPr>
-        <w:t>漢尼斯．阿爾文（Hannes Alfvén）關於電漿宇宙的著作。</w:t>
-      </w:r>
-    </w:p>
-    <w:p>
-      <w:pPr>
-        <w:keepNext w:val="0"/>
-        <w:keepLines w:val="0"/>
-        <w:widowControl/>
-        <w:numPr>
-          <w:ilvl w:val="1"/>
-          <w:numId w:val="18"/>
-        </w:numPr>
-        <w:suppressLineNumbers w:val="0"/>
-        <w:spacing w:before="0" w:beforeAutospacing="1" w:after="0" w:afterAutospacing="1" w:line="240" w:lineRule="atLeast"/>
-        <w:ind w:left="2882" w:hanging="360"/>
-        <w:jc w:val="both"/>
-        <w:rPr>
-          <w:rFonts w:hint="eastAsia" w:ascii="SimSun" w:hAnsi="SimSun" w:eastAsia="SimSun" w:cs="SimSun"/>
-          <w:sz w:val="24"/>
-          <w:szCs w:val="24"/>
-        </w:rPr>
-      </w:pPr>
-    </w:p>
-    <w:p>
-      <w:pPr>
-        <w:keepNext w:val="0"/>
-        <w:keepLines w:val="0"/>
-        <w:widowControl/>
-        <w:numPr>
-          <w:numId w:val="0"/>
-        </w:numPr>
-        <w:suppressLineNumbers w:val="0"/>
-        <w:spacing w:before="0" w:beforeAutospacing="1" w:after="0" w:afterAutospacing="1" w:line="240" w:lineRule="atLeast"/>
-        <w:jc w:val="both"/>
-        <w:rPr>
-          <w:rFonts w:hint="eastAsia" w:ascii="SimSun" w:hAnsi="SimSun" w:eastAsia="SimSun" w:cs="SimSun"/>
-          <w:sz w:val="24"/>
-          <w:szCs w:val="24"/>
-        </w:rPr>
-      </w:pPr>
-    </w:p>
-    <w:p>
-      <w:pPr>
-        <w:pStyle w:val="9"/>
-        <w:keepNext w:val="0"/>
-        <w:keepLines w:val="0"/>
-        <w:widowControl/>
-        <w:suppressLineNumbers w:val="0"/>
-        <w:spacing w:before="0" w:beforeAutospacing="0" w:after="36" w:afterAutospacing="0" w:line="240" w:lineRule="atLeast"/>
-        <w:ind w:right="0"/>
-        <w:jc w:val="both"/>
-        <w:rPr>
-          <w:rFonts w:hint="eastAsia" w:ascii="SimSun" w:hAnsi="SimSun" w:eastAsia="SimSun" w:cs="SimSun"/>
-          <w:b/>
-          <w:bCs/>
-          <w:i w:val="0"/>
-          <w:iCs w:val="0"/>
-          <w:caps w:val="0"/>
-          <w:color w:val="1A1C1E"/>
-          <w:spacing w:val="0"/>
-          <w:sz w:val="24"/>
-          <w:szCs w:val="24"/>
-          <w:shd w:val="clear" w:fill="FFFFFF"/>
-        </w:rPr>
-      </w:pPr>
-      <w:r>
-        <w:rPr>
-          <w:rFonts w:hint="eastAsia" w:ascii="SimSun" w:hAnsi="SimSun" w:eastAsia="SimSun" w:cs="SimSun"/>
-          <w:b/>
-          <w:bCs/>
-          <w:i w:val="0"/>
-          <w:iCs w:val="0"/>
-          <w:caps w:val="0"/>
-          <w:color w:val="1A1C1E"/>
-          <w:spacing w:val="0"/>
-          <w:sz w:val="24"/>
-          <w:szCs w:val="24"/>
-          <w:shd w:val="clear" w:fill="FFFFFF"/>
-        </w:rPr>
-        <w:t>關於東西方哲學：</w:t>
-      </w:r>
-    </w:p>
-    <w:p>
-      <w:pPr>
-        <w:keepNext w:val="0"/>
-        <w:keepLines w:val="0"/>
-        <w:pageBreakBefore w:val="0"/>
-        <w:widowControl/>
-        <w:numPr>
-          <w:ilvl w:val="1"/>
-          <w:numId w:val="18"/>
-        </w:numPr>
-        <w:suppressLineNumbers w:val="0"/>
-        <w:kinsoku/>
-        <w:wordWrap/>
-        <w:overflowPunct/>
-        <w:topLinePunct w:val="0"/>
-        <w:autoSpaceDE/>
-        <w:autoSpaceDN/>
-        <w:bidi w:val="0"/>
-        <w:adjustRightInd/>
-        <w:snapToGrid/>
-        <w:spacing w:before="220" w:beforeAutospacing="0" w:after="220" w:afterAutospacing="0" w:line="240" w:lineRule="atLeast"/>
-        <w:ind w:left="806" w:leftChars="0" w:hanging="360" w:firstLineChars="0"/>
-        <w:jc w:val="both"/>
-        <w:textAlignment w:val="auto"/>
-        <w:rPr>
-          <w:rFonts w:hint="eastAsia" w:ascii="SimSun" w:hAnsi="SimSun" w:eastAsia="SimSun" w:cs="SimSun"/>
-          <w:i w:val="0"/>
-          <w:iCs w:val="0"/>
-          <w:caps w:val="0"/>
-          <w:color w:val="1A1C1E"/>
-          <w:spacing w:val="0"/>
-          <w:sz w:val="24"/>
-          <w:szCs w:val="24"/>
-          <w:shd w:val="clear" w:fill="FFFFFF"/>
-        </w:rPr>
-      </w:pPr>
-      <w:r>
-        <w:rPr>
-          <w:rFonts w:hint="eastAsia" w:ascii="SimSun" w:hAnsi="SimSun" w:eastAsia="SimSun" w:cs="SimSun"/>
-          <w:i w:val="0"/>
-          <w:iCs w:val="0"/>
-          <w:caps w:val="0"/>
-          <w:color w:val="1A1C1E"/>
-          <w:spacing w:val="0"/>
-          <w:sz w:val="24"/>
-          <w:szCs w:val="24"/>
-          <w:shd w:val="clear" w:fill="FFFFFF"/>
-        </w:rPr>
-        <w:t>《道德經》 - 老子</w:t>
-      </w:r>
-    </w:p>
-    <w:p>
-      <w:pPr>
-        <w:keepNext w:val="0"/>
-        <w:keepLines w:val="0"/>
-        <w:pageBreakBefore w:val="0"/>
-        <w:widowControl/>
-        <w:numPr>
-          <w:ilvl w:val="1"/>
-          <w:numId w:val="18"/>
-        </w:numPr>
-        <w:suppressLineNumbers w:val="0"/>
-        <w:kinsoku/>
-        <w:wordWrap/>
-        <w:overflowPunct/>
-        <w:topLinePunct w:val="0"/>
-        <w:autoSpaceDE/>
-        <w:autoSpaceDN/>
-        <w:bidi w:val="0"/>
-        <w:adjustRightInd/>
-        <w:snapToGrid/>
-        <w:spacing w:before="220" w:beforeAutospacing="0" w:after="220" w:afterAutospacing="0" w:line="240" w:lineRule="atLeast"/>
-        <w:ind w:left="806" w:leftChars="0" w:hanging="360" w:firstLineChars="0"/>
-        <w:jc w:val="both"/>
-        <w:textAlignment w:val="auto"/>
-        <w:rPr>
-          <w:rFonts w:hint="eastAsia" w:ascii="SimSun" w:hAnsi="SimSun" w:eastAsia="SimSun" w:cs="SimSun"/>
-          <w:i w:val="0"/>
-          <w:iCs w:val="0"/>
-          <w:caps w:val="0"/>
-          <w:color w:val="1A1C1E"/>
-          <w:spacing w:val="0"/>
-          <w:sz w:val="24"/>
-          <w:szCs w:val="24"/>
-          <w:shd w:val="clear" w:fill="FFFFFF"/>
-        </w:rPr>
-      </w:pPr>
-      <w:r>
-        <w:rPr>
-          <w:rFonts w:hint="eastAsia" w:ascii="SimSun" w:hAnsi="SimSun" w:eastAsia="SimSun" w:cs="SimSun"/>
-          <w:i w:val="0"/>
-          <w:iCs w:val="0"/>
-          <w:caps w:val="0"/>
-          <w:color w:val="1A1C1E"/>
-          <w:spacing w:val="0"/>
-          <w:sz w:val="24"/>
-          <w:szCs w:val="24"/>
-          <w:shd w:val="clear" w:fill="FFFFFF"/>
-        </w:rPr>
-        <w:t>《Ethics》（倫理學） - 巴魯赫．斯賓諾莎（Baruch Spinoza）</w:t>
-      </w:r>
-    </w:p>
-    <w:p>
-      <w:pPr>
-        <w:keepNext w:val="0"/>
-        <w:keepLines w:val="0"/>
-        <w:pageBreakBefore w:val="0"/>
-        <w:widowControl/>
-        <w:numPr>
-          <w:ilvl w:val="1"/>
-          <w:numId w:val="18"/>
-        </w:numPr>
-        <w:suppressLineNumbers w:val="0"/>
-        <w:kinsoku/>
-        <w:wordWrap/>
-        <w:overflowPunct/>
-        <w:topLinePunct w:val="0"/>
-        <w:autoSpaceDE/>
-        <w:autoSpaceDN/>
-        <w:bidi w:val="0"/>
-        <w:adjustRightInd/>
-        <w:snapToGrid/>
-        <w:spacing w:before="220" w:beforeAutospacing="0" w:after="220" w:afterAutospacing="0" w:line="240" w:lineRule="atLeast"/>
-        <w:ind w:left="806" w:leftChars="0" w:hanging="360" w:firstLineChars="0"/>
-        <w:jc w:val="both"/>
-        <w:textAlignment w:val="auto"/>
-        <w:rPr>
-          <w:rFonts w:hint="eastAsia" w:ascii="SimSun" w:hAnsi="SimSun" w:eastAsia="SimSun" w:cs="SimSun"/>
-          <w:sz w:val="24"/>
-          <w:szCs w:val="24"/>
-        </w:rPr>
-      </w:pPr>
-      <w:r>
-        <w:rPr>
-          <w:rFonts w:hint="eastAsia" w:ascii="SimSun" w:hAnsi="SimSun" w:eastAsia="SimSun" w:cs="SimSun"/>
-          <w:i w:val="0"/>
-          <w:iCs w:val="0"/>
-          <w:caps w:val="0"/>
-          <w:color w:val="1A1C1E"/>
-          <w:spacing w:val="0"/>
-          <w:sz w:val="24"/>
-          <w:szCs w:val="24"/>
-          <w:shd w:val="clear" w:fill="FFFFFF"/>
-        </w:rPr>
-        <w:t>佛教關於宇</w:t>
-      </w:r>
-      <w:r>
-        <w:rPr>
-          <w:rFonts w:hint="eastAsia" w:ascii="SimSun" w:hAnsi="SimSun" w:eastAsia="SimSun" w:cs="SimSun"/>
-          <w:i w:val="0"/>
-          <w:iCs w:val="0"/>
-          <w:caps w:val="0"/>
-          <w:color w:val="1A1C1E"/>
-          <w:spacing w:val="0"/>
-          <w:sz w:val="24"/>
-          <w:szCs w:val="24"/>
-          <w:shd w:val="clear" w:fill="FFFFFF"/>
-        </w:rPr>
-        <w:t>宙觀與各個境界的經文。</w:t>
-      </w:r>
-    </w:p>
-    <w:p>
-      <w:pPr>
-        <w:keepNext w:val="0"/>
-        <w:keepLines w:val="0"/>
-        <w:widowControl/>
-        <w:numPr>
-          <w:numId w:val="0"/>
-        </w:numPr>
-        <w:suppressLineNumbers w:val="0"/>
-        <w:spacing w:before="0" w:beforeAutospacing="1" w:after="0" w:afterAutospacing="1" w:line="240" w:lineRule="atLeast"/>
-        <w:jc w:val="both"/>
-        <w:rPr>
-          <w:rFonts w:hint="eastAsia" w:ascii="SimSun" w:hAnsi="SimSun" w:eastAsia="SimSun" w:cs="SimSun"/>
-          <w:sz w:val="24"/>
-          <w:szCs w:val="24"/>
-        </w:rPr>
-      </w:pPr>
-    </w:p>
-    <w:p>
-      <w:pPr>
-        <w:pStyle w:val="9"/>
-        <w:keepNext w:val="0"/>
-        <w:keepLines w:val="0"/>
-        <w:pageBreakBefore w:val="0"/>
-        <w:widowControl/>
-        <w:suppressLineNumbers w:val="0"/>
-        <w:kinsoku/>
-        <w:wordWrap/>
-        <w:overflowPunct/>
-        <w:topLinePunct w:val="0"/>
-        <w:autoSpaceDE/>
-        <w:autoSpaceDN/>
-        <w:bidi w:val="0"/>
-        <w:adjustRightInd/>
-        <w:snapToGrid/>
-        <w:spacing w:before="220" w:beforeAutospacing="0" w:after="220" w:afterAutospacing="0" w:line="240" w:lineRule="atLeast"/>
-        <w:ind w:right="0"/>
-        <w:jc w:val="both"/>
-        <w:textAlignment w:val="auto"/>
-        <w:rPr>
-          <w:rFonts w:hint="eastAsia" w:ascii="SimSun" w:hAnsi="SimSun" w:eastAsia="SimSun" w:cs="SimSun"/>
-          <w:b/>
-          <w:bCs/>
-          <w:i w:val="0"/>
-          <w:iCs w:val="0"/>
-          <w:caps w:val="0"/>
-          <w:color w:val="1A1C1E"/>
-          <w:spacing w:val="0"/>
-          <w:sz w:val="24"/>
-          <w:szCs w:val="24"/>
-          <w:shd w:val="clear" w:fill="FFFFFF"/>
-        </w:rPr>
-      </w:pPr>
-      <w:r>
-        <w:rPr>
-          <w:rFonts w:hint="eastAsia" w:ascii="SimSun" w:hAnsi="SimSun" w:eastAsia="SimSun" w:cs="SimSun"/>
-          <w:b/>
-          <w:bCs/>
-          <w:i w:val="0"/>
-          <w:iCs w:val="0"/>
-          <w:caps w:val="0"/>
-          <w:color w:val="1A1C1E"/>
-          <w:spacing w:val="0"/>
-          <w:sz w:val="24"/>
-          <w:szCs w:val="24"/>
-          <w:shd w:val="clear" w:fill="FFFFFF"/>
-        </w:rPr>
-        <w:t>關於現代修煉智慧：</w:t>
-      </w:r>
-    </w:p>
-    <w:p>
-      <w:pPr>
-        <w:pStyle w:val="9"/>
-        <w:keepNext w:val="0"/>
-        <w:keepLines w:val="0"/>
-        <w:pageBreakBefore w:val="0"/>
-        <w:widowControl/>
-        <w:suppressLineNumbers w:val="0"/>
-        <w:kinsoku/>
-        <w:wordWrap/>
-        <w:overflowPunct/>
-        <w:topLinePunct w:val="0"/>
-        <w:autoSpaceDE/>
-        <w:autoSpaceDN/>
-        <w:bidi w:val="0"/>
-        <w:adjustRightInd/>
-        <w:snapToGrid/>
-        <w:spacing w:before="220" w:beforeAutospacing="0" w:after="220" w:afterAutospacing="0" w:line="240" w:lineRule="atLeast"/>
-        <w:ind w:left="400" w:leftChars="200" w:right="0" w:firstLine="0" w:firstLineChars="0"/>
-        <w:jc w:val="both"/>
-        <w:textAlignment w:val="auto"/>
-        <w:rPr>
-          <w:rFonts w:hint="eastAsia" w:ascii="SimSun" w:hAnsi="SimSun" w:eastAsia="SimSun" w:cs="SimSun"/>
-          <w:sz w:val="24"/>
-          <w:szCs w:val="24"/>
-        </w:rPr>
-      </w:pPr>
-      <w:r>
-        <w:rPr>
-          <w:rFonts w:hint="eastAsia" w:ascii="SimSun" w:hAnsi="SimSun" w:eastAsia="SimSun" w:cs="SimSun"/>
-          <w:i w:val="0"/>
-          <w:iCs w:val="0"/>
-          <w:caps w:val="0"/>
-          <w:color w:val="1A1C1E"/>
-          <w:spacing w:val="0"/>
-          <w:sz w:val="24"/>
-          <w:szCs w:val="24"/>
-          <w:shd w:val="clear" w:fill="FFFFFF"/>
-        </w:rPr>
-        <w:t>若想更深入地了解如三界、元神、德、業等概念，以及它們在一個完整修煉體系中的關係，讀者可閱讀李洪志先生的著作《轉法輪》。此書從一個更高的認知層次上，對宇宙、人體以及修煉之路，提供了一套深刻而系統的闡述。</w:t>
-      </w:r>
-    </w:p>
-    <w:p>
-      <w:pPr>
-        <w:jc w:val="both"/>
-        <w:rPr>
-          <w:rFonts w:hint="eastAsia" w:ascii="SimSun" w:hAnsi="SimSun" w:eastAsia="SimSun" w:cs="SimSun"/>
-          <w:sz w:val="24"/>
-          <w:szCs w:val="24"/>
-        </w:rPr>
-      </w:pPr>
-    </w:p>
-    <w:p>
-      <w:pPr>
         <w:keepNext w:val="0"/>
         <w:keepLines w:val="0"/>
         <w:pageBreakBefore w:val="0"/>
@@ -40042,93 +39886,7 @@
         <w:adjustRightInd/>
         <w:snapToGrid/>
         <w:spacing w:before="200" w:after="200"/>
-        <w:jc w:val="both"/>
-        <w:textAlignment w:val="auto"/>
-        <w:rPr>
-          <w:rFonts w:hint="eastAsia" w:ascii="SimSun" w:hAnsi="SimSun" w:eastAsia="SimSun" w:cs="SimSun"/>
-          <w:sz w:val="22"/>
-          <w:szCs w:val="22"/>
-        </w:rPr>
-      </w:pPr>
-    </w:p>
-    <w:p>
-      <w:pPr>
-        <w:keepNext w:val="0"/>
-        <w:keepLines w:val="0"/>
-        <w:pageBreakBefore w:val="0"/>
-        <w:widowControl/>
-        <w:kinsoku/>
-        <w:wordWrap/>
-        <w:overflowPunct/>
-        <w:topLinePunct w:val="0"/>
-        <w:autoSpaceDE/>
-        <w:autoSpaceDN/>
-        <w:bidi w:val="0"/>
-        <w:adjustRightInd/>
-        <w:snapToGrid/>
-        <w:spacing w:before="200" w:after="200"/>
-        <w:jc w:val="center"/>
-        <w:textAlignment w:val="auto"/>
-        <w:rPr>
-          <w:rFonts w:hint="eastAsia" w:ascii="SimSun" w:hAnsi="SimSun" w:eastAsia="SimSun" w:cs="SimSun"/>
-          <w:sz w:val="24"/>
-          <w:szCs w:val="24"/>
-          <w:lang w:val="en-US"/>
-        </w:rPr>
-      </w:pPr>
-      <w:r>
-        <w:rPr>
-          <w:rFonts w:hint="eastAsia" w:ascii="SimSun" w:hAnsi="SimSun" w:eastAsia="SimSun" w:cs="SimSun"/>
-          <w:sz w:val="24"/>
-          <w:szCs w:val="24"/>
-          <w:lang w:val="en-US"/>
-        </w:rPr>
-        <w:t>*  *  *  *  *</w:t>
-      </w:r>
-    </w:p>
-    <w:p>
-      <w:pPr>
-        <w:keepNext w:val="0"/>
-        <w:keepLines w:val="0"/>
-        <w:pageBreakBefore w:val="0"/>
-        <w:widowControl/>
-        <w:kinsoku/>
-        <w:wordWrap/>
-        <w:overflowPunct/>
-        <w:topLinePunct w:val="0"/>
-        <w:autoSpaceDE/>
-        <w:autoSpaceDN/>
-        <w:bidi w:val="0"/>
-        <w:adjustRightInd/>
-        <w:snapToGrid/>
-        <w:spacing w:before="200" w:after="200"/>
-        <w:jc w:val="center"/>
-        <w:textAlignment w:val="auto"/>
-        <w:rPr>
-          <w:rFonts w:hint="eastAsia" w:ascii="SimSun" w:hAnsi="SimSun" w:eastAsia="SimSun" w:cs="SimSun"/>
-          <w:sz w:val="24"/>
-          <w:szCs w:val="24"/>
-          <w:lang w:val="en-US"/>
-        </w:rPr>
-      </w:pPr>
-    </w:p>
-    <w:p>
-      <w:pPr>
-        <w:keepNext w:val="0"/>
-        <w:keepLines w:val="0"/>
-        <w:pageBreakBefore w:val="0"/>
-        <w:widowControl/>
-        <w:kinsoku/>
-        <w:wordWrap/>
-        <w:overflowPunct/>
-        <w:topLinePunct w:val="0"/>
-        <w:autoSpaceDE/>
-        <w:autoSpaceDN/>
-        <w:bidi w:val="0"/>
-        <w:adjustRightInd/>
-        <w:snapToGrid/>
-        <w:spacing w:before="200" w:after="200"/>
-        <w:jc w:val="center"/>
+        <w:jc w:val="left"/>
         <w:textAlignment w:val="auto"/>
         <w:rPr>
           <w:rFonts w:hint="eastAsia" w:ascii="SimSun" w:hAnsi="SimSun" w:eastAsia="SimSun" w:cs="SimSun"/>
@@ -40191,22 +39949,6 @@
                       <a:ln w="6350">
                         <a:noFill/>
                       </a:ln>
-                      <a:extLst>
-                        <a:ext uri="{909E8E84-426E-40DD-AFC4-6F175D3DCCD1}">
-                          <a14:hiddenFill xmlns:a14="http://schemas.microsoft.com/office/drawing/2010/main">
-                            <a:solidFill>
-                              <a:schemeClr val="lt1"/>
-                            </a:solidFill>
-                          </a14:hiddenFill>
-                        </a:ext>
-                        <a:ext uri="{91240B29-F687-4F45-9708-019B960494DF}">
-                          <a14:hiddenLine xmlns:a14="http://schemas.microsoft.com/office/drawing/2010/main" w="6350">
-                            <a:solidFill>
-                              <a:prstClr val="black"/>
-                            </a:solidFill>
-                          </a14:hiddenLine>
-                        </a:ext>
-                      </a:extLst>
                     </wps:spPr>
                     <wps:style>
                       <a:lnRef idx="0">
@@ -40257,7 +39999,7 @@
         </mc:Choice>
         <mc:Fallback>
           <w:pict>
-            <v:shape id="_x0000_s1026" o:spid="_x0000_s1026" o:spt="202" type="#_x0000_t202" style="position:absolute;left:0pt;margin-top:0pt;height:144pt;width:144pt;mso-position-horizontal:center;mso-position-horizontal-relative:margin;mso-wrap-style:none;z-index:251659264;mso-width-relative:page;mso-height-relative:page;" filled="f" stroked="f" coordsize="21600,21600" o:gfxdata="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">
+            <v:shape id="_x0000_s1026" o:spid="_x0000_s1026" o:spt="202" type="#_x0000_t202" style="position:absolute;left:0pt;margin-top:0pt;height:144pt;width:144pt;mso-position-horizontal:center;mso-position-horizontal-relative:margin;mso-wrap-style:none;z-index:251659264;mso-width-relative:page;mso-height-relative:page;" filled="f" stroked="f" coordsize="21600,21600" o:gfxdata="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">
               <v:fill on="f" focussize="0,0"/>
               <v:stroke on="f" weight="0.5pt"/>
               <v:imagedata o:title=""/>
@@ -42761,18 +42503,12 @@
     <w:abstractNumId w:val="1"/>
   </w:num>
   <w:num w:numId="14">
-    <w:abstractNumId w:val="4"/>
+    <w:abstractNumId w:val="16"/>
   </w:num>
   <w:num w:numId="15">
-    <w:abstractNumId w:val="6"/>
+    <w:abstractNumId w:val="3"/>
   </w:num>
   <w:num w:numId="16">
-    <w:abstractNumId w:val="16"/>
-  </w:num>
-  <w:num w:numId="17">
-    <w:abstractNumId w:val="3"/>
-  </w:num>
-  <w:num w:numId="18">
     <w:abstractNumId w:val="2"/>
     <w:lvlOverride w:ilvl="0">
       <w:startOverride w:val="1"/>
@@ -42801,6 +42537,12 @@
     <w:lvlOverride w:ilvl="8">
       <w:startOverride w:val="1"/>
     </w:lvlOverride>
+  </w:num>
+  <w:num w:numId="17">
+    <w:abstractNumId w:val="4"/>
+  </w:num>
+  <w:num w:numId="18">
+    <w:abstractNumId w:val="6"/>
   </w:num>
 </w:numbering>
 </file>
@@ -42835,7 +42577,7 @@
     <w:lsdException w:unhideWhenUsed="0" w:uiPriority="0" w:semiHidden="0" w:name="index 7"/>
     <w:lsdException w:unhideWhenUsed="0" w:uiPriority="0" w:semiHidden="0" w:name="index 8"/>
     <w:lsdException w:unhideWhenUsed="0" w:uiPriority="0" w:semiHidden="0" w:name="index 9"/>
-    <w:lsdException w:unhideWhenUsed="0" w:uiPriority="0" w:semiHidden="0" w:name="toc 1"/>
+    <w:lsdException w:qFormat="1" w:unhideWhenUsed="0" w:uiPriority="0" w:semiHidden="0" w:name="toc 1"/>
     <w:lsdException w:qFormat="1" w:unhideWhenUsed="0" w:uiPriority="0" w:semiHidden="0" w:name="toc 2"/>
     <w:lsdException w:unhideWhenUsed="0" w:uiPriority="0" w:semiHidden="0" w:name="toc 3"/>
     <w:lsdException w:unhideWhenUsed="0" w:uiPriority="0" w:semiHidden="0" w:name="toc 4"/>
@@ -42848,7 +42590,7 @@
     <w:lsdException w:unhideWhenUsed="0" w:uiPriority="0" w:semiHidden="0" w:name="footnote text"/>
     <w:lsdException w:unhideWhenUsed="0" w:uiPriority="0" w:semiHidden="0" w:name="annotation text"/>
     <w:lsdException w:unhideWhenUsed="0" w:uiPriority="0" w:semiHidden="0" w:name="header"/>
-    <w:lsdException w:unhideWhenUsed="0" w:uiPriority="0" w:semiHidden="0" w:name="footer"/>
+    <w:lsdException w:qFormat="1" w:unhideWhenUsed="0" w:uiPriority="0" w:semiHidden="0" w:name="footer"/>
     <w:lsdException w:unhideWhenUsed="0" w:uiPriority="0" w:semiHidden="0" w:name="index heading"/>
     <w:lsdException w:qFormat="1" w:uiPriority="0" w:name="caption"/>
     <w:lsdException w:unhideWhenUsed="0" w:uiPriority="0" w:semiHidden="0" w:name="table of figures"/>
@@ -43156,6 +42898,7 @@
   <w:style w:type="paragraph" w:styleId="7">
     <w:name w:val="footer"/>
     <w:basedOn w:val="1"/>
+    <w:qFormat/>
     <w:uiPriority w:val="0"/>
     <w:pPr>
       <w:tabs>
@@ -43200,6 +42943,7 @@
     <w:name w:val="toc 1"/>
     <w:basedOn w:val="1"/>
     <w:next w:val="1"/>
+    <w:qFormat/>
     <w:uiPriority w:val="0"/>
   </w:style>
   <w:style w:type="paragraph" w:styleId="11">
@@ -43214,6 +42958,7 @@
   </w:style>
   <w:style w:type="paragraph" w:customStyle="1" w:styleId="12">
     <w:name w:val="WPSOffice手动目录 1"/>
+    <w:qFormat/>
     <w:uiPriority w:val="0"/>
     <w:pPr>
       <w:ind w:leftChars="0"/>
@@ -43226,6 +42971,7 @@
   </w:style>
   <w:style w:type="paragraph" w:customStyle="1" w:styleId="13">
     <w:name w:val="WPSOffice手动目录 2"/>
+    <w:qFormat/>
     <w:uiPriority w:val="0"/>
     <w:pPr>
       <w:ind w:leftChars="200"/>

--- a/All_Books/10_UNIVERSE_BEYOND_BIG_BANG/UNIVERSE_BEYOND_BIG_BANG_zh.docx
+++ b/All_Books/10_UNIVERSE_BEYOND_BIG_BANG/UNIVERSE_BEYOND_BIG_BANG_zh.docx
@@ -37316,42 +37316,22 @@
     </w:p>
     <w:p>
       <w:pPr>
-        <w:pStyle w:val="9"/>
-        <w:keepNext w:val="0"/>
-        <w:keepLines w:val="0"/>
-        <w:widowControl/>
-        <w:suppressLineNumbers w:val="0"/>
-        <w:shd w:val="clear" w:fill="FFFFFF"/>
-        <w:spacing w:before="0" w:beforeAutospacing="1" w:after="216" w:afterAutospacing="0" w:line="240" w:lineRule="atLeast"/>
-        <w:ind w:left="0" w:right="0" w:firstLine="0"/>
-        <w:jc w:val="both"/>
-        <w:rPr>
-          <w:rFonts w:hint="eastAsia" w:ascii="SimSun" w:hAnsi="SimSun" w:eastAsia="SimSun" w:cs="SimSun"/>
-          <w:b/>
-          <w:bCs/>
-          <w:i w:val="0"/>
-          <w:iCs w:val="0"/>
-          <w:caps w:val="0"/>
-          <w:color w:val="1A1C1E"/>
-          <w:spacing w:val="0"/>
-          <w:sz w:val="40"/>
-          <w:szCs w:val="40"/>
-          <w:shd w:val="clear" w:fill="FFFFFF"/>
-        </w:rPr>
-      </w:pPr>
-      <w:r>
-        <w:rPr>
-          <w:rFonts w:hint="eastAsia" w:ascii="SimSun" w:hAnsi="SimSun" w:eastAsia="SimSun" w:cs="SimSun"/>
-          <w:b/>
-          <w:bCs/>
-          <w:i w:val="0"/>
-          <w:iCs w:val="0"/>
-          <w:caps w:val="0"/>
-          <w:color w:val="1A1C1E"/>
-          <w:spacing w:val="0"/>
-          <w:sz w:val="40"/>
-          <w:szCs w:val="40"/>
-          <w:shd w:val="clear" w:fill="FFFFFF"/>
+        <w:pStyle w:val="3"/>
+        <w:bidi w:val="0"/>
+        <w:spacing w:line="240" w:lineRule="auto"/>
+        <w:rPr>
+          <w:rFonts w:hint="eastAsia" w:ascii="SimSun" w:hAnsi="SimSun" w:eastAsia="SimSun" w:cs="SimSun"/>
+          <w:sz w:val="44"/>
+          <w:szCs w:val="44"/>
+          <w:lang w:val="en-US" w:eastAsia="zh-CN"/>
+        </w:rPr>
+      </w:pPr>
+      <w:r>
+        <w:rPr>
+          <w:rFonts w:hint="eastAsia" w:ascii="SimSun" w:hAnsi="SimSun" w:eastAsia="SimSun" w:cs="SimSun"/>
+          <w:sz w:val="44"/>
+          <w:szCs w:val="44"/>
+          <w:lang w:val="en-US" w:eastAsia="zh-CN"/>
         </w:rPr>
         <w:t>附錄</w:t>
       </w:r>
@@ -37836,6 +37816,8 @@
         </w:rPr>
         <w:t xml:space="preserve"> 在修煉的世界觀中，這並非抽象的道德概念，而是兩種真實的物質。「德」是白色的物質，從行善與吃苦中積累而來。「業」是黑色的物質，從做惡中產生。</w:t>
       </w:r>
+      <w:bookmarkStart w:id="32" w:name="_GoBack"/>
+      <w:bookmarkEnd w:id="32"/>
     </w:p>
     <w:p>
       <w:pPr>
@@ -38622,8 +38604,8 @@
           <w:lang w:val="en-US" w:eastAsia="zh-CN"/>
         </w:rPr>
       </w:pPr>
-      <w:bookmarkStart w:id="26" w:name="_Toc3374"/>
-      <w:bookmarkStart w:id="27" w:name="_Toc15799"/>
+      <w:bookmarkStart w:id="26" w:name="_Toc15799"/>
+      <w:bookmarkStart w:id="27" w:name="_Toc3374"/>
       <w:r>
         <w:rPr>
           <w:rFonts w:hint="eastAsia" w:ascii="SimSun" w:hAnsi="SimSun" w:eastAsia="SimSun" w:cs="SimSun"/>
@@ -39283,7 +39265,6 @@
           <w:lang w:val="en-US"/>
         </w:rPr>
       </w:pPr>
-      <w:bookmarkStart w:id="32" w:name="_GoBack"/>
       <w:r>
         <w:rPr>
           <w:rFonts w:hint="eastAsia" w:ascii="Yu Gothic" w:hAnsi="Yu Gothic" w:eastAsia="Yu Gothic" w:cs="Yu Gothic"/>
@@ -39724,7 +39705,6 @@
         <w:t>→ 即本書</w:t>
       </w:r>
     </w:p>
-    <w:bookmarkEnd w:id="32"/>
     <w:p>
       <w:pPr>
         <w:pStyle w:val="9"/>
@@ -42589,7 +42569,7 @@
     <w:lsdException w:unhideWhenUsed="0" w:uiPriority="0" w:semiHidden="0" w:name="Normal Indent"/>
     <w:lsdException w:unhideWhenUsed="0" w:uiPriority="0" w:semiHidden="0" w:name="footnote text"/>
     <w:lsdException w:unhideWhenUsed="0" w:uiPriority="0" w:semiHidden="0" w:name="annotation text"/>
-    <w:lsdException w:unhideWhenUsed="0" w:uiPriority="0" w:semiHidden="0" w:name="header"/>
+    <w:lsdException w:qFormat="1" w:unhideWhenUsed="0" w:uiPriority="0" w:semiHidden="0" w:name="header"/>
     <w:lsdException w:qFormat="1" w:unhideWhenUsed="0" w:uiPriority="0" w:semiHidden="0" w:name="footer"/>
     <w:lsdException w:unhideWhenUsed="0" w:uiPriority="0" w:semiHidden="0" w:name="index heading"/>
     <w:lsdException w:qFormat="1" w:uiPriority="0" w:name="caption"/>
@@ -42623,7 +42603,7 @@
     <w:lsdException w:qFormat="1" w:unhideWhenUsed="0" w:uiPriority="0" w:semiHidden="0" w:name="Title"/>
     <w:lsdException w:unhideWhenUsed="0" w:uiPriority="0" w:semiHidden="0" w:name="Closing"/>
     <w:lsdException w:unhideWhenUsed="0" w:uiPriority="0" w:semiHidden="0" w:name="Signature"/>
-    <w:lsdException w:unhideWhenUsed="0" w:uiPriority="0" w:name="Default Paragraph Font"/>
+    <w:lsdException w:qFormat="1" w:unhideWhenUsed="0" w:uiPriority="0" w:name="Default Paragraph Font"/>
     <w:lsdException w:unhideWhenUsed="0" w:uiPriority="0" w:semiHidden="0" w:name="Body Text"/>
     <w:lsdException w:unhideWhenUsed="0" w:uiPriority="0" w:semiHidden="0" w:name="Body Text Indent"/>
     <w:lsdException w:unhideWhenUsed="0" w:uiPriority="0" w:semiHidden="0" w:name="List Continue"/>
@@ -42879,6 +42859,7 @@
   <w:style w:type="character" w:default="1" w:styleId="5">
     <w:name w:val="Default Paragraph Font"/>
     <w:semiHidden/>
+    <w:qFormat/>
     <w:uiPriority w:val="0"/>
   </w:style>
   <w:style w:type="table" w:default="1" w:styleId="6">
@@ -42916,6 +42897,7 @@
   <w:style w:type="paragraph" w:styleId="8">
     <w:name w:val="header"/>
     <w:basedOn w:val="1"/>
+    <w:qFormat/>
     <w:uiPriority w:val="0"/>
     <w:pPr>
       <w:tabs>

--- a/All_Books/10_UNIVERSE_BEYOND_BIG_BANG/UNIVERSE_BEYOND_BIG_BANG_zh.docx
+++ b/All_Books/10_UNIVERSE_BEYOND_BIG_BANG/UNIVERSE_BEYOND_BIG_BANG_zh.docx
@@ -37816,8 +37816,6 @@
         </w:rPr>
         <w:t xml:space="preserve"> 在修煉的世界觀中，這並非抽象的道德概念，而是兩種真實的物質。「德」是白色的物質，從行善與吃苦中積累而來。「業」是黑色的物質，從做惡中產生。</w:t>
       </w:r>
-      <w:bookmarkStart w:id="32" w:name="_GoBack"/>
-      <w:bookmarkEnd w:id="32"/>
     </w:p>
     <w:p>
       <w:pPr>
@@ -38604,8 +38602,8 @@
           <w:lang w:val="en-US" w:eastAsia="zh-CN"/>
         </w:rPr>
       </w:pPr>
-      <w:bookmarkStart w:id="26" w:name="_Toc15799"/>
-      <w:bookmarkStart w:id="27" w:name="_Toc3374"/>
+      <w:bookmarkStart w:id="26" w:name="_Toc3374"/>
+      <w:bookmarkStart w:id="27" w:name="_Toc15799"/>
       <w:r>
         <w:rPr>
           <w:rFonts w:hint="eastAsia" w:ascii="SimSun" w:hAnsi="SimSun" w:eastAsia="SimSun" w:cs="SimSun"/>
@@ -38686,49 +38684,69 @@
     <w:p>
       <w:pPr>
         <w:pStyle w:val="9"/>
-        <w:keepNext w:val="0"/>
-        <w:keepLines w:val="0"/>
-        <w:widowControl/>
-        <w:suppressLineNumbers w:val="0"/>
+        <w:rPr>
+          <w:rFonts w:ascii="Yu Gothic" w:hAnsi="Yu Gothic" w:eastAsia="Yu Gothic" w:cs="Yu Gothic"/>
+        </w:rPr>
+      </w:pPr>
+      <w:r>
+        <w:rPr>
+          <w:rFonts w:hint="default" w:ascii="Yu Gothic" w:hAnsi="Yu Gothic" w:eastAsia="Yu Gothic" w:cs="Yu Gothic"/>
+          <w:b/>
+          <w:bCs/>
+          <w:i w:val="0"/>
+          <w:iCs w:val="0"/>
+          <w:caps w:val="0"/>
+          <w:color w:val="1A1C1E"/>
+          <w:spacing w:val="0"/>
+          <w:sz w:val="24"/>
+          <w:szCs w:val="24"/>
+          <w:shd w:val="clear" w:fill="FFFFFF"/>
+          <w:lang w:val="en-US"/>
+        </w:rPr>
+        <w:t>Aiden Lee</w:t>
+      </w:r>
+      <w:r>
         <w:rPr>
           <w:rFonts w:hint="eastAsia" w:ascii="Yu Gothic" w:hAnsi="Yu Gothic" w:eastAsia="Yu Gothic" w:cs="Yu Gothic"/>
           <w:sz w:val="24"/>
           <w:szCs w:val="24"/>
         </w:rPr>
-      </w:pPr>
-      <w:r>
-        <w:rPr>
-          <w:rFonts w:hint="default" w:ascii="Yu Gothic" w:hAnsi="Yu Gothic" w:eastAsia="Yu Gothic" w:cs="Yu Gothic"/>
-          <w:b/>
-          <w:bCs/>
-          <w:i w:val="0"/>
-          <w:iCs w:val="0"/>
-          <w:caps w:val="0"/>
-          <w:color w:val="1A1C1E"/>
-          <w:spacing w:val="0"/>
-          <w:sz w:val="24"/>
-          <w:szCs w:val="24"/>
-          <w:shd w:val="clear" w:fill="FFFFFF"/>
-          <w:lang w:val="en-US"/>
-        </w:rPr>
-        <w:t>Aiden Lee</w:t>
-      </w:r>
-      <w:r>
+        <w:t xml:space="preserve"> </w:t>
+      </w:r>
+      <w:r>
+        <w:rPr>
+          <w:rFonts w:hint="eastAsia" w:ascii="Yu Gothic" w:hAnsi="Yu Gothic" w:eastAsia="Yu Gothic" w:cs="Yu Gothic"/>
+        </w:rPr>
+        <w:t>是一位獨立作家，致力於探討政治、文化、社會、科學與心靈等主題，旨在追尋真理、喚醒良知，並表達他對人類命運的深刻思考。</w:t>
+      </w:r>
+    </w:p>
+    <w:p>
+      <w:pPr>
+        <w:pStyle w:val="9"/>
+        <w:rPr>
+          <w:rFonts w:ascii="Yu Gothic" w:hAnsi="Yu Gothic" w:eastAsia="Yu Gothic" w:cs="Yu Gothic"/>
+        </w:rPr>
+      </w:pPr>
+      <w:r>
+        <w:rPr>
+          <w:rFonts w:hint="eastAsia" w:ascii="Yu Gothic" w:hAnsi="Yu Gothic" w:eastAsia="Yu Gothic" w:cs="Yu Gothic"/>
+        </w:rPr>
+        <w:t>他的作品多源自真實訪談，內容以誠實、情感深度以及啟蒙的精神記錄而成。</w:t>
+      </w:r>
+    </w:p>
+    <w:p>
+      <w:pPr>
+        <w:pStyle w:val="9"/>
+        <w:keepNext w:val="0"/>
+        <w:keepLines w:val="0"/>
+        <w:widowControl/>
+        <w:suppressLineNumbers w:val="0"/>
         <w:rPr>
           <w:rFonts w:hint="eastAsia" w:ascii="Yu Gothic" w:hAnsi="Yu Gothic" w:eastAsia="Yu Gothic" w:cs="Yu Gothic"/>
           <w:sz w:val="24"/>
           <w:szCs w:val="24"/>
         </w:rPr>
-        <w:t xml:space="preserve"> </w:t>
-      </w:r>
-      <w:r>
-        <w:rPr>
-          <w:rFonts w:hint="eastAsia" w:ascii="Yu Gothic" w:hAnsi="Yu Gothic" w:eastAsia="Yu Gothic"/>
-          <w:sz w:val="24"/>
-          <w:szCs w:val="24"/>
-        </w:rPr>
-        <w:t>是一位獨立作家，致力於探索政治、文化、社會、科學與靈性等主題。她的作品追求真理，喚醒良知，並為人類命運的深刻省思發聲。</w:t>
-      </w:r>
+      </w:pPr>
     </w:p>
     <w:p>
       <w:pPr>
@@ -38743,28 +38761,8 @@
           <w:szCs w:val="24"/>
         </w:rPr>
       </w:pPr>
-      <w:r>
-        <w:rPr>
-          <w:rFonts w:hint="eastAsia" w:ascii="Yu Gothic" w:hAnsi="Yu Gothic" w:eastAsia="Yu Gothic"/>
-          <w:sz w:val="24"/>
-          <w:szCs w:val="24"/>
-        </w:rPr>
-        <w:t>她的作品多源自真實訪談，忠實記錄，富有情感深度，並帶有啟迪人心的精神。</w:t>
-      </w:r>
-    </w:p>
-    <w:p>
-      <w:pPr>
-        <w:pStyle w:val="9"/>
-        <w:keepNext w:val="0"/>
-        <w:keepLines w:val="0"/>
-        <w:widowControl/>
-        <w:suppressLineNumbers w:val="0"/>
-        <w:rPr>
-          <w:rFonts w:hint="eastAsia" w:ascii="Yu Gothic" w:hAnsi="Yu Gothic" w:eastAsia="Yu Gothic" w:cs="Yu Gothic"/>
-          <w:sz w:val="24"/>
-          <w:szCs w:val="24"/>
-        </w:rPr>
-      </w:pPr>
+      <w:bookmarkStart w:id="32" w:name="_GoBack"/>
+      <w:bookmarkEnd w:id="32"/>
     </w:p>
     <w:p>
       <w:pPr>

--- a/All_Books/10_UNIVERSE_BEYOND_BIG_BANG/UNIVERSE_BEYOND_BIG_BANG_zh.docx
+++ b/All_Books/10_UNIVERSE_BEYOND_BIG_BANG/UNIVERSE_BEYOND_BIG_BANG_zh.docx
@@ -48,26 +48,38 @@
     </w:p>
     <w:p>
       <w:pPr>
+        <w:pStyle w:val="2"/>
+        <w:keepNext/>
+        <w:keepLines/>
+        <w:pageBreakBefore w:val="0"/>
+        <w:widowControl/>
+        <w:kinsoku/>
+        <w:wordWrap/>
+        <w:overflowPunct/>
+        <w:topLinePunct w:val="0"/>
+        <w:autoSpaceDE/>
+        <w:autoSpaceDN/>
+        <w:bidi w:val="0"/>
+        <w:adjustRightInd/>
+        <w:snapToGrid/>
+        <w:spacing w:after="200" w:line="240" w:lineRule="auto"/>
         <w:jc w:val="center"/>
-        <w:rPr>
-          <w:rFonts w:hint="eastAsia" w:ascii="SimSun" w:hAnsi="SimSun" w:eastAsia="SimSun" w:cs="SimSun"/>
-          <w:b/>
-          <w:bCs/>
-          <w:i w:val="0"/>
-          <w:iCs w:val="0"/>
-          <w:sz w:val="72"/>
-          <w:szCs w:val="72"/>
-        </w:rPr>
-      </w:pPr>
-      <w:r>
+        <w:textAlignment w:val="auto"/>
         <w:rPr>
           <w:rFonts w:hint="eastAsia" w:ascii="SimSun" w:hAnsi="SimSun" w:eastAsia="SimSun" w:cs="SimSun"/>
           <w:b w:val="0"/>
           <w:bCs w:val="0"/>
-          <w:i w:val="0"/>
-          <w:iCs w:val="0"/>
-          <w:sz w:val="28"/>
-          <w:szCs w:val="28"/>
+          <w:sz w:val="32"/>
+          <w:szCs w:val="32"/>
+        </w:rPr>
+      </w:pPr>
+      <w:r>
+        <w:rPr>
+          <w:rFonts w:hint="eastAsia" w:ascii="SimSun" w:hAnsi="SimSun" w:eastAsia="SimSun" w:cs="SimSun"/>
+          <w:b w:val="0"/>
+          <w:bCs w:val="0"/>
+          <w:sz w:val="32"/>
+          <w:szCs w:val="32"/>
         </w:rPr>
         <w:t>THE UNIVERSE BEYOND THE BIG BANG</w:t>
       </w:r>
@@ -485,22 +497,34 @@
     </w:p>
     <w:p>
       <w:pPr>
-        <w:rPr>
-          <w:rFonts w:hint="eastAsia" w:ascii="SimSun" w:hAnsi="SimSun" w:eastAsia="SimSun" w:cs="SimSun"/>
-          <w:b/>
-          <w:bCs/>
-          <w:sz w:val="28"/>
-          <w:szCs w:val="28"/>
+        <w:pStyle w:val="2"/>
+        <w:keepNext/>
+        <w:keepLines/>
+        <w:pageBreakBefore w:val="0"/>
+        <w:widowControl/>
+        <w:kinsoku/>
+        <w:wordWrap/>
+        <w:overflowPunct/>
+        <w:topLinePunct w:val="0"/>
+        <w:autoSpaceDE/>
+        <w:autoSpaceDN/>
+        <w:bidi w:val="0"/>
+        <w:adjustRightInd/>
+        <w:snapToGrid/>
+        <w:spacing w:after="200" w:line="240" w:lineRule="auto"/>
+        <w:textAlignment w:val="auto"/>
+        <w:rPr>
+          <w:rFonts w:hint="eastAsia" w:ascii="SimSun" w:hAnsi="SimSun" w:eastAsia="SimSun" w:cs="SimSun"/>
+          <w:sz w:val="40"/>
+          <w:szCs w:val="40"/>
           <w:lang w:val="en-US"/>
         </w:rPr>
       </w:pPr>
       <w:r>
         <w:rPr>
-          <w:rFonts w:hint="eastAsia" w:ascii="Yu Gothic" w:hAnsi="Yu Gothic" w:eastAsia="Yu Gothic" w:cs="Yu Gothic"/>
-          <w:b/>
-          <w:bCs/>
-          <w:sz w:val="36"/>
-          <w:szCs w:val="36"/>
+          <w:rFonts w:hint="eastAsia" w:ascii="SimSun" w:hAnsi="SimSun" w:eastAsia="SimSun" w:cs="SimSun"/>
+          <w:sz w:val="40"/>
+          <w:szCs w:val="40"/>
         </w:rPr>
         <w:t>目錄</w:t>
       </w:r>
@@ -36905,13 +36929,13 @@
     </w:p>
     <w:p>
       <w:pPr>
-        <w:pStyle w:val="3"/>
+        <w:pStyle w:val="2"/>
         <w:bidi w:val="0"/>
         <w:spacing w:line="240" w:lineRule="auto"/>
         <w:rPr>
           <w:rFonts w:hint="eastAsia" w:ascii="SimSun" w:hAnsi="SimSun" w:eastAsia="SimSun" w:cs="SimSun"/>
-          <w:sz w:val="44"/>
-          <w:szCs w:val="44"/>
+          <w:sz w:val="52"/>
+          <w:szCs w:val="52"/>
           <w:lang w:val="en-US" w:eastAsia="zh-CN"/>
         </w:rPr>
       </w:pPr>
@@ -36919,8 +36943,8 @@
       <w:r>
         <w:rPr>
           <w:rFonts w:hint="eastAsia" w:ascii="SimSun" w:hAnsi="SimSun" w:eastAsia="SimSun" w:cs="SimSun"/>
-          <w:sz w:val="44"/>
-          <w:szCs w:val="44"/>
+          <w:sz w:val="52"/>
+          <w:szCs w:val="52"/>
           <w:lang w:val="en-US" w:eastAsia="zh-CN"/>
         </w:rPr>
         <w:t>結語：傾聽宇宙的呼吸</w:t>
@@ -37316,21 +37340,21 @@
     </w:p>
     <w:p>
       <w:pPr>
-        <w:pStyle w:val="3"/>
+        <w:pStyle w:val="2"/>
         <w:bidi w:val="0"/>
         <w:spacing w:line="240" w:lineRule="auto"/>
         <w:rPr>
           <w:rFonts w:hint="eastAsia" w:ascii="SimSun" w:hAnsi="SimSun" w:eastAsia="SimSun" w:cs="SimSun"/>
-          <w:sz w:val="44"/>
-          <w:szCs w:val="44"/>
+          <w:sz w:val="52"/>
+          <w:szCs w:val="52"/>
           <w:lang w:val="en-US" w:eastAsia="zh-CN"/>
         </w:rPr>
       </w:pPr>
       <w:r>
         <w:rPr>
           <w:rFonts w:hint="eastAsia" w:ascii="SimSun" w:hAnsi="SimSun" w:eastAsia="SimSun" w:cs="SimSun"/>
-          <w:sz w:val="44"/>
-          <w:szCs w:val="44"/>
+          <w:sz w:val="52"/>
+          <w:szCs w:val="52"/>
           <w:lang w:val="en-US" w:eastAsia="zh-CN"/>
         </w:rPr>
         <w:t>附錄</w:t>
@@ -38592,13 +38616,13 @@
     </w:p>
     <w:p>
       <w:pPr>
-        <w:pStyle w:val="3"/>
+        <w:pStyle w:val="2"/>
         <w:bidi w:val="0"/>
         <w:spacing w:line="240" w:lineRule="auto"/>
         <w:rPr>
           <w:rFonts w:hint="eastAsia" w:ascii="SimSun" w:hAnsi="SimSun" w:eastAsia="SimSun" w:cs="SimSun"/>
-          <w:sz w:val="44"/>
-          <w:szCs w:val="44"/>
+          <w:sz w:val="52"/>
+          <w:szCs w:val="52"/>
           <w:lang w:val="en-US" w:eastAsia="zh-CN"/>
         </w:rPr>
       </w:pPr>
@@ -38607,8 +38631,8 @@
       <w:r>
         <w:rPr>
           <w:rFonts w:hint="eastAsia" w:ascii="SimSun" w:hAnsi="SimSun" w:eastAsia="SimSun" w:cs="SimSun"/>
-          <w:sz w:val="44"/>
-          <w:szCs w:val="44"/>
+          <w:sz w:val="52"/>
+          <w:szCs w:val="52"/>
           <w:lang w:val="en-US" w:eastAsia="zh-CN"/>
         </w:rPr>
         <w:t xml:space="preserve">關於作者與 THE </w:t>
@@ -38616,8 +38640,8 @@
       <w:r>
         <w:rPr>
           <w:rFonts w:hint="default" w:ascii="SimSun" w:hAnsi="SimSun" w:eastAsia="SimSun" w:cs="SimSun"/>
-          <w:sz w:val="44"/>
-          <w:szCs w:val="44"/>
+          <w:sz w:val="52"/>
+          <w:szCs w:val="52"/>
           <w:lang w:val="en-US" w:eastAsia="zh-CN"/>
         </w:rPr>
         <w:t>LIVES</w:t>
@@ -38625,8 +38649,8 @@
       <w:r>
         <w:rPr>
           <w:rFonts w:hint="eastAsia" w:ascii="SimSun" w:hAnsi="SimSun" w:eastAsia="SimSun" w:cs="SimSun"/>
-          <w:sz w:val="44"/>
-          <w:szCs w:val="44"/>
+          <w:sz w:val="52"/>
+          <w:szCs w:val="52"/>
           <w:lang w:val="en-US" w:eastAsia="zh-CN"/>
         </w:rPr>
         <w:t xml:space="preserve"> MEDIA 計畫</w:t>
@@ -38747,6 +38771,8 @@
           <w:szCs w:val="24"/>
         </w:rPr>
       </w:pPr>
+      <w:bookmarkStart w:id="32" w:name="_GoBack"/>
+      <w:bookmarkEnd w:id="32"/>
     </w:p>
     <w:p>
       <w:pPr>
@@ -38761,8 +38787,6 @@
           <w:szCs w:val="24"/>
         </w:rPr>
       </w:pPr>
-      <w:bookmarkStart w:id="32" w:name="_GoBack"/>
-      <w:bookmarkEnd w:id="32"/>
     </w:p>
     <w:p>
       <w:pPr>

--- a/All_Books/10_UNIVERSE_BEYOND_BIG_BANG/UNIVERSE_BEYOND_BIG_BANG_zh.docx
+++ b/All_Books/10_UNIVERSE_BEYOND_BIG_BANG/UNIVERSE_BEYOND_BIG_BANG_zh.docx
@@ -5,20 +5,126 @@
     <w:p>
       <w:pPr>
         <w:rPr>
-          <w:rFonts w:hint="eastAsia" w:ascii="SimSun" w:hAnsi="SimSun" w:eastAsia="SimSun" w:cs="SimSun"/>
-          <w:sz w:val="28"/>
-          <w:szCs w:val="28"/>
-        </w:rPr>
-      </w:pPr>
-    </w:p>
-    <w:p>
-      <w:pPr>
-        <w:rPr>
-          <w:rFonts w:hint="eastAsia" w:ascii="SimSun" w:hAnsi="SimSun" w:eastAsia="SimSun" w:cs="SimSun"/>
-          <w:sz w:val="28"/>
-          <w:szCs w:val="28"/>
-        </w:rPr>
-      </w:pPr>
+          <w:rFonts w:hint="default" w:ascii="SimSun" w:hAnsi="SimSun" w:eastAsia="SimSun" w:cs="SimSun"/>
+          <w:sz w:val="28"/>
+          <w:szCs w:val="28"/>
+          <w:lang w:val="en-US"/>
+        </w:rPr>
+      </w:pPr>
+      <w:r>
+        <w:rPr>
+          <w:rFonts w:hint="default" w:ascii="SimSun" w:hAnsi="SimSun" w:eastAsia="SimSun" w:cs="SimSun"/>
+          <w:sz w:val="28"/>
+          <w:szCs w:val="28"/>
+          <w:lang w:val="en-US"/>
+        </w:rPr>
+        <w:drawing>
+          <wp:anchor distT="0" distB="0" distL="114300" distR="114300" simplePos="0" relativeHeight="251659264" behindDoc="0" locked="0" layoutInCell="1" allowOverlap="1">
+            <wp:simplePos x="0" y="0"/>
+            <wp:positionH relativeFrom="column">
+              <wp:posOffset>-769620</wp:posOffset>
+            </wp:positionH>
+            <wp:positionV relativeFrom="paragraph">
+              <wp:posOffset>-861060</wp:posOffset>
+            </wp:positionV>
+            <wp:extent cx="5317490" cy="7920355"/>
+            <wp:effectExtent l="0" t="0" r="1270" b="4445"/>
+            <wp:wrapNone/>
+            <wp:docPr id="2" name="Picture 2" descr="10_UNIVERSE_BIG_BANG_zh"/>
+            <wp:cNvGraphicFramePr>
+              <a:graphicFrameLocks xmlns:a="http://schemas.openxmlformats.org/drawingml/2006/main" noChangeAspect="1"/>
+            </wp:cNvGraphicFramePr>
+            <a:graphic xmlns:a="http://schemas.openxmlformats.org/drawingml/2006/main">
+              <a:graphicData uri="http://schemas.openxmlformats.org/drawingml/2006/picture">
+                <pic:pic xmlns:pic="http://schemas.openxmlformats.org/drawingml/2006/picture">
+                  <pic:nvPicPr>
+                    <pic:cNvPr id="2" name="Picture 2" descr="10_UNIVERSE_BIG_BANG_zh"/>
+                    <pic:cNvPicPr>
+                      <a:picLocks noChangeAspect="1"/>
+                    </pic:cNvPicPr>
+                  </pic:nvPicPr>
+                  <pic:blipFill>
+                    <a:blip r:embed="rId5"/>
+                    <a:stretch>
+                      <a:fillRect/>
+                    </a:stretch>
+                  </pic:blipFill>
+                  <pic:spPr>
+                    <a:xfrm>
+                      <a:off x="0" y="0"/>
+                      <a:ext cx="5317490" cy="7920355"/>
+                    </a:xfrm>
+                    <a:prstGeom prst="rect">
+                      <a:avLst/>
+                    </a:prstGeom>
+                  </pic:spPr>
+                </pic:pic>
+              </a:graphicData>
+            </a:graphic>
+          </wp:anchor>
+        </w:drawing>
+      </w:r>
+    </w:p>
+    <w:p>
+      <w:pPr>
+        <w:rPr>
+          <w:rFonts w:hint="eastAsia" w:ascii="SimSun" w:hAnsi="SimSun" w:eastAsia="SimSun" w:cs="SimSun"/>
+          <w:sz w:val="28"/>
+          <w:szCs w:val="28"/>
+        </w:rPr>
+      </w:pPr>
+      <w:r>
+        <w:rPr>
+          <w:rFonts w:hint="eastAsia" w:ascii="SimSun" w:hAnsi="SimSun" w:eastAsia="SimSun" w:cs="SimSun"/>
+          <w:sz w:val="28"/>
+          <w:szCs w:val="28"/>
+        </w:rPr>
+        <w:br w:type="page"/>
+      </w:r>
+    </w:p>
+    <w:p>
+      <w:pPr>
+        <w:rPr>
+          <w:rFonts w:hint="eastAsia" w:ascii="SimSun" w:hAnsi="SimSun" w:eastAsia="SimSun" w:cs="SimSun"/>
+          <w:sz w:val="28"/>
+          <w:szCs w:val="28"/>
+        </w:rPr>
+      </w:pPr>
+    </w:p>
+    <w:p>
+      <w:pPr>
+        <w:rPr>
+          <w:rFonts w:hint="eastAsia" w:ascii="SimSun" w:hAnsi="SimSun" w:eastAsia="SimSun" w:cs="SimSun"/>
+          <w:sz w:val="28"/>
+          <w:szCs w:val="28"/>
+        </w:rPr>
+      </w:pPr>
+    </w:p>
+    <w:p>
+      <w:pPr>
+        <w:jc w:val="center"/>
+        <w:rPr>
+          <w:rFonts w:hint="eastAsia" w:ascii="SimSun" w:hAnsi="SimSun" w:eastAsia="SimSun" w:cs="SimSun"/>
+          <w:b/>
+          <w:bCs/>
+          <w:i w:val="0"/>
+          <w:iCs w:val="0"/>
+          <w:sz w:val="96"/>
+          <w:szCs w:val="96"/>
+        </w:rPr>
+      </w:pPr>
+      <w:r>
+        <w:rPr>
+          <w:rFonts w:hint="eastAsia" w:ascii="SimSun" w:hAnsi="SimSun" w:eastAsia="SimSun" w:cs="SimSun"/>
+          <w:b/>
+          <w:bCs/>
+          <w:i w:val="0"/>
+          <w:iCs w:val="0"/>
+          <w:sz w:val="96"/>
+          <w:szCs w:val="96"/>
+        </w:rPr>
+        <w:t>大霹靂</w:t>
+      </w:r>
     </w:p>
     <w:p>
       <w:pPr>
@@ -29,8 +135,8 @@
           <w:bCs w:val="0"/>
           <w:i w:val="0"/>
           <w:iCs w:val="0"/>
-          <w:sz w:val="72"/>
-          <w:szCs w:val="72"/>
+          <w:sz w:val="96"/>
+          <w:szCs w:val="96"/>
         </w:rPr>
       </w:pPr>
       <w:r>
@@ -40,10 +146,10 @@
           <w:bCs/>
           <w:i w:val="0"/>
           <w:iCs w:val="0"/>
-          <w:sz w:val="72"/>
-          <w:szCs w:val="72"/>
-        </w:rPr>
-        <w:t>大霹靂之外的宇宙</w:t>
+          <w:sz w:val="96"/>
+          <w:szCs w:val="96"/>
+        </w:rPr>
+        <w:t>之外的宇宙</w:t>
       </w:r>
     </w:p>
     <w:p>
@@ -104,6 +210,71 @@
     </w:p>
     <w:p>
       <w:pPr>
+        <w:jc w:val="center"/>
+        <w:rPr>
+          <w:rFonts w:hint="eastAsia" w:ascii="SimSun" w:hAnsi="SimSun" w:eastAsia="SimSun" w:cs="SimSun"/>
+          <w:sz w:val="28"/>
+          <w:szCs w:val="28"/>
+          <w:lang w:val="en-US"/>
+        </w:rPr>
+      </w:pPr>
+      <w:r>
+        <w:rPr>
+          <w:rFonts w:hint="eastAsia" w:ascii="SimSun" w:hAnsi="SimSun" w:eastAsia="SimSun" w:cs="SimSun"/>
+          <w:sz w:val="28"/>
+          <w:szCs w:val="28"/>
+          <w:lang w:val="en-US"/>
+        </w:rPr>
+        <w:t>*  *  *</w:t>
+      </w:r>
+    </w:p>
+    <w:p>
+      <w:pPr>
+        <w:rPr>
+          <w:rFonts w:hint="eastAsia" w:ascii="SimSun" w:hAnsi="SimSun" w:eastAsia="SimSun" w:cs="SimSun"/>
+          <w:sz w:val="28"/>
+          <w:szCs w:val="28"/>
+        </w:rPr>
+      </w:pPr>
+    </w:p>
+    <w:p>
+      <w:pPr>
+        <w:rPr>
+          <w:rFonts w:hint="eastAsia" w:ascii="SimSun" w:hAnsi="SimSun" w:eastAsia="SimSun" w:cs="SimSun"/>
+          <w:sz w:val="28"/>
+          <w:szCs w:val="28"/>
+        </w:rPr>
+      </w:pPr>
+    </w:p>
+    <w:p>
+      <w:pPr>
+        <w:rPr>
+          <w:rFonts w:hint="eastAsia" w:ascii="SimSun" w:hAnsi="SimSun" w:eastAsia="SimSun" w:cs="SimSun"/>
+          <w:sz w:val="28"/>
+          <w:szCs w:val="28"/>
+        </w:rPr>
+      </w:pPr>
+    </w:p>
+    <w:p>
+      <w:pPr>
+        <w:rPr>
+          <w:rFonts w:hint="eastAsia" w:ascii="SimSun" w:hAnsi="SimSun" w:eastAsia="SimSun" w:cs="SimSun"/>
+          <w:sz w:val="28"/>
+          <w:szCs w:val="28"/>
+        </w:rPr>
+      </w:pPr>
+    </w:p>
+    <w:p>
+      <w:pPr>
+        <w:rPr>
+          <w:rFonts w:hint="eastAsia" w:ascii="SimSun" w:hAnsi="SimSun" w:eastAsia="SimSun" w:cs="SimSun"/>
+          <w:sz w:val="28"/>
+          <w:szCs w:val="28"/>
+        </w:rPr>
+      </w:pPr>
+    </w:p>
+    <w:p>
+      <w:pPr>
         <w:rPr>
           <w:rFonts w:hint="eastAsia" w:ascii="SimSun" w:hAnsi="SimSun" w:eastAsia="SimSun" w:cs="SimSun"/>
           <w:sz w:val="28"/>
@@ -176,15 +347,14 @@
           <w:szCs w:val="28"/>
         </w:rPr>
       </w:pPr>
-    </w:p>
-    <w:p>
-      <w:pPr>
-        <w:rPr>
-          <w:rFonts w:hint="eastAsia" w:ascii="SimSun" w:hAnsi="SimSun" w:eastAsia="SimSun" w:cs="SimSun"/>
-          <w:sz w:val="28"/>
-          <w:szCs w:val="28"/>
-        </w:rPr>
-      </w:pPr>
+      <w:r>
+        <w:rPr>
+          <w:rFonts w:hint="eastAsia" w:ascii="SimSun" w:hAnsi="SimSun" w:eastAsia="SimSun" w:cs="SimSun"/>
+          <w:sz w:val="28"/>
+          <w:szCs w:val="28"/>
+        </w:rPr>
+        <w:br w:type="page"/>
+      </w:r>
     </w:p>
     <w:p>
       <w:pPr>
@@ -200,132 +370,284 @@
         <w:jc w:val="center"/>
         <w:rPr>
           <w:rFonts w:hint="eastAsia" w:ascii="SimSun" w:hAnsi="SimSun" w:eastAsia="SimSun" w:cs="SimSun"/>
-          <w:sz w:val="28"/>
-          <w:szCs w:val="28"/>
-          <w:lang w:val="en-US"/>
-        </w:rPr>
-      </w:pPr>
-      <w:r>
-        <w:rPr>
-          <w:rFonts w:hint="eastAsia" w:ascii="SimSun" w:hAnsi="SimSun" w:eastAsia="SimSun" w:cs="SimSun"/>
-          <w:sz w:val="28"/>
-          <w:szCs w:val="28"/>
-          <w:lang w:val="en-US"/>
-        </w:rPr>
-        <w:t>*  *  *</w:t>
-      </w:r>
-    </w:p>
-    <w:p>
-      <w:pPr>
-        <w:rPr>
-          <w:rFonts w:hint="eastAsia" w:ascii="SimSun" w:hAnsi="SimSun" w:eastAsia="SimSun" w:cs="SimSun"/>
-          <w:sz w:val="28"/>
-          <w:szCs w:val="28"/>
-        </w:rPr>
-      </w:pPr>
-    </w:p>
-    <w:p>
-      <w:pPr>
-        <w:rPr>
-          <w:rFonts w:hint="eastAsia" w:ascii="SimSun" w:hAnsi="SimSun" w:eastAsia="SimSun" w:cs="SimSun"/>
-          <w:sz w:val="28"/>
-          <w:szCs w:val="28"/>
-        </w:rPr>
-      </w:pPr>
-    </w:p>
-    <w:p>
-      <w:pPr>
-        <w:rPr>
-          <w:rFonts w:hint="eastAsia" w:ascii="SimSun" w:hAnsi="SimSun" w:eastAsia="SimSun" w:cs="SimSun"/>
-          <w:sz w:val="28"/>
-          <w:szCs w:val="28"/>
-        </w:rPr>
-      </w:pPr>
-    </w:p>
-    <w:p>
-      <w:pPr>
-        <w:rPr>
-          <w:rFonts w:hint="eastAsia" w:ascii="SimSun" w:hAnsi="SimSun" w:eastAsia="SimSun" w:cs="SimSun"/>
-          <w:sz w:val="28"/>
-          <w:szCs w:val="28"/>
-        </w:rPr>
-      </w:pPr>
-    </w:p>
-    <w:p>
-      <w:pPr>
-        <w:rPr>
-          <w:rFonts w:hint="eastAsia" w:ascii="SimSun" w:hAnsi="SimSun" w:eastAsia="SimSun" w:cs="SimSun"/>
-          <w:sz w:val="28"/>
-          <w:szCs w:val="28"/>
-        </w:rPr>
-      </w:pPr>
-    </w:p>
-    <w:p>
-      <w:pPr>
-        <w:rPr>
-          <w:rFonts w:hint="eastAsia" w:ascii="SimSun" w:hAnsi="SimSun" w:eastAsia="SimSun" w:cs="SimSun"/>
-          <w:sz w:val="28"/>
-          <w:szCs w:val="28"/>
-        </w:rPr>
-      </w:pPr>
-    </w:p>
-    <w:p>
-      <w:pPr>
-        <w:rPr>
-          <w:rFonts w:hint="eastAsia" w:ascii="SimSun" w:hAnsi="SimSun" w:eastAsia="SimSun" w:cs="SimSun"/>
-          <w:sz w:val="28"/>
-          <w:szCs w:val="28"/>
-        </w:rPr>
-      </w:pPr>
-    </w:p>
-    <w:p>
-      <w:pPr>
-        <w:rPr>
-          <w:rFonts w:hint="eastAsia" w:ascii="SimSun" w:hAnsi="SimSun" w:eastAsia="SimSun" w:cs="SimSun"/>
-          <w:sz w:val="28"/>
-          <w:szCs w:val="28"/>
-        </w:rPr>
-      </w:pPr>
+          <w:i w:val="0"/>
+          <w:iCs w:val="0"/>
+          <w:caps w:val="0"/>
+          <w:color w:val="1A1C1E"/>
+          <w:spacing w:val="0"/>
+          <w:sz w:val="28"/>
+          <w:szCs w:val="28"/>
+          <w:shd w:val="clear" w:fill="FFFFFF"/>
+        </w:rPr>
+      </w:pPr>
+      <w:r>
+        <w:rPr>
+          <w:rFonts w:hint="eastAsia" w:ascii="SimSun" w:hAnsi="SimSun" w:eastAsia="SimSun" w:cs="SimSun"/>
+          <w:i w:val="0"/>
+          <w:iCs w:val="0"/>
+          <w:caps w:val="0"/>
+          <w:color w:val="1A1C1E"/>
+          <w:spacing w:val="0"/>
+          <w:sz w:val="28"/>
+          <w:szCs w:val="28"/>
+          <w:shd w:val="clear" w:fill="FFFFFF"/>
+        </w:rPr>
+        <w:t>作者：Aiden Lee，THE LIVES MEDIA 創辦人。</w:t>
+      </w:r>
     </w:p>
     <w:p>
       <w:pPr>
         <w:jc w:val="center"/>
         <w:rPr>
           <w:rFonts w:hint="eastAsia" w:ascii="SimSun" w:hAnsi="SimSun" w:eastAsia="SimSun" w:cs="SimSun"/>
-          <w:sz w:val="48"/>
-          <w:szCs w:val="48"/>
-        </w:rPr>
-      </w:pPr>
-      <w:r>
-        <w:rPr>
-          <w:rFonts w:hint="eastAsia" w:ascii="SimSun" w:hAnsi="SimSun" w:eastAsia="SimSun" w:cs="SimSun"/>
-          <w:i w:val="0"/>
-          <w:iCs w:val="0"/>
-          <w:caps w:val="0"/>
-          <w:color w:val="1A1C1E"/>
-          <w:spacing w:val="0"/>
-          <w:sz w:val="28"/>
-          <w:szCs w:val="28"/>
-          <w:shd w:val="clear" w:fill="FFFFFF"/>
-        </w:rPr>
-        <w:t>作者：Aiden Lee，THE LIVES MEDIA 創辦人。</w:t>
-      </w:r>
-      <w:r>
-        <w:rPr>
-          <w:rFonts w:hint="eastAsia" w:ascii="SimSun" w:hAnsi="SimSun" w:eastAsia="SimSun" w:cs="SimSun"/>
-          <w:sz w:val="48"/>
-          <w:szCs w:val="48"/>
-        </w:rPr>
-        <w:br w:type="page"/>
-      </w:r>
+          <w:i w:val="0"/>
+          <w:iCs w:val="0"/>
+          <w:caps w:val="0"/>
+          <w:color w:val="1A1C1E"/>
+          <w:spacing w:val="0"/>
+          <w:sz w:val="28"/>
+          <w:szCs w:val="28"/>
+          <w:shd w:val="clear" w:fill="FFFFFF"/>
+        </w:rPr>
+      </w:pPr>
     </w:p>
     <w:p>
       <w:pPr>
         <w:jc w:val="center"/>
         <w:rPr>
           <w:rFonts w:hint="eastAsia" w:ascii="SimSun" w:hAnsi="SimSun" w:eastAsia="SimSun" w:cs="SimSun"/>
-          <w:sz w:val="24"/>
-          <w:szCs w:val="24"/>
+          <w:i w:val="0"/>
+          <w:iCs w:val="0"/>
+          <w:caps w:val="0"/>
+          <w:color w:val="1A1C1E"/>
+          <w:spacing w:val="0"/>
+          <w:sz w:val="28"/>
+          <w:szCs w:val="28"/>
+          <w:shd w:val="clear" w:fill="FFFFFF"/>
+        </w:rPr>
+      </w:pPr>
+    </w:p>
+    <w:p>
+      <w:pPr>
+        <w:jc w:val="center"/>
+        <w:rPr>
+          <w:rFonts w:hint="eastAsia" w:ascii="SimSun" w:hAnsi="SimSun" w:eastAsia="SimSun" w:cs="SimSun"/>
+          <w:i w:val="0"/>
+          <w:iCs w:val="0"/>
+          <w:caps w:val="0"/>
+          <w:color w:val="1A1C1E"/>
+          <w:spacing w:val="0"/>
+          <w:sz w:val="28"/>
+          <w:szCs w:val="28"/>
+          <w:shd w:val="clear" w:fill="FFFFFF"/>
+        </w:rPr>
+      </w:pPr>
+    </w:p>
+    <w:p>
+      <w:pPr>
+        <w:jc w:val="center"/>
+        <w:rPr>
+          <w:rFonts w:hint="eastAsia" w:ascii="SimSun" w:hAnsi="SimSun" w:eastAsia="SimSun" w:cs="SimSun"/>
+          <w:i w:val="0"/>
+          <w:iCs w:val="0"/>
+          <w:caps w:val="0"/>
+          <w:color w:val="1A1C1E"/>
+          <w:spacing w:val="0"/>
+          <w:sz w:val="28"/>
+          <w:szCs w:val="28"/>
+          <w:shd w:val="clear" w:fill="FFFFFF"/>
+        </w:rPr>
+      </w:pPr>
+    </w:p>
+    <w:p>
+      <w:pPr>
+        <w:jc w:val="center"/>
+        <w:rPr>
+          <w:rFonts w:hint="eastAsia" w:ascii="SimSun" w:hAnsi="SimSun" w:eastAsia="SimSun" w:cs="SimSun"/>
+          <w:i w:val="0"/>
+          <w:iCs w:val="0"/>
+          <w:caps w:val="0"/>
+          <w:color w:val="1A1C1E"/>
+          <w:spacing w:val="0"/>
+          <w:sz w:val="28"/>
+          <w:szCs w:val="28"/>
+          <w:shd w:val="clear" w:fill="FFFFFF"/>
+        </w:rPr>
+      </w:pPr>
+    </w:p>
+    <w:p>
+      <w:pPr>
+        <w:jc w:val="center"/>
+        <w:rPr>
+          <w:rFonts w:hint="eastAsia" w:ascii="SimSun" w:hAnsi="SimSun" w:eastAsia="SimSun" w:cs="SimSun"/>
+          <w:i w:val="0"/>
+          <w:iCs w:val="0"/>
+          <w:caps w:val="0"/>
+          <w:color w:val="1A1C1E"/>
+          <w:spacing w:val="0"/>
+          <w:sz w:val="28"/>
+          <w:szCs w:val="28"/>
+          <w:shd w:val="clear" w:fill="FFFFFF"/>
+        </w:rPr>
+      </w:pPr>
+    </w:p>
+    <w:p>
+      <w:pPr>
+        <w:jc w:val="center"/>
+        <w:rPr>
+          <w:rFonts w:hint="eastAsia" w:ascii="SimSun" w:hAnsi="SimSun" w:eastAsia="SimSun" w:cs="SimSun"/>
+          <w:i w:val="0"/>
+          <w:iCs w:val="0"/>
+          <w:caps w:val="0"/>
+          <w:color w:val="1A1C1E"/>
+          <w:spacing w:val="0"/>
+          <w:sz w:val="28"/>
+          <w:szCs w:val="28"/>
+          <w:shd w:val="clear" w:fill="FFFFFF"/>
+        </w:rPr>
+      </w:pPr>
+    </w:p>
+    <w:p>
+      <w:pPr>
+        <w:jc w:val="center"/>
+        <w:rPr>
+          <w:rFonts w:hint="eastAsia" w:ascii="SimSun" w:hAnsi="SimSun" w:eastAsia="SimSun" w:cs="SimSun"/>
+          <w:i w:val="0"/>
+          <w:iCs w:val="0"/>
+          <w:caps w:val="0"/>
+          <w:color w:val="1A1C1E"/>
+          <w:spacing w:val="0"/>
+          <w:sz w:val="28"/>
+          <w:szCs w:val="28"/>
+          <w:shd w:val="clear" w:fill="FFFFFF"/>
+        </w:rPr>
+      </w:pPr>
+    </w:p>
+    <w:p>
+      <w:pPr>
+        <w:jc w:val="center"/>
+        <w:rPr>
+          <w:rFonts w:hint="eastAsia" w:ascii="SimSun" w:hAnsi="SimSun" w:eastAsia="SimSun" w:cs="SimSun"/>
+          <w:i w:val="0"/>
+          <w:iCs w:val="0"/>
+          <w:caps w:val="0"/>
+          <w:color w:val="1A1C1E"/>
+          <w:spacing w:val="0"/>
+          <w:sz w:val="28"/>
+          <w:szCs w:val="28"/>
+          <w:shd w:val="clear" w:fill="FFFFFF"/>
+        </w:rPr>
+      </w:pPr>
+    </w:p>
+    <w:p>
+      <w:pPr>
+        <w:jc w:val="center"/>
+        <w:rPr>
+          <w:rFonts w:hint="eastAsia" w:ascii="SimSun" w:hAnsi="SimSun" w:eastAsia="SimSun" w:cs="SimSun"/>
+          <w:i w:val="0"/>
+          <w:iCs w:val="0"/>
+          <w:caps w:val="0"/>
+          <w:color w:val="1A1C1E"/>
+          <w:spacing w:val="0"/>
+          <w:sz w:val="28"/>
+          <w:szCs w:val="28"/>
+          <w:shd w:val="clear" w:fill="FFFFFF"/>
+        </w:rPr>
+      </w:pPr>
+    </w:p>
+    <w:p>
+      <w:pPr>
+        <w:jc w:val="center"/>
+        <w:rPr>
+          <w:rFonts w:hint="eastAsia" w:ascii="SimSun" w:hAnsi="SimSun" w:eastAsia="SimSun" w:cs="SimSun"/>
+          <w:i w:val="0"/>
+          <w:iCs w:val="0"/>
+          <w:caps w:val="0"/>
+          <w:color w:val="1A1C1E"/>
+          <w:spacing w:val="0"/>
+          <w:sz w:val="28"/>
+          <w:szCs w:val="28"/>
+          <w:shd w:val="clear" w:fill="FFFFFF"/>
+        </w:rPr>
+      </w:pPr>
+    </w:p>
+    <w:p>
+      <w:pPr>
+        <w:jc w:val="center"/>
+        <w:rPr>
+          <w:rFonts w:hint="eastAsia" w:ascii="SimSun" w:hAnsi="SimSun" w:eastAsia="SimSun" w:cs="SimSun"/>
+          <w:i w:val="0"/>
+          <w:iCs w:val="0"/>
+          <w:caps w:val="0"/>
+          <w:color w:val="1A1C1E"/>
+          <w:spacing w:val="0"/>
+          <w:sz w:val="28"/>
+          <w:szCs w:val="28"/>
+          <w:shd w:val="clear" w:fill="FFFFFF"/>
+        </w:rPr>
+      </w:pPr>
+    </w:p>
+    <w:p>
+      <w:pPr>
+        <w:jc w:val="center"/>
+        <w:rPr>
+          <w:rFonts w:hint="eastAsia" w:ascii="SimSun" w:hAnsi="SimSun" w:eastAsia="SimSun" w:cs="SimSun"/>
+          <w:i w:val="0"/>
+          <w:iCs w:val="0"/>
+          <w:caps w:val="0"/>
+          <w:color w:val="1A1C1E"/>
+          <w:spacing w:val="0"/>
+          <w:sz w:val="28"/>
+          <w:szCs w:val="28"/>
+          <w:shd w:val="clear" w:fill="FFFFFF"/>
+        </w:rPr>
+      </w:pPr>
+    </w:p>
+    <w:p>
+      <w:pPr>
+        <w:jc w:val="center"/>
+        <w:rPr>
+          <w:rFonts w:hint="eastAsia" w:ascii="SimSun" w:hAnsi="SimSun" w:eastAsia="SimSun" w:cs="SimSun"/>
+          <w:i w:val="0"/>
+          <w:iCs w:val="0"/>
+          <w:caps w:val="0"/>
+          <w:color w:val="1A1C1E"/>
+          <w:spacing w:val="0"/>
+          <w:sz w:val="28"/>
+          <w:szCs w:val="28"/>
+          <w:shd w:val="clear" w:fill="FFFFFF"/>
+        </w:rPr>
+      </w:pPr>
+    </w:p>
+    <w:p>
+      <w:pPr>
+        <w:jc w:val="center"/>
+        <w:rPr>
+          <w:rFonts w:hint="eastAsia" w:ascii="SimSun" w:hAnsi="SimSun" w:eastAsia="SimSun" w:cs="SimSun"/>
+          <w:i w:val="0"/>
+          <w:iCs w:val="0"/>
+          <w:caps w:val="0"/>
+          <w:color w:val="1A1C1E"/>
+          <w:spacing w:val="0"/>
+          <w:sz w:val="28"/>
+          <w:szCs w:val="28"/>
+          <w:shd w:val="clear" w:fill="FFFFFF"/>
+        </w:rPr>
+      </w:pPr>
+    </w:p>
+    <w:p>
+      <w:pPr>
+        <w:jc w:val="center"/>
+        <w:rPr>
+          <w:rFonts w:hint="eastAsia" w:ascii="SimSun" w:hAnsi="SimSun" w:eastAsia="SimSun" w:cs="SimSun"/>
+          <w:i w:val="0"/>
+          <w:iCs w:val="0"/>
+          <w:caps w:val="0"/>
+          <w:color w:val="1A1C1E"/>
+          <w:spacing w:val="0"/>
+          <w:sz w:val="28"/>
+          <w:szCs w:val="28"/>
+          <w:shd w:val="clear" w:fill="FFFFFF"/>
         </w:rPr>
       </w:pPr>
     </w:p>
@@ -363,7 +685,7 @@
                     </pic:cNvPicPr>
                   </pic:nvPicPr>
                   <pic:blipFill>
-                    <a:blip r:embed="rId5"/>
+                    <a:blip r:embed="rId6"/>
                     <a:stretch>
                       <a:fillRect/>
                     </a:stretch>
@@ -528,6 +850,8 @@
         </w:rPr>
         <w:t>目錄</w:t>
       </w:r>
+      <w:bookmarkStart w:id="32" w:name="_GoBack"/>
+      <w:bookmarkEnd w:id="32"/>
     </w:p>
     <w:p>
       <w:pPr>
@@ -666,7 +990,7 @@
             <w:fldChar w:fldCharType="separate"/>
           </w:r>
           <w:r>
-            <w:t>5</w:t>
+            <w:t>6</w:t>
           </w:r>
           <w:r>
             <w:fldChar w:fldCharType="end"/>
@@ -747,7 +1071,7 @@
             <w:fldChar w:fldCharType="separate"/>
           </w:r>
           <w:r>
-            <w:t>7</w:t>
+            <w:t>8</w:t>
           </w:r>
           <w:r>
             <w:fldChar w:fldCharType="end"/>
@@ -828,7 +1152,7 @@
             <w:fldChar w:fldCharType="separate"/>
           </w:r>
           <w:r>
-            <w:t>7</w:t>
+            <w:t>9</w:t>
           </w:r>
           <w:r>
             <w:fldChar w:fldCharType="end"/>
@@ -909,7 +1233,7 @@
             <w:fldChar w:fldCharType="separate"/>
           </w:r>
           <w:r>
-            <w:t>20</w:t>
+            <w:t>22</w:t>
           </w:r>
           <w:r>
             <w:fldChar w:fldCharType="end"/>
@@ -990,7 +1314,7 @@
             <w:fldChar w:fldCharType="separate"/>
           </w:r>
           <w:r>
-            <w:t>32</w:t>
+            <w:t>34</w:t>
           </w:r>
           <w:r>
             <w:fldChar w:fldCharType="end"/>
@@ -1071,7 +1395,7 @@
             <w:fldChar w:fldCharType="separate"/>
           </w:r>
           <w:r>
-            <w:t>46</w:t>
+            <w:t>48</w:t>
           </w:r>
           <w:r>
             <w:fldChar w:fldCharType="end"/>
@@ -1152,7 +1476,7 @@
             <w:fldChar w:fldCharType="separate"/>
           </w:r>
           <w:r>
-            <w:t>47</w:t>
+            <w:t>49</w:t>
           </w:r>
           <w:r>
             <w:fldChar w:fldCharType="end"/>
@@ -1233,7 +1557,7 @@
             <w:fldChar w:fldCharType="separate"/>
           </w:r>
           <w:r>
-            <w:t>53</w:t>
+            <w:t>55</w:t>
           </w:r>
           <w:r>
             <w:fldChar w:fldCharType="end"/>
@@ -1314,7 +1638,7 @@
             <w:fldChar w:fldCharType="separate"/>
           </w:r>
           <w:r>
-            <w:t>60</w:t>
+            <w:t>62</w:t>
           </w:r>
           <w:r>
             <w:fldChar w:fldCharType="end"/>
@@ -1395,7 +1719,7 @@
             <w:fldChar w:fldCharType="separate"/>
           </w:r>
           <w:r>
-            <w:t>69</w:t>
+            <w:t>71</w:t>
           </w:r>
           <w:r>
             <w:fldChar w:fldCharType="end"/>
@@ -1476,7 +1800,7 @@
             <w:fldChar w:fldCharType="separate"/>
           </w:r>
           <w:r>
-            <w:t>76</w:t>
+            <w:t>78</w:t>
           </w:r>
           <w:r>
             <w:fldChar w:fldCharType="end"/>
@@ -1557,7 +1881,7 @@
             <w:fldChar w:fldCharType="separate"/>
           </w:r>
           <w:r>
-            <w:t>83</w:t>
+            <w:t>85</w:t>
           </w:r>
           <w:r>
             <w:fldChar w:fldCharType="end"/>
@@ -1638,7 +1962,7 @@
             <w:fldChar w:fldCharType="separate"/>
           </w:r>
           <w:r>
-            <w:t>85</w:t>
+            <w:t>87</w:t>
           </w:r>
           <w:r>
             <w:fldChar w:fldCharType="end"/>
@@ -1719,7 +2043,7 @@
             <w:fldChar w:fldCharType="separate"/>
           </w:r>
           <w:r>
-            <w:t>92</w:t>
+            <w:t>94</w:t>
           </w:r>
           <w:r>
             <w:fldChar w:fldCharType="end"/>
@@ -1800,7 +2124,7 @@
             <w:fldChar w:fldCharType="separate"/>
           </w:r>
           <w:r>
-            <w:t>101</w:t>
+            <w:t>103</w:t>
           </w:r>
           <w:r>
             <w:fldChar w:fldCharType="end"/>
@@ -1881,7 +2205,7 @@
             <w:fldChar w:fldCharType="separate"/>
           </w:r>
           <w:r>
-            <w:t>109</w:t>
+            <w:t>111</w:t>
           </w:r>
           <w:r>
             <w:fldChar w:fldCharType="end"/>
@@ -1962,7 +2286,7 @@
             <w:fldChar w:fldCharType="separate"/>
           </w:r>
           <w:r>
-            <w:t>117</w:t>
+            <w:t>119</w:t>
           </w:r>
           <w:r>
             <w:fldChar w:fldCharType="end"/>
@@ -2043,7 +2367,7 @@
             <w:fldChar w:fldCharType="separate"/>
           </w:r>
           <w:r>
-            <w:t>117</w:t>
+            <w:t>120</w:t>
           </w:r>
           <w:r>
             <w:fldChar w:fldCharType="end"/>
@@ -2124,7 +2448,7 @@
             <w:fldChar w:fldCharType="separate"/>
           </w:r>
           <w:r>
-            <w:t>126</w:t>
+            <w:t>128</w:t>
           </w:r>
           <w:r>
             <w:fldChar w:fldCharType="end"/>
@@ -2205,7 +2529,7 @@
             <w:fldChar w:fldCharType="separate"/>
           </w:r>
           <w:r>
-            <w:t>135</w:t>
+            <w:t>137</w:t>
           </w:r>
           <w:r>
             <w:fldChar w:fldCharType="end"/>
@@ -2286,7 +2610,7 @@
             <w:fldChar w:fldCharType="separate"/>
           </w:r>
           <w:r>
-            <w:t>143</w:t>
+            <w:t>145</w:t>
           </w:r>
           <w:r>
             <w:fldChar w:fldCharType="end"/>
@@ -2367,7 +2691,7 @@
             <w:fldChar w:fldCharType="separate"/>
           </w:r>
           <w:r>
-            <w:t>149</w:t>
+            <w:t>151</w:t>
           </w:r>
           <w:r>
             <w:fldChar w:fldCharType="end"/>
@@ -2448,7 +2772,7 @@
             <w:fldChar w:fldCharType="separate"/>
           </w:r>
           <w:r>
-            <w:t>149</w:t>
+            <w:t>152</w:t>
           </w:r>
           <w:r>
             <w:fldChar w:fldCharType="end"/>
@@ -2529,7 +2853,7 @@
             <w:fldChar w:fldCharType="separate"/>
           </w:r>
           <w:r>
-            <w:t>157</w:t>
+            <w:t>160</w:t>
           </w:r>
           <w:r>
             <w:fldChar w:fldCharType="end"/>
@@ -2610,7 +2934,7 @@
             <w:fldChar w:fldCharType="separate"/>
           </w:r>
           <w:r>
-            <w:t>164</w:t>
+            <w:t>167</w:t>
           </w:r>
           <w:r>
             <w:fldChar w:fldCharType="end"/>
@@ -2691,7 +3015,7 @@
             <w:fldChar w:fldCharType="separate"/>
           </w:r>
           <w:r>
-            <w:t>171</w:t>
+            <w:t>174</w:t>
           </w:r>
           <w:r>
             <w:fldChar w:fldCharType="end"/>
@@ -2786,7 +3110,7 @@
             <w:fldChar w:fldCharType="separate"/>
           </w:r>
           <w:r>
-            <w:t>173</w:t>
+            <w:t>179</w:t>
           </w:r>
           <w:r>
             <w:fldChar w:fldCharType="end"/>
@@ -3331,8 +3655,8 @@
         <w:spacing w:line="240" w:lineRule="auto"/>
         <w:rPr>
           <w:rFonts w:hint="eastAsia" w:ascii="SimSun" w:hAnsi="SimSun" w:eastAsia="SimSun" w:cs="SimSun"/>
-          <w:sz w:val="56"/>
-          <w:szCs w:val="56"/>
+          <w:sz w:val="96"/>
+          <w:szCs w:val="96"/>
           <w:lang w:val="en-US" w:eastAsia="zh-CN"/>
         </w:rPr>
       </w:pPr>
@@ -3340,11 +3664,22 @@
       <w:r>
         <w:rPr>
           <w:rFonts w:hint="eastAsia" w:ascii="SimSun" w:hAnsi="SimSun" w:eastAsia="SimSun" w:cs="SimSun"/>
-          <w:sz w:val="56"/>
-          <w:szCs w:val="56"/>
+          <w:b w:val="0"/>
+          <w:bCs w:val="0"/>
+          <w:sz w:val="96"/>
+          <w:szCs w:val="96"/>
           <w:lang w:val="en-US" w:eastAsia="zh-CN"/>
         </w:rPr>
-        <w:t>第一部：被遺忘的基石</w:t>
+        <w:t>第一部：</w:t>
+      </w:r>
+      <w:r>
+        <w:rPr>
+          <w:rFonts w:hint="eastAsia" w:ascii="SimSun" w:hAnsi="SimSun" w:eastAsia="SimSun" w:cs="SimSun"/>
+          <w:sz w:val="96"/>
+          <w:szCs w:val="96"/>
+          <w:lang w:val="en-US" w:eastAsia="zh-CN"/>
+        </w:rPr>
+        <w:t>被遺忘的基石</w:t>
       </w:r>
       <w:bookmarkEnd w:id="1"/>
     </w:p>
@@ -3415,6 +3750,35 @@
     </w:p>
     <w:p>
       <w:pPr>
+        <w:rPr>
+          <w:rFonts w:hint="eastAsia" w:ascii="SimSun" w:hAnsi="SimSun" w:eastAsia="SimSun" w:cs="SimSun"/>
+          <w:i w:val="0"/>
+          <w:iCs w:val="0"/>
+          <w:caps w:val="0"/>
+          <w:color w:val="1A1C1E"/>
+          <w:spacing w:val="0"/>
+          <w:sz w:val="28"/>
+          <w:szCs w:val="28"/>
+          <w:shd w:val="clear" w:fill="FFFFFF"/>
+        </w:rPr>
+      </w:pPr>
+      <w:r>
+        <w:rPr>
+          <w:rFonts w:hint="eastAsia" w:ascii="SimSun" w:hAnsi="SimSun" w:eastAsia="SimSun" w:cs="SimSun"/>
+          <w:i w:val="0"/>
+          <w:iCs w:val="0"/>
+          <w:caps w:val="0"/>
+          <w:color w:val="1A1C1E"/>
+          <w:spacing w:val="0"/>
+          <w:sz w:val="28"/>
+          <w:szCs w:val="28"/>
+          <w:shd w:val="clear" w:fill="FFFFFF"/>
+        </w:rPr>
+        <w:br w:type="page"/>
+      </w:r>
+    </w:p>
+    <w:p>
+      <w:pPr>
         <w:pStyle w:val="9"/>
         <w:keepNext w:val="0"/>
         <w:keepLines w:val="0"/>
@@ -9649,8 +10013,8 @@
         <w:spacing w:line="240" w:lineRule="auto"/>
         <w:rPr>
           <w:rFonts w:hint="eastAsia" w:ascii="SimSun" w:hAnsi="SimSun" w:eastAsia="SimSun" w:cs="SimSun"/>
-          <w:sz w:val="56"/>
-          <w:szCs w:val="56"/>
+          <w:sz w:val="96"/>
+          <w:szCs w:val="96"/>
           <w:lang w:val="en-US" w:eastAsia="zh-CN"/>
         </w:rPr>
       </w:pPr>
@@ -9658,11 +10022,22 @@
       <w:r>
         <w:rPr>
           <w:rFonts w:hint="eastAsia" w:ascii="SimSun" w:hAnsi="SimSun" w:eastAsia="SimSun" w:cs="SimSun"/>
-          <w:sz w:val="56"/>
-          <w:szCs w:val="56"/>
+          <w:b w:val="0"/>
+          <w:bCs w:val="0"/>
+          <w:sz w:val="96"/>
+          <w:szCs w:val="96"/>
           <w:lang w:val="en-US" w:eastAsia="zh-CN"/>
         </w:rPr>
-        <w:t>第二部：實相的地圖</w:t>
+        <w:t>第二部：</w:t>
+      </w:r>
+      <w:r>
+        <w:rPr>
+          <w:rFonts w:hint="eastAsia" w:ascii="SimSun" w:hAnsi="SimSun" w:eastAsia="SimSun" w:cs="SimSun"/>
+          <w:sz w:val="96"/>
+          <w:szCs w:val="96"/>
+          <w:lang w:val="en-US" w:eastAsia="zh-CN"/>
+        </w:rPr>
+        <w:t>實相的地圖</w:t>
       </w:r>
       <w:bookmarkEnd w:id="5"/>
     </w:p>
@@ -17529,8 +17904,8 @@
         <w:spacing w:line="240" w:lineRule="auto"/>
         <w:rPr>
           <w:rFonts w:hint="eastAsia" w:ascii="SimSun" w:hAnsi="SimSun" w:eastAsia="SimSun" w:cs="SimSun"/>
-          <w:sz w:val="56"/>
-          <w:szCs w:val="56"/>
+          <w:sz w:val="96"/>
+          <w:szCs w:val="96"/>
           <w:lang w:val="en-US" w:eastAsia="zh-CN"/>
         </w:rPr>
       </w:pPr>
@@ -17538,11 +17913,22 @@
       <w:r>
         <w:rPr>
           <w:rFonts w:hint="eastAsia" w:ascii="SimSun" w:hAnsi="SimSun" w:eastAsia="SimSun" w:cs="SimSun"/>
-          <w:sz w:val="56"/>
-          <w:szCs w:val="56"/>
+          <w:b w:val="0"/>
+          <w:bCs w:val="0"/>
+          <w:sz w:val="96"/>
+          <w:szCs w:val="96"/>
           <w:lang w:val="en-US" w:eastAsia="zh-CN"/>
         </w:rPr>
-        <w:t>第三部：來自人類經驗的證據</w:t>
+        <w:t>第三部：</w:t>
+      </w:r>
+      <w:r>
+        <w:rPr>
+          <w:rFonts w:hint="eastAsia" w:ascii="SimSun" w:hAnsi="SimSun" w:eastAsia="SimSun" w:cs="SimSun"/>
+          <w:sz w:val="96"/>
+          <w:szCs w:val="96"/>
+          <w:lang w:val="en-US" w:eastAsia="zh-CN"/>
+        </w:rPr>
+        <w:t>來自人類經驗的證據</w:t>
       </w:r>
       <w:bookmarkEnd w:id="11"/>
     </w:p>
@@ -24630,8 +25016,8 @@
         <w:spacing w:line="240" w:lineRule="auto"/>
         <w:rPr>
           <w:rFonts w:hint="eastAsia" w:ascii="SimSun" w:hAnsi="SimSun" w:eastAsia="SimSun" w:cs="SimSun"/>
-          <w:sz w:val="56"/>
-          <w:szCs w:val="56"/>
+          <w:sz w:val="96"/>
+          <w:szCs w:val="96"/>
           <w:lang w:val="en-US" w:eastAsia="zh-CN"/>
         </w:rPr>
       </w:pPr>
@@ -24639,11 +25025,22 @@
       <w:r>
         <w:rPr>
           <w:rFonts w:hint="eastAsia" w:ascii="SimSun" w:hAnsi="SimSun" w:eastAsia="SimSun" w:cs="SimSun"/>
-          <w:sz w:val="56"/>
-          <w:szCs w:val="56"/>
+          <w:b w:val="0"/>
+          <w:bCs w:val="0"/>
+          <w:sz w:val="96"/>
+          <w:szCs w:val="96"/>
           <w:lang w:val="en-US" w:eastAsia="zh-CN"/>
         </w:rPr>
-        <w:t>第四部：解碼最大的謎團</w:t>
+        <w:t>第四部：</w:t>
+      </w:r>
+      <w:r>
+        <w:rPr>
+          <w:rFonts w:hint="eastAsia" w:ascii="SimSun" w:hAnsi="SimSun" w:eastAsia="SimSun" w:cs="SimSun"/>
+          <w:sz w:val="96"/>
+          <w:szCs w:val="96"/>
+          <w:lang w:val="en-US" w:eastAsia="zh-CN"/>
+        </w:rPr>
+        <w:t>解碼最大的謎團</w:t>
       </w:r>
       <w:bookmarkEnd w:id="16"/>
     </w:p>
@@ -24694,6 +25091,35 @@
           <w:shd w:val="clear" w:fill="FFFFFF"/>
         </w:rPr>
       </w:pPr>
+    </w:p>
+    <w:p>
+      <w:pPr>
+        <w:rPr>
+          <w:rFonts w:hint="eastAsia" w:ascii="SimSun" w:hAnsi="SimSun" w:eastAsia="SimSun" w:cs="SimSun"/>
+          <w:i w:val="0"/>
+          <w:iCs w:val="0"/>
+          <w:caps w:val="0"/>
+          <w:color w:val="1A1C1E"/>
+          <w:spacing w:val="0"/>
+          <w:sz w:val="28"/>
+          <w:szCs w:val="28"/>
+          <w:shd w:val="clear" w:fill="FFFFFF"/>
+        </w:rPr>
+      </w:pPr>
+      <w:r>
+        <w:rPr>
+          <w:rFonts w:hint="eastAsia" w:ascii="SimSun" w:hAnsi="SimSun" w:eastAsia="SimSun" w:cs="SimSun"/>
+          <w:i w:val="0"/>
+          <w:iCs w:val="0"/>
+          <w:caps w:val="0"/>
+          <w:color w:val="1A1C1E"/>
+          <w:spacing w:val="0"/>
+          <w:sz w:val="28"/>
+          <w:szCs w:val="28"/>
+          <w:shd w:val="clear" w:fill="FFFFFF"/>
+        </w:rPr>
+        <w:br w:type="page"/>
+      </w:r>
     </w:p>
     <w:p>
       <w:pPr>
@@ -31740,8 +32166,8 @@
         <w:spacing w:line="240" w:lineRule="auto"/>
         <w:rPr>
           <w:rFonts w:hint="eastAsia" w:ascii="SimSun" w:hAnsi="SimSun" w:eastAsia="SimSun" w:cs="SimSun"/>
-          <w:sz w:val="56"/>
-          <w:szCs w:val="56"/>
+          <w:sz w:val="96"/>
+          <w:szCs w:val="96"/>
           <w:lang w:val="en-US" w:eastAsia="zh-CN"/>
         </w:rPr>
       </w:pPr>
@@ -31749,11 +32175,22 @@
       <w:r>
         <w:rPr>
           <w:rFonts w:hint="eastAsia" w:ascii="SimSun" w:hAnsi="SimSun" w:eastAsia="SimSun" w:cs="SimSun"/>
-          <w:sz w:val="56"/>
-          <w:szCs w:val="56"/>
+          <w:b w:val="0"/>
+          <w:bCs w:val="0"/>
+          <w:sz w:val="96"/>
+          <w:szCs w:val="96"/>
           <w:lang w:val="en-US" w:eastAsia="zh-CN"/>
         </w:rPr>
-        <w:t>第五部：全景圖與身處其中的人</w:t>
+        <w:t>第五部：</w:t>
+      </w:r>
+      <w:r>
+        <w:rPr>
+          <w:rFonts w:hint="eastAsia" w:ascii="SimSun" w:hAnsi="SimSun" w:eastAsia="SimSun" w:cs="SimSun"/>
+          <w:sz w:val="96"/>
+          <w:szCs w:val="96"/>
+          <w:lang w:val="en-US" w:eastAsia="zh-CN"/>
+        </w:rPr>
+        <w:t>全景圖與身處其中的人</w:t>
       </w:r>
       <w:bookmarkEnd w:id="21"/>
     </w:p>
@@ -31780,6 +32217,35 @@
           <w:shd w:val="clear" w:fill="FFFFFF"/>
         </w:rPr>
       </w:pPr>
+    </w:p>
+    <w:p>
+      <w:pPr>
+        <w:rPr>
+          <w:rFonts w:hint="eastAsia" w:ascii="SimSun" w:hAnsi="SimSun" w:eastAsia="SimSun" w:cs="SimSun"/>
+          <w:i w:val="0"/>
+          <w:iCs w:val="0"/>
+          <w:caps w:val="0"/>
+          <w:color w:val="1A1C1E"/>
+          <w:spacing w:val="0"/>
+          <w:sz w:val="28"/>
+          <w:szCs w:val="28"/>
+          <w:shd w:val="clear" w:fill="FFFFFF"/>
+        </w:rPr>
+      </w:pPr>
+      <w:r>
+        <w:rPr>
+          <w:rFonts w:hint="eastAsia" w:ascii="SimSun" w:hAnsi="SimSun" w:eastAsia="SimSun" w:cs="SimSun"/>
+          <w:i w:val="0"/>
+          <w:iCs w:val="0"/>
+          <w:caps w:val="0"/>
+          <w:color w:val="1A1C1E"/>
+          <w:spacing w:val="0"/>
+          <w:sz w:val="28"/>
+          <w:szCs w:val="28"/>
+          <w:shd w:val="clear" w:fill="FFFFFF"/>
+        </w:rPr>
+        <w:br w:type="page"/>
+      </w:r>
     </w:p>
     <w:p>
       <w:pPr>
@@ -38771,8 +39237,6 @@
           <w:szCs w:val="24"/>
         </w:rPr>
       </w:pPr>
-      <w:bookmarkStart w:id="32" w:name="_GoBack"/>
-      <w:bookmarkEnd w:id="32"/>
     </w:p>
     <w:p>
       <w:pPr>
@@ -39135,7 +39599,7 @@
                     </pic:cNvPicPr>
                   </pic:nvPicPr>
                   <pic:blipFill>
-                    <a:blip r:embed="rId6"/>
+                    <a:blip r:embed="rId7"/>
                     <a:stretch>
                       <a:fillRect/>
                     </a:stretch>
@@ -39922,7 +40386,7 @@
       <mc:AlternateContent>
         <mc:Choice Requires="wps">
           <w:drawing>
-            <wp:anchor distT="0" distB="0" distL="114300" distR="114300" simplePos="0" relativeHeight="251659264" behindDoc="0" locked="0" layoutInCell="1" allowOverlap="1">
+            <wp:anchor distT="0" distB="0" distL="114300" distR="114300" simplePos="0" relativeHeight="251660288" behindDoc="0" locked="0" layoutInCell="1" allowOverlap="1">
               <wp:simplePos x="0" y="0"/>
               <wp:positionH relativeFrom="margin">
                 <wp:align>center</wp:align>
@@ -40001,7 +40465,7 @@
         </mc:Choice>
         <mc:Fallback>
           <w:pict>
-            <v:shape id="_x0000_s1026" o:spid="_x0000_s1026" o:spt="202" type="#_x0000_t202" style="position:absolute;left:0pt;margin-top:0pt;height:144pt;width:144pt;mso-position-horizontal:center;mso-position-horizontal-relative:margin;mso-wrap-style:none;z-index:251659264;mso-width-relative:page;mso-height-relative:page;" filled="f" stroked="f" coordsize="21600,21600" o:gfxdata="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">
+            <v:shape id="_x0000_s1026" o:spid="_x0000_s1026" o:spt="202" type="#_x0000_t202" style="position:absolute;left:0pt;margin-top:0pt;height:144pt;width:144pt;mso-position-horizontal:center;mso-position-horizontal-relative:margin;mso-wrap-style:none;z-index:251660288;mso-width-relative:page;mso-height-relative:page;" filled="f" stroked="f" coordsize="21600,21600" o:gfxdata="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">
               <v:fill on="f" focussize="0,0"/>
               <v:stroke on="f" weight="0.5pt"/>
               <v:imagedata o:title=""/>

--- a/All_Books/10_UNIVERSE_BEYOND_BIG_BANG/UNIVERSE_BEYOND_BIG_BANG_zh.docx
+++ b/All_Books/10_UNIVERSE_BEYOND_BIG_BANG/UNIVERSE_BEYOND_BIG_BANG_zh.docx
@@ -850,8 +850,6 @@
         </w:rPr>
         <w:t>目錄</w:t>
       </w:r>
-      <w:bookmarkStart w:id="32" w:name="_GoBack"/>
-      <w:bookmarkEnd w:id="32"/>
     </w:p>
     <w:p>
       <w:pPr>
@@ -4176,6 +4174,7 @@
           <w:spacing w:val="0"/>
           <w:sz w:val="28"/>
           <w:szCs w:val="28"/>
+          <w:shd w:val="clear" w:fill="FFFFFF"/>
         </w:rPr>
       </w:pPr>
       <w:r>
@@ -4192,20 +4191,29 @@
         </w:rPr>
         <w:t>物理定律靜默之處，並非一堵牆，而是一道門檻。它揭示了存在著一個我們基於時空所建立的理論無法觸及的根本實相。它不否認一個初始原因的存在，它只是承認，那個原因超出了現有工具的觸及範圍。</w:t>
       </w:r>
-      <w:r>
-        <w:rPr>
-          <w:rFonts w:hint="eastAsia" w:ascii="SimSun" w:hAnsi="SimSun" w:eastAsia="SimSun" w:cs="SimSun"/>
-          <w:i w:val="0"/>
-          <w:iCs w:val="0"/>
-          <w:caps w:val="0"/>
-          <w:color w:val="1A1C1E"/>
-          <w:spacing w:val="0"/>
-          <w:sz w:val="28"/>
-          <w:szCs w:val="28"/>
-          <w:shd w:val="clear" w:fill="FFFFFF"/>
-        </w:rPr>
-        <w:br w:type="textWrapping"/>
-      </w:r>
+    </w:p>
+    <w:p>
+      <w:pPr>
+        <w:pStyle w:val="9"/>
+        <w:keepNext w:val="0"/>
+        <w:keepLines w:val="0"/>
+        <w:widowControl/>
+        <w:suppressLineNumbers w:val="0"/>
+        <w:shd w:val="clear" w:fill="FFFFFF"/>
+        <w:spacing w:before="0" w:beforeAutospacing="1" w:after="216" w:afterAutospacing="0" w:line="240" w:lineRule="atLeast"/>
+        <w:ind w:left="0" w:right="0" w:firstLine="0"/>
+        <w:jc w:val="both"/>
+        <w:rPr>
+          <w:rFonts w:hint="eastAsia" w:ascii="SimSun" w:hAnsi="SimSun" w:eastAsia="SimSun" w:cs="SimSun"/>
+          <w:i w:val="0"/>
+          <w:iCs w:val="0"/>
+          <w:caps w:val="0"/>
+          <w:color w:val="1A1C1E"/>
+          <w:spacing w:val="0"/>
+          <w:sz w:val="28"/>
+          <w:szCs w:val="28"/>
+        </w:rPr>
+      </w:pPr>
       <w:r>
         <w:rPr>
           <w:rFonts w:hint="eastAsia" w:ascii="SimSun" w:hAnsi="SimSun" w:eastAsia="SimSun" w:cs="SimSun"/>
@@ -4372,6 +4380,7 @@
           <w:spacing w:val="0"/>
           <w:sz w:val="28"/>
           <w:szCs w:val="28"/>
+          <w:shd w:val="clear" w:fill="FFFFFF"/>
         </w:rPr>
       </w:pPr>
       <w:r>
@@ -4388,20 +4397,29 @@
         </w:rPr>
         <w:t>位於阿雷西博（Arecibo）的巨型無線電望遠鏡不是一隻眼睛，它是一對巨大的耳朵，傾聽著早期宇宙以無線電波發出的低語。LIGO重力波探測器既不看，也不聽，它「感受」著時空本身的微小震顫，如同一根超敏感的手指輕觸漣漪的水面。</w:t>
       </w:r>
-      <w:r>
-        <w:rPr>
-          <w:rFonts w:hint="eastAsia" w:ascii="SimSun" w:hAnsi="SimSun" w:eastAsia="SimSun" w:cs="SimSun"/>
-          <w:i w:val="0"/>
-          <w:iCs w:val="0"/>
-          <w:caps w:val="0"/>
-          <w:color w:val="1A1C1E"/>
-          <w:spacing w:val="0"/>
-          <w:sz w:val="28"/>
-          <w:szCs w:val="28"/>
-          <w:shd w:val="clear" w:fill="FFFFFF"/>
-        </w:rPr>
-        <w:br w:type="textWrapping"/>
-      </w:r>
+    </w:p>
+    <w:p>
+      <w:pPr>
+        <w:pStyle w:val="9"/>
+        <w:keepNext w:val="0"/>
+        <w:keepLines w:val="0"/>
+        <w:widowControl/>
+        <w:suppressLineNumbers w:val="0"/>
+        <w:shd w:val="clear" w:fill="FFFFFF"/>
+        <w:spacing w:before="0" w:beforeAutospacing="1" w:after="216" w:afterAutospacing="0" w:line="240" w:lineRule="atLeast"/>
+        <w:ind w:left="0" w:right="0" w:firstLine="0"/>
+        <w:jc w:val="both"/>
+        <w:rPr>
+          <w:rFonts w:hint="eastAsia" w:ascii="SimSun" w:hAnsi="SimSun" w:eastAsia="SimSun" w:cs="SimSun"/>
+          <w:i w:val="0"/>
+          <w:iCs w:val="0"/>
+          <w:caps w:val="0"/>
+          <w:color w:val="1A1C1E"/>
+          <w:spacing w:val="0"/>
+          <w:sz w:val="28"/>
+          <w:szCs w:val="28"/>
+        </w:rPr>
+      </w:pPr>
       <w:r>
         <w:rPr>
           <w:rFonts w:hint="eastAsia" w:ascii="SimSun" w:hAnsi="SimSun" w:eastAsia="SimSun" w:cs="SimSun"/>
@@ -5569,8 +5587,10 @@
           <w:spacing w:val="0"/>
           <w:sz w:val="28"/>
           <w:szCs w:val="28"/>
-        </w:rPr>
-      </w:pPr>
+          <w:shd w:val="clear" w:fill="FFFFFF"/>
+        </w:rPr>
+      </w:pPr>
+      <w:bookmarkStart w:id="32" w:name="_GoBack"/>
       <w:r>
         <w:rPr>
           <w:rFonts w:hint="eastAsia" w:ascii="SimSun" w:hAnsi="SimSun" w:eastAsia="SimSun" w:cs="SimSun"/>
@@ -5585,20 +5605,30 @@
         </w:rPr>
         <w:t>然而，有一天，當他在一座高峰上滑翔時，他抬頭望向湛藍的天空，看見即使在白晝也依稀可見的月亮，他渴望能觸摸到它。</w:t>
       </w:r>
-      <w:r>
-        <w:rPr>
-          <w:rFonts w:hint="eastAsia" w:ascii="SimSun" w:hAnsi="SimSun" w:eastAsia="SimSun" w:cs="SimSun"/>
-          <w:i w:val="0"/>
-          <w:iCs w:val="0"/>
-          <w:caps w:val="0"/>
-          <w:color w:val="1A1C1E"/>
-          <w:spacing w:val="0"/>
-          <w:sz w:val="28"/>
-          <w:szCs w:val="28"/>
-          <w:shd w:val="clear" w:fill="FFFFFF"/>
-        </w:rPr>
-        <w:br w:type="textWrapping"/>
-      </w:r>
+    </w:p>
+    <w:bookmarkEnd w:id="32"/>
+    <w:p>
+      <w:pPr>
+        <w:pStyle w:val="9"/>
+        <w:keepNext w:val="0"/>
+        <w:keepLines w:val="0"/>
+        <w:widowControl/>
+        <w:suppressLineNumbers w:val="0"/>
+        <w:shd w:val="clear" w:fill="FFFFFF"/>
+        <w:spacing w:before="0" w:beforeAutospacing="1" w:after="216" w:afterAutospacing="0" w:line="240" w:lineRule="atLeast"/>
+        <w:ind w:left="0" w:right="0" w:firstLine="0"/>
+        <w:jc w:val="both"/>
+        <w:rPr>
+          <w:rFonts w:hint="eastAsia" w:ascii="SimSun" w:hAnsi="SimSun" w:eastAsia="SimSun" w:cs="SimSun"/>
+          <w:i w:val="0"/>
+          <w:iCs w:val="0"/>
+          <w:caps w:val="0"/>
+          <w:color w:val="1A1C1E"/>
+          <w:spacing w:val="0"/>
+          <w:sz w:val="28"/>
+          <w:szCs w:val="28"/>
+        </w:rPr>
+      </w:pPr>
       <w:r>
         <w:rPr>
           <w:rFonts w:hint="eastAsia" w:ascii="SimSun" w:hAnsi="SimSun" w:eastAsia="SimSun" w:cs="SimSun"/>
@@ -39092,8 +39122,8 @@
           <w:lang w:val="en-US" w:eastAsia="zh-CN"/>
         </w:rPr>
       </w:pPr>
-      <w:bookmarkStart w:id="26" w:name="_Toc3374"/>
-      <w:bookmarkStart w:id="27" w:name="_Toc15799"/>
+      <w:bookmarkStart w:id="26" w:name="_Toc15799"/>
+      <w:bookmarkStart w:id="27" w:name="_Toc3374"/>
       <w:r>
         <w:rPr>
           <w:rFonts w:hint="eastAsia" w:ascii="SimSun" w:hAnsi="SimSun" w:eastAsia="SimSun" w:cs="SimSun"/>
